--- a/00-首页/题组Word/习题书/第三篇-有机化学/2-立体化学-学生版-打印版.docx
+++ b/00-首页/题组Word/习题书/第三篇-有机化学/2-立体化学-学生版-打印版.docx
@@ -8805,14 +8805,18 @@
         </w:rPr>
         <w:t xml:space="preserve">：</w:t>
       </w:r>
-    </w:p>
-    <w:p>
-      <w:pPr>
-        <w:numPr>
-          <w:ilvl w:val="0"/>
-          <w:numId w:val="1006"/>
-        </w:numPr>
-      </w:pPr>
+      <w:r>
+        <w:rPr>
+          <w:rFonts w:ascii="Times New Roman" w:hAnsi="Times New Roman" w:eastAsia="Times New Roman" w:cs="Times New Roman"/>
+        </w:rPr>
+        <w:t xml:space="preserve"> </w:t>
+      </w:r>
+      <w:r>
+        <w:rPr>
+          <w:rFonts w:ascii="Times New Roman" w:hAnsi="Times New Roman" w:eastAsia="Times New Roman" w:cs="Times New Roman"/>
+        </w:rPr>
+        <w:t xml:space="preserve">1. </w:t>
+      </w:r>
       <w:r>
         <w:rPr>
           <w:rFonts w:hint="eastAsia" w:ascii="Times New Roman" w:hAnsi="Times New Roman" w:eastAsia="Times New Roman" w:cs="Times New Roman"/>
@@ -8857,14 +8861,18 @@
         </w:rPr>
         <w:t>画出反应机理</w:t>
       </w:r>
-    </w:p>
-    <w:p>
-      <w:pPr>
-        <w:numPr>
-          <w:ilvl w:val="0"/>
-          <w:numId w:val="1006"/>
-        </w:numPr>
-      </w:pPr>
+      <w:r>
+        <w:rPr>
+          <w:rFonts w:ascii="Times New Roman" w:hAnsi="Times New Roman" w:eastAsia="Times New Roman" w:cs="Times New Roman"/>
+        </w:rPr>
+        <w:t xml:space="preserve"> </w:t>
+      </w:r>
+      <w:r>
+        <w:rPr>
+          <w:rFonts w:ascii="Times New Roman" w:hAnsi="Times New Roman" w:eastAsia="Times New Roman" w:cs="Times New Roman"/>
+        </w:rPr>
+        <w:t xml:space="preserve">2. </w:t>
+      </w:r>
       <w:r>
         <w:rPr>
           <w:rFonts w:hint="eastAsia" w:ascii="Times New Roman" w:hAnsi="Times New Roman" w:eastAsia="FangSong" w:cs="Times New Roman"/>
@@ -8895,14 +8903,18 @@
         </w:rPr>
         <w:t>解释原因</w:t>
       </w:r>
-    </w:p>
-    <w:p>
-      <w:pPr>
-        <w:numPr>
-          <w:ilvl w:val="0"/>
-          <w:numId w:val="1006"/>
-        </w:numPr>
-      </w:pPr>
+      <w:r>
+        <w:rPr>
+          <w:rFonts w:ascii="Times New Roman" w:hAnsi="Times New Roman" w:eastAsia="Times New Roman" w:cs="Times New Roman"/>
+        </w:rPr>
+        <w:t xml:space="preserve"> </w:t>
+      </w:r>
+      <w:r>
+        <w:rPr>
+          <w:rFonts w:ascii="Times New Roman" w:hAnsi="Times New Roman" w:eastAsia="Times New Roman" w:cs="Times New Roman"/>
+        </w:rPr>
+        <w:t xml:space="preserve">3. </w:t>
+      </w:r>
       <w:r>
         <w:rPr>
           <w:rFonts w:hint="eastAsia" w:ascii="Times New Roman" w:hAnsi="Times New Roman" w:eastAsia="FangSong" w:cs="Times New Roman"/>
@@ -8963,14 +8975,18 @@
         </w:rPr>
         <w:t>？</w:t>
       </w:r>
-    </w:p>
-    <w:p>
-      <w:pPr>
-        <w:numPr>
-          <w:ilvl w:val="0"/>
-          <w:numId w:val="1006"/>
-        </w:numPr>
-      </w:pPr>
+      <w:r>
+        <w:rPr>
+          <w:rFonts w:ascii="Times New Roman" w:hAnsi="Times New Roman" w:eastAsia="Times New Roman" w:cs="Times New Roman"/>
+        </w:rPr>
+        <w:t xml:space="preserve"> </w:t>
+      </w:r>
+      <w:r>
+        <w:rPr>
+          <w:rFonts w:ascii="Times New Roman" w:hAnsi="Times New Roman" w:eastAsia="Times New Roman" w:cs="Times New Roman"/>
+        </w:rPr>
+        <w:t xml:space="preserve">4. </w:t>
+      </w:r>
       <w:r>
         <w:rPr>
           <w:rFonts w:hint="eastAsia" w:ascii="Times New Roman" w:hAnsi="Times New Roman" w:eastAsia="FangSong" w:cs="Times New Roman"/>
@@ -9070,28 +9086,168 @@
         <w:rPr>
           <w:rFonts w:hint="eastAsia" w:ascii="Times New Roman" w:hAnsi="Times New Roman" w:eastAsia="Times New Roman" w:cs="Times New Roman"/>
         </w:rPr>
-        <w:t xml:space="preserve">（1）$CH_{3}CH=CH_{2}</w:t>
-      </w:r>
-      <w:r>
-        <w:rPr>
-          <w:rFonts w:ascii="Times New Roman" w:hAnsi="Times New Roman" w:eastAsia="Times New Roman" w:cs="Times New Roman"/>
-        </w:rPr>
-        <w:t xml:space="preserve"> + 1) Hg(OAc)</w:t>
-      </w:r>
-      <w:r>
-        <w:rPr>
-          <w:rFonts w:ascii="Times New Roman" w:hAnsi="Times New Roman" w:eastAsia="Times New Roman" w:cs="Times New Roman"/>
-          <w:i/>
-          <w:iCs/>
-        </w:rPr>
-        <w:t xml:space="preserve">{2}/H</w:t>
-      </w:r>
-      <w:r>
-        <w:rPr>
-          <w:rFonts w:ascii="Times New Roman" w:hAnsi="Times New Roman" w:eastAsia="Times New Roman" w:cs="Times New Roman"/>
-        </w:rPr>
-        <w:t xml:space="preserve">{2}O 2) NaBH_{4}</w:t>
-      </w:r>
+        <w:t xml:space="preserve">（1）</w:t>
+      </w:r>
+      <m:oMath>
+        <m:oMathPr>
+          <m:ctrlPr>
+            <w:rPr>
+              <w:sz w:val="28"/>
+              <w:szCs w:val="28"/>
+            </w:rPr>
+          </m:ctrlPr>
+        </m:oMathPr>
+        <m:r>
+          <m:t>C</m:t>
+        </m:r>
+        <m:sSub>
+          <m:e>
+            <m:r>
+              <m:t>H</m:t>
+            </m:r>
+          </m:e>
+          <m:sub>
+            <m:r>
+              <m:t>3</m:t>
+            </m:r>
+          </m:sub>
+        </m:sSub>
+        <m:r>
+          <m:t>C</m:t>
+        </m:r>
+        <m:r>
+          <m:t>H</m:t>
+        </m:r>
+        <m:r>
+          <m:rPr>
+            <m:sty m:val="p"/>
+          </m:rPr>
+          <m:t>=</m:t>
+        </m:r>
+        <m:r>
+          <m:t>C</m:t>
+        </m:r>
+        <m:sSub>
+          <m:e>
+            <m:r>
+              <m:t>H</m:t>
+            </m:r>
+          </m:e>
+          <m:sub>
+            <m:r>
+              <m:t>2</m:t>
+            </m:r>
+          </m:sub>
+        </m:sSub>
+        <m:r>
+          <m:rPr>
+            <m:sty m:val="p"/>
+          </m:rPr>
+          <m:t>+</m:t>
+        </m:r>
+        <m:r>
+          <m:t>1</m:t>
+        </m:r>
+        <m:r>
+          <m:rPr>
+            <m:sty m:val="p"/>
+          </m:rPr>
+          <m:t>)</m:t>
+        </m:r>
+        <m:r>
+          <m:t>H</m:t>
+        </m:r>
+        <m:r>
+          <m:t>g</m:t>
+        </m:r>
+        <m:r>
+          <m:rPr>
+            <m:sty m:val="p"/>
+          </m:rPr>
+          <m:t>(</m:t>
+        </m:r>
+        <m:r>
+          <m:t>O</m:t>
+        </m:r>
+        <m:r>
+          <m:t>A</m:t>
+        </m:r>
+        <m:r>
+          <m:t>c</m:t>
+        </m:r>
+        <m:sSub>
+          <m:e>
+            <m:r>
+              <m:rPr>
+                <m:sty m:val="p"/>
+              </m:rPr>
+              <m:t>)</m:t>
+            </m:r>
+          </m:e>
+          <m:sub>
+            <m:r>
+              <m:t>2</m:t>
+            </m:r>
+          </m:sub>
+        </m:sSub>
+        <m:r>
+          <m:rPr>
+            <m:sty m:val="p"/>
+          </m:rPr>
+          <m:t>/</m:t>
+        </m:r>
+        <m:sSub>
+          <m:e>
+            <m:r>
+              <m:t>H</m:t>
+            </m:r>
+          </m:e>
+          <m:sub>
+            <m:r>
+              <m:t>2</m:t>
+            </m:r>
+          </m:sub>
+        </m:sSub>
+        <m:r>
+          <m:t>O</m:t>
+        </m:r>
+        <m:r>
+          <m:t>2</m:t>
+        </m:r>
+        <m:r>
+          <m:rPr>
+            <m:sty m:val="p"/>
+          </m:rPr>
+          <m:t>)</m:t>
+        </m:r>
+        <m:r>
+          <m:t>N</m:t>
+        </m:r>
+        <m:r>
+          <m:t>a</m:t>
+        </m:r>
+        <m:r>
+          <m:t>B</m:t>
+        </m:r>
+        <m:sSub>
+          <m:e>
+            <m:r>
+              <m:t>H</m:t>
+            </m:r>
+          </m:e>
+          <m:sub>
+            <m:r>
+              <m:t>4</m:t>
+            </m:r>
+          </m:sub>
+        </m:sSub>
+        <m:r>
+          <m:rPr>
+            <m:sty m:val="p"/>
+          </m:rPr>
+          <m:t>→</m:t>
+        </m:r>
+      </m:oMath>
       <w:r>
         <w:rPr>
           <w:rFonts w:ascii="Times New Roman" w:hAnsi="Times New Roman" w:eastAsia="Times New Roman" w:cs="Times New Roman"/>
@@ -9100,12 +9256,6 @@
       </w:r>
       <w:r>
         <w:rPr>
-          <w:rFonts w:ascii="Times New Roman" w:hAnsi="Times New Roman" w:eastAsia="Times New Roman" w:cs="Times New Roman"/>
-        </w:rPr>
-        <w:t xml:space="preserve">$ </w:t>
-      </w:r>
-      <w:r>
-        <w:rPr>
           <w:rFonts w:hint="eastAsia" w:ascii="Times New Roman" w:hAnsi="Times New Roman" w:eastAsia="FangSong" w:cs="Times New Roman"/>
         </w:rPr>
         <w:t xml:space="preserve">产物</w:t>
@@ -9119,36 +9269,186 @@
         <w:rPr>
           <w:rFonts w:hint="eastAsia" w:ascii="Times New Roman" w:hAnsi="Times New Roman" w:eastAsia="Times New Roman" w:cs="Times New Roman"/>
         </w:rPr>
-        <w:t xml:space="preserve">（2）$(CH_{3})</w:t>
-      </w:r>
-      <w:r>
-        <w:rPr>
-          <w:rFonts w:ascii="Times New Roman" w:hAnsi="Times New Roman" w:eastAsia="Times New Roman" w:cs="Times New Roman"/>
-          <w:i/>
-          <w:iCs/>
-        </w:rPr>
-        <w:t xml:space="preserve">{2}C=CH</w:t>
-      </w:r>
-      <w:r>
-        <w:rPr>
-          <w:rFonts w:ascii="Times New Roman" w:hAnsi="Times New Roman" w:eastAsia="Times New Roman" w:cs="Times New Roman"/>
-        </w:rPr>
-        <w:t xml:space="preserve">{2} + 1) Hg(OAc)</w:t>
-      </w:r>
-      <w:r>
-        <w:rPr>
-          <w:rFonts w:ascii="Times New Roman" w:hAnsi="Times New Roman" w:eastAsia="Times New Roman" w:cs="Times New Roman"/>
-          <w:i/>
-          <w:iCs/>
-        </w:rPr>
-        <w:t xml:space="preserve">{2}/H</w:t>
-      </w:r>
-      <w:r>
-        <w:rPr>
-          <w:rFonts w:ascii="Times New Roman" w:hAnsi="Times New Roman" w:eastAsia="Times New Roman" w:cs="Times New Roman"/>
-        </w:rPr>
-        <w:t xml:space="preserve">{2}O 2) NaBH_{4}</w:t>
-      </w:r>
+        <w:t xml:space="preserve">（2）</w:t>
+      </w:r>
+      <m:oMath>
+        <m:oMathPr>
+          <m:ctrlPr>
+            <w:rPr>
+              <w:sz w:val="28"/>
+              <w:szCs w:val="28"/>
+            </w:rPr>
+          </m:ctrlPr>
+        </m:oMathPr>
+        <m:r>
+          <m:rPr>
+            <m:sty m:val="p"/>
+          </m:rPr>
+          <m:t>(</m:t>
+        </m:r>
+        <m:r>
+          <m:t>C</m:t>
+        </m:r>
+        <m:sSub>
+          <m:e>
+            <m:r>
+              <m:t>H</m:t>
+            </m:r>
+          </m:e>
+          <m:sub>
+            <m:r>
+              <m:t>3</m:t>
+            </m:r>
+          </m:sub>
+        </m:sSub>
+        <m:sSub>
+          <m:e>
+            <m:r>
+              <m:rPr>
+                <m:sty m:val="p"/>
+              </m:rPr>
+              <m:t>)</m:t>
+            </m:r>
+          </m:e>
+          <m:sub>
+            <m:r>
+              <m:t>2</m:t>
+            </m:r>
+          </m:sub>
+        </m:sSub>
+        <m:r>
+          <m:t>C</m:t>
+        </m:r>
+        <m:r>
+          <m:rPr>
+            <m:sty m:val="p"/>
+          </m:rPr>
+          <m:t>=</m:t>
+        </m:r>
+        <m:r>
+          <m:t>C</m:t>
+        </m:r>
+        <m:sSub>
+          <m:e>
+            <m:r>
+              <m:t>H</m:t>
+            </m:r>
+          </m:e>
+          <m:sub>
+            <m:r>
+              <m:t>2</m:t>
+            </m:r>
+          </m:sub>
+        </m:sSub>
+        <m:r>
+          <m:rPr>
+            <m:sty m:val="p"/>
+          </m:rPr>
+          <m:t>+</m:t>
+        </m:r>
+        <m:r>
+          <m:t>1</m:t>
+        </m:r>
+        <m:r>
+          <m:rPr>
+            <m:sty m:val="p"/>
+          </m:rPr>
+          <m:t>)</m:t>
+        </m:r>
+        <m:r>
+          <m:t>H</m:t>
+        </m:r>
+        <m:r>
+          <m:t>g</m:t>
+        </m:r>
+        <m:r>
+          <m:rPr>
+            <m:sty m:val="p"/>
+          </m:rPr>
+          <m:t>(</m:t>
+        </m:r>
+        <m:r>
+          <m:t>O</m:t>
+        </m:r>
+        <m:r>
+          <m:t>A</m:t>
+        </m:r>
+        <m:r>
+          <m:t>c</m:t>
+        </m:r>
+        <m:sSub>
+          <m:e>
+            <m:r>
+              <m:rPr>
+                <m:sty m:val="p"/>
+              </m:rPr>
+              <m:t>)</m:t>
+            </m:r>
+          </m:e>
+          <m:sub>
+            <m:r>
+              <m:t>2</m:t>
+            </m:r>
+          </m:sub>
+        </m:sSub>
+        <m:r>
+          <m:rPr>
+            <m:sty m:val="p"/>
+          </m:rPr>
+          <m:t>/</m:t>
+        </m:r>
+        <m:sSub>
+          <m:e>
+            <m:r>
+              <m:t>H</m:t>
+            </m:r>
+          </m:e>
+          <m:sub>
+            <m:r>
+              <m:t>2</m:t>
+            </m:r>
+          </m:sub>
+        </m:sSub>
+        <m:r>
+          <m:t>O</m:t>
+        </m:r>
+        <m:r>
+          <m:t>2</m:t>
+        </m:r>
+        <m:r>
+          <m:rPr>
+            <m:sty m:val="p"/>
+          </m:rPr>
+          <m:t>)</m:t>
+        </m:r>
+        <m:r>
+          <m:t>N</m:t>
+        </m:r>
+        <m:r>
+          <m:t>a</m:t>
+        </m:r>
+        <m:r>
+          <m:t>B</m:t>
+        </m:r>
+        <m:sSub>
+          <m:e>
+            <m:r>
+              <m:t>H</m:t>
+            </m:r>
+          </m:e>
+          <m:sub>
+            <m:r>
+              <m:t>4</m:t>
+            </m:r>
+          </m:sub>
+        </m:sSub>
+        <m:r>
+          <m:rPr>
+            <m:sty m:val="p"/>
+          </m:rPr>
+          <m:t>→</m:t>
+        </m:r>
+      </m:oMath>
       <w:r>
         <w:rPr>
           <w:rFonts w:ascii="Times New Roman" w:hAnsi="Times New Roman" w:eastAsia="Times New Roman" w:cs="Times New Roman"/>
@@ -9157,12 +9457,6 @@
       </w:r>
       <w:r>
         <w:rPr>
-          <w:rFonts w:ascii="Times New Roman" w:hAnsi="Times New Roman" w:eastAsia="Times New Roman" w:cs="Times New Roman"/>
-        </w:rPr>
-        <w:t xml:space="preserve">$ </w:t>
-      </w:r>
-      <w:r>
-        <w:rPr>
           <w:rFonts w:hint="eastAsia" w:ascii="Times New Roman" w:hAnsi="Times New Roman" w:eastAsia="FangSong" w:cs="Times New Roman"/>
         </w:rPr>
         <w:t xml:space="preserve">产物</w:t>
@@ -9176,39 +9470,179 @@
         <w:rPr>
           <w:rFonts w:hint="eastAsia" w:ascii="Times New Roman" w:hAnsi="Times New Roman" w:eastAsia="Times New Roman" w:cs="Times New Roman"/>
         </w:rPr>
-        <w:t xml:space="preserve">（3）$CH_{3}CH=CH_{2}</w:t>
-      </w:r>
-      <w:r>
-        <w:rPr>
-          <w:rFonts w:ascii="Times New Roman" w:hAnsi="Times New Roman" w:eastAsia="Times New Roman" w:cs="Times New Roman"/>
-        </w:rPr>
-        <w:t xml:space="preserve"> + 1) Hg(OAc)</w:t>
-      </w:r>
-      <w:r>
-        <w:rPr>
-          <w:rFonts w:ascii="Times New Roman" w:hAnsi="Times New Roman" w:eastAsia="Times New Roman" w:cs="Times New Roman"/>
-          <w:i/>
-          <w:iCs/>
-        </w:rPr>
-        <w:t xml:space="preserve">{2}/CH</w:t>
-      </w:r>
-      <w:r>
-        <w:rPr>
-          <w:rFonts w:ascii="Times New Roman" w:hAnsi="Times New Roman" w:eastAsia="Times New Roman" w:cs="Times New Roman"/>
-        </w:rPr>
-        <w:t xml:space="preserve">{3}OH 2) NaBH_{4}</w:t>
-      </w:r>
+        <w:t xml:space="preserve">（3）</w:t>
+      </w:r>
+      <m:oMath>
+        <m:oMathPr>
+          <m:ctrlPr>
+            <w:rPr>
+              <w:sz w:val="28"/>
+              <w:szCs w:val="28"/>
+            </w:rPr>
+          </m:ctrlPr>
+        </m:oMathPr>
+        <m:r>
+          <m:t>C</m:t>
+        </m:r>
+        <m:sSub>
+          <m:e>
+            <m:r>
+              <m:t>H</m:t>
+            </m:r>
+          </m:e>
+          <m:sub>
+            <m:r>
+              <m:t>3</m:t>
+            </m:r>
+          </m:sub>
+        </m:sSub>
+        <m:r>
+          <m:t>C</m:t>
+        </m:r>
+        <m:r>
+          <m:t>H</m:t>
+        </m:r>
+        <m:r>
+          <m:rPr>
+            <m:sty m:val="p"/>
+          </m:rPr>
+          <m:t>=</m:t>
+        </m:r>
+        <m:r>
+          <m:t>C</m:t>
+        </m:r>
+        <m:sSub>
+          <m:e>
+            <m:r>
+              <m:t>H</m:t>
+            </m:r>
+          </m:e>
+          <m:sub>
+            <m:r>
+              <m:t>2</m:t>
+            </m:r>
+          </m:sub>
+        </m:sSub>
+        <m:r>
+          <m:rPr>
+            <m:sty m:val="p"/>
+          </m:rPr>
+          <m:t>+</m:t>
+        </m:r>
+        <m:r>
+          <m:t>1</m:t>
+        </m:r>
+        <m:r>
+          <m:rPr>
+            <m:sty m:val="p"/>
+          </m:rPr>
+          <m:t>)</m:t>
+        </m:r>
+        <m:r>
+          <m:t>H</m:t>
+        </m:r>
+        <m:r>
+          <m:t>g</m:t>
+        </m:r>
+        <m:r>
+          <m:rPr>
+            <m:sty m:val="p"/>
+          </m:rPr>
+          <m:t>(</m:t>
+        </m:r>
+        <m:r>
+          <m:t>O</m:t>
+        </m:r>
+        <m:r>
+          <m:t>A</m:t>
+        </m:r>
+        <m:r>
+          <m:t>c</m:t>
+        </m:r>
+        <m:sSub>
+          <m:e>
+            <m:r>
+              <m:rPr>
+                <m:sty m:val="p"/>
+              </m:rPr>
+              <m:t>)</m:t>
+            </m:r>
+          </m:e>
+          <m:sub>
+            <m:r>
+              <m:t>2</m:t>
+            </m:r>
+          </m:sub>
+        </m:sSub>
+        <m:r>
+          <m:rPr>
+            <m:sty m:val="p"/>
+          </m:rPr>
+          <m:t>/</m:t>
+        </m:r>
+        <m:r>
+          <m:t>C</m:t>
+        </m:r>
+        <m:sSub>
+          <m:e>
+            <m:r>
+              <m:t>H</m:t>
+            </m:r>
+          </m:e>
+          <m:sub>
+            <m:r>
+              <m:t>3</m:t>
+            </m:r>
+          </m:sub>
+        </m:sSub>
+        <m:r>
+          <m:t>O</m:t>
+        </m:r>
+        <m:r>
+          <m:t>H</m:t>
+        </m:r>
+        <m:r>
+          <m:t>2</m:t>
+        </m:r>
+        <m:r>
+          <m:rPr>
+            <m:sty m:val="p"/>
+          </m:rPr>
+          <m:t>)</m:t>
+        </m:r>
+        <m:r>
+          <m:t>N</m:t>
+        </m:r>
+        <m:r>
+          <m:t>a</m:t>
+        </m:r>
+        <m:r>
+          <m:t>B</m:t>
+        </m:r>
+        <m:sSub>
+          <m:e>
+            <m:r>
+              <m:t>H</m:t>
+            </m:r>
+          </m:e>
+          <m:sub>
+            <m:r>
+              <m:t>4</m:t>
+            </m:r>
+          </m:sub>
+        </m:sSub>
+        <m:r>
+          <m:rPr>
+            <m:sty m:val="p"/>
+          </m:rPr>
+          <m:t>→</m:t>
+        </m:r>
+      </m:oMath>
       <w:r>
         <w:rPr>
           <w:rFonts w:ascii="Times New Roman" w:hAnsi="Times New Roman" w:eastAsia="Times New Roman" w:cs="Times New Roman"/>
         </w:rPr>
         <w:t xml:space="preserve"> </w:t>
-      </w:r>
-      <w:r>
-        <w:rPr>
-          <w:rFonts w:ascii="Times New Roman" w:hAnsi="Times New Roman" w:eastAsia="Times New Roman" w:cs="Times New Roman"/>
-        </w:rPr>
-        <w:t xml:space="preserve">$ </w:t>
       </w:r>
       <w:r>
         <w:rPr>
@@ -9898,7 +10332,7 @@
         <w:pStyle w:val="Compact"/>
         <w:numPr>
           <w:ilvl w:val="0"/>
-          <w:numId w:val="1007"/>
+          <w:numId w:val="1006"/>
         </w:numPr>
       </w:pPr>
       <w:r>
@@ -9946,7 +10380,7 @@
         <w:pStyle w:val="Compact"/>
         <w:numPr>
           <w:ilvl w:val="0"/>
-          <w:numId w:val="1007"/>
+          <w:numId w:val="1006"/>
         </w:numPr>
       </w:pPr>
       <w:r>
@@ -10191,14 +10625,111 @@
         <w:rPr>
           <w:rFonts w:hint="eastAsia" w:ascii="Times New Roman" w:hAnsi="Times New Roman" w:eastAsia="Times New Roman" w:cs="Times New Roman"/>
         </w:rPr>
-        <w:t xml:space="preserve">（1）$CH_{3}CH=CH_{2}</w:t>
-      </w:r>
-      <w:r>
-        <w:rPr>
-          <w:rFonts w:ascii="Times New Roman" w:hAnsi="Times New Roman" w:eastAsia="Times New Roman" w:cs="Times New Roman"/>
-        </w:rPr>
-        <w:t xml:space="preserve"> + Br_{2}/CCl_{4}</w:t>
-      </w:r>
+        <w:t xml:space="preserve">（1）</w:t>
+      </w:r>
+      <m:oMath>
+        <m:oMathPr>
+          <m:ctrlPr>
+            <w:rPr>
+              <w:sz w:val="28"/>
+              <w:szCs w:val="28"/>
+            </w:rPr>
+          </m:ctrlPr>
+        </m:oMathPr>
+        <m:r>
+          <m:t>C</m:t>
+        </m:r>
+        <m:sSub>
+          <m:e>
+            <m:r>
+              <m:t>H</m:t>
+            </m:r>
+          </m:e>
+          <m:sub>
+            <m:r>
+              <m:t>3</m:t>
+            </m:r>
+          </m:sub>
+        </m:sSub>
+        <m:r>
+          <m:t>C</m:t>
+        </m:r>
+        <m:r>
+          <m:t>H</m:t>
+        </m:r>
+        <m:r>
+          <m:rPr>
+            <m:sty m:val="p"/>
+          </m:rPr>
+          <m:t>=</m:t>
+        </m:r>
+        <m:r>
+          <m:t>C</m:t>
+        </m:r>
+        <m:sSub>
+          <m:e>
+            <m:r>
+              <m:t>H</m:t>
+            </m:r>
+          </m:e>
+          <m:sub>
+            <m:r>
+              <m:t>2</m:t>
+            </m:r>
+          </m:sub>
+        </m:sSub>
+        <m:r>
+          <m:rPr>
+            <m:sty m:val="p"/>
+          </m:rPr>
+          <m:t>+</m:t>
+        </m:r>
+        <m:r>
+          <m:t>B</m:t>
+        </m:r>
+        <m:sSub>
+          <m:e>
+            <m:r>
+              <m:t>r</m:t>
+            </m:r>
+          </m:e>
+          <m:sub>
+            <m:r>
+              <m:t>2</m:t>
+            </m:r>
+          </m:sub>
+        </m:sSub>
+        <m:r>
+          <m:rPr>
+            <m:sty m:val="p"/>
+          </m:rPr>
+          <m:t>/</m:t>
+        </m:r>
+        <m:r>
+          <m:t>C</m:t>
+        </m:r>
+        <m:r>
+          <m:t>C</m:t>
+        </m:r>
+        <m:sSub>
+          <m:e>
+            <m:r>
+              <m:t>l</m:t>
+            </m:r>
+          </m:e>
+          <m:sub>
+            <m:r>
+              <m:t>4</m:t>
+            </m:r>
+          </m:sub>
+        </m:sSub>
+        <m:r>
+          <m:rPr>
+            <m:sty m:val="p"/>
+          </m:rPr>
+          <m:t>→</m:t>
+        </m:r>
+      </m:oMath>
       <w:r>
         <w:rPr>
           <w:rFonts w:ascii="Times New Roman" w:hAnsi="Times New Roman" w:eastAsia="Times New Roman" w:cs="Times New Roman"/>
@@ -10207,12 +10738,6 @@
       </w:r>
       <w:r>
         <w:rPr>
-          <w:rFonts w:ascii="Times New Roman" w:hAnsi="Times New Roman" w:eastAsia="Times New Roman" w:cs="Times New Roman"/>
-        </w:rPr>
-        <w:t xml:space="preserve">$ </w:t>
-      </w:r>
-      <w:r>
-        <w:rPr>
           <w:rFonts w:hint="eastAsia" w:ascii="Times New Roman" w:hAnsi="Times New Roman" w:eastAsia="FangSong" w:cs="Times New Roman"/>
         </w:rPr>
         <w:t>产物</w:t>
@@ -10244,28 +10769,168 @@
         <w:rPr>
           <w:rFonts w:hint="eastAsia" w:ascii="Times New Roman" w:hAnsi="Times New Roman" w:eastAsia="Times New Roman" w:cs="Times New Roman"/>
         </w:rPr>
-        <w:t xml:space="preserve">（2）$CH_{3}CH=CH_{2}</w:t>
-      </w:r>
-      <w:r>
-        <w:rPr>
-          <w:rFonts w:ascii="Times New Roman" w:hAnsi="Times New Roman" w:eastAsia="Times New Roman" w:cs="Times New Roman"/>
-        </w:rPr>
-        <w:t xml:space="preserve"> + 1) Hg(OAc)</w:t>
-      </w:r>
-      <w:r>
-        <w:rPr>
-          <w:rFonts w:ascii="Times New Roman" w:hAnsi="Times New Roman" w:eastAsia="Times New Roman" w:cs="Times New Roman"/>
-          <w:i/>
-          <w:iCs/>
-        </w:rPr>
-        <w:t xml:space="preserve">{2}/H</w:t>
-      </w:r>
-      <w:r>
-        <w:rPr>
-          <w:rFonts w:ascii="Times New Roman" w:hAnsi="Times New Roman" w:eastAsia="Times New Roman" w:cs="Times New Roman"/>
-        </w:rPr>
-        <w:t xml:space="preserve">{2}O 2) NaBH_{4}</w:t>
-      </w:r>
+        <w:t xml:space="preserve">（2）</w:t>
+      </w:r>
+      <m:oMath>
+        <m:oMathPr>
+          <m:ctrlPr>
+            <w:rPr>
+              <w:sz w:val="28"/>
+              <w:szCs w:val="28"/>
+            </w:rPr>
+          </m:ctrlPr>
+        </m:oMathPr>
+        <m:r>
+          <m:t>C</m:t>
+        </m:r>
+        <m:sSub>
+          <m:e>
+            <m:r>
+              <m:t>H</m:t>
+            </m:r>
+          </m:e>
+          <m:sub>
+            <m:r>
+              <m:t>3</m:t>
+            </m:r>
+          </m:sub>
+        </m:sSub>
+        <m:r>
+          <m:t>C</m:t>
+        </m:r>
+        <m:r>
+          <m:t>H</m:t>
+        </m:r>
+        <m:r>
+          <m:rPr>
+            <m:sty m:val="p"/>
+          </m:rPr>
+          <m:t>=</m:t>
+        </m:r>
+        <m:r>
+          <m:t>C</m:t>
+        </m:r>
+        <m:sSub>
+          <m:e>
+            <m:r>
+              <m:t>H</m:t>
+            </m:r>
+          </m:e>
+          <m:sub>
+            <m:r>
+              <m:t>2</m:t>
+            </m:r>
+          </m:sub>
+        </m:sSub>
+        <m:r>
+          <m:rPr>
+            <m:sty m:val="p"/>
+          </m:rPr>
+          <m:t>+</m:t>
+        </m:r>
+        <m:r>
+          <m:t>1</m:t>
+        </m:r>
+        <m:r>
+          <m:rPr>
+            <m:sty m:val="p"/>
+          </m:rPr>
+          <m:t>)</m:t>
+        </m:r>
+        <m:r>
+          <m:t>H</m:t>
+        </m:r>
+        <m:r>
+          <m:t>g</m:t>
+        </m:r>
+        <m:r>
+          <m:rPr>
+            <m:sty m:val="p"/>
+          </m:rPr>
+          <m:t>(</m:t>
+        </m:r>
+        <m:r>
+          <m:t>O</m:t>
+        </m:r>
+        <m:r>
+          <m:t>A</m:t>
+        </m:r>
+        <m:r>
+          <m:t>c</m:t>
+        </m:r>
+        <m:sSub>
+          <m:e>
+            <m:r>
+              <m:rPr>
+                <m:sty m:val="p"/>
+              </m:rPr>
+              <m:t>)</m:t>
+            </m:r>
+          </m:e>
+          <m:sub>
+            <m:r>
+              <m:t>2</m:t>
+            </m:r>
+          </m:sub>
+        </m:sSub>
+        <m:r>
+          <m:rPr>
+            <m:sty m:val="p"/>
+          </m:rPr>
+          <m:t>/</m:t>
+        </m:r>
+        <m:sSub>
+          <m:e>
+            <m:r>
+              <m:t>H</m:t>
+            </m:r>
+          </m:e>
+          <m:sub>
+            <m:r>
+              <m:t>2</m:t>
+            </m:r>
+          </m:sub>
+        </m:sSub>
+        <m:r>
+          <m:t>O</m:t>
+        </m:r>
+        <m:r>
+          <m:t>2</m:t>
+        </m:r>
+        <m:r>
+          <m:rPr>
+            <m:sty m:val="p"/>
+          </m:rPr>
+          <m:t>)</m:t>
+        </m:r>
+        <m:r>
+          <m:t>N</m:t>
+        </m:r>
+        <m:r>
+          <m:t>a</m:t>
+        </m:r>
+        <m:r>
+          <m:t>B</m:t>
+        </m:r>
+        <m:sSub>
+          <m:e>
+            <m:r>
+              <m:t>H</m:t>
+            </m:r>
+          </m:e>
+          <m:sub>
+            <m:r>
+              <m:t>4</m:t>
+            </m:r>
+          </m:sub>
+        </m:sSub>
+        <m:r>
+          <m:rPr>
+            <m:sty m:val="p"/>
+          </m:rPr>
+          <m:t>→</m:t>
+        </m:r>
+      </m:oMath>
       <w:r>
         <w:rPr>
           <w:rFonts w:ascii="Times New Roman" w:hAnsi="Times New Roman" w:eastAsia="Times New Roman" w:cs="Times New Roman"/>
@@ -10274,12 +10939,6 @@
       </w:r>
       <w:r>
         <w:rPr>
-          <w:rFonts w:ascii="Times New Roman" w:hAnsi="Times New Roman" w:eastAsia="Times New Roman" w:cs="Times New Roman"/>
-        </w:rPr>
-        <w:t xml:space="preserve">$ </w:t>
-      </w:r>
-      <w:r>
-        <w:rPr>
           <w:rFonts w:hint="eastAsia" w:ascii="Times New Roman" w:hAnsi="Times New Roman" w:eastAsia="FangSong" w:cs="Times New Roman"/>
         </w:rPr>
         <w:t xml:space="preserve">产物</w:t>
@@ -10293,25 +10952,173 @@
         <w:rPr>
           <w:rFonts w:hint="eastAsia" w:ascii="Times New Roman" w:hAnsi="Times New Roman" w:eastAsia="Times New Roman" w:cs="Times New Roman"/>
         </w:rPr>
-        <w:t xml:space="preserve">（3）$CH_{3}CH=CH_{2}</w:t>
-      </w:r>
-      <w:r>
-        <w:rPr>
-          <w:rFonts w:ascii="Times New Roman" w:hAnsi="Times New Roman" w:eastAsia="Times New Roman" w:cs="Times New Roman"/>
-        </w:rPr>
-        <w:t xml:space="preserve"> + 1) BH_{3}·THF 2) H_{2}O_{2}/OH^{-}</w:t>
-      </w:r>
+        <w:t xml:space="preserve">（3）</w:t>
+      </w:r>
+      <m:oMath>
+        <m:oMathPr>
+          <m:ctrlPr>
+            <w:rPr>
+              <w:sz w:val="28"/>
+              <w:szCs w:val="28"/>
+            </w:rPr>
+          </m:ctrlPr>
+        </m:oMathPr>
+        <m:r>
+          <m:t>C</m:t>
+        </m:r>
+        <m:sSub>
+          <m:e>
+            <m:r>
+              <m:t>H</m:t>
+            </m:r>
+          </m:e>
+          <m:sub>
+            <m:r>
+              <m:t>3</m:t>
+            </m:r>
+          </m:sub>
+        </m:sSub>
+        <m:r>
+          <m:t>C</m:t>
+        </m:r>
+        <m:r>
+          <m:t>H</m:t>
+        </m:r>
+        <m:r>
+          <m:rPr>
+            <m:sty m:val="p"/>
+          </m:rPr>
+          <m:t>=</m:t>
+        </m:r>
+        <m:r>
+          <m:t>C</m:t>
+        </m:r>
+        <m:sSub>
+          <m:e>
+            <m:r>
+              <m:t>H</m:t>
+            </m:r>
+          </m:e>
+          <m:sub>
+            <m:r>
+              <m:t>2</m:t>
+            </m:r>
+          </m:sub>
+        </m:sSub>
+        <m:r>
+          <m:rPr>
+            <m:sty m:val="p"/>
+          </m:rPr>
+          <m:t>+</m:t>
+        </m:r>
+        <m:r>
+          <m:t>1</m:t>
+        </m:r>
+        <m:r>
+          <m:rPr>
+            <m:sty m:val="p"/>
+          </m:rPr>
+          <m:t>)</m:t>
+        </m:r>
+        <m:r>
+          <m:t>B</m:t>
+        </m:r>
+        <m:sSub>
+          <m:e>
+            <m:r>
+              <m:t>H</m:t>
+            </m:r>
+          </m:e>
+          <m:sub>
+            <m:r>
+              <m:t>3</m:t>
+            </m:r>
+          </m:sub>
+        </m:sSub>
+        <m:r>
+          <m:rPr>
+            <m:sty m:val="p"/>
+          </m:rPr>
+          <m:t>·</m:t>
+        </m:r>
+        <m:r>
+          <m:t>T</m:t>
+        </m:r>
+        <m:r>
+          <m:t>H</m:t>
+        </m:r>
+        <m:r>
+          <m:t>F</m:t>
+        </m:r>
+        <m:r>
+          <m:t>2</m:t>
+        </m:r>
+        <m:r>
+          <m:rPr>
+            <m:sty m:val="p"/>
+          </m:rPr>
+          <m:t>)</m:t>
+        </m:r>
+        <m:sSub>
+          <m:e>
+            <m:r>
+              <m:t>H</m:t>
+            </m:r>
+          </m:e>
+          <m:sub>
+            <m:r>
+              <m:t>2</m:t>
+            </m:r>
+          </m:sub>
+        </m:sSub>
+        <m:sSub>
+          <m:e>
+            <m:r>
+              <m:t>O</m:t>
+            </m:r>
+          </m:e>
+          <m:sub>
+            <m:r>
+              <m:t>2</m:t>
+            </m:r>
+          </m:sub>
+        </m:sSub>
+        <m:r>
+          <m:rPr>
+            <m:sty m:val="p"/>
+          </m:rPr>
+          <m:t>/</m:t>
+        </m:r>
+        <m:r>
+          <m:t>O</m:t>
+        </m:r>
+        <m:sSup>
+          <m:e>
+            <m:r>
+              <m:t>H</m:t>
+            </m:r>
+          </m:e>
+          <m:sup>
+            <m:r>
+              <m:rPr>
+                <m:sty m:val="p"/>
+              </m:rPr>
+              <m:t>−</m:t>
+            </m:r>
+          </m:sup>
+        </m:sSup>
+        <m:r>
+          <m:rPr>
+            <m:sty m:val="p"/>
+          </m:rPr>
+          <m:t>→</m:t>
+        </m:r>
+      </m:oMath>
       <w:r>
         <w:rPr>
           <w:rFonts w:ascii="Times New Roman" w:hAnsi="Times New Roman" w:eastAsia="Times New Roman" w:cs="Times New Roman"/>
         </w:rPr>
         <w:t xml:space="preserve"> </w:t>
-      </w:r>
-      <w:r>
-        <w:rPr>
-          <w:rFonts w:ascii="Times New Roman" w:hAnsi="Times New Roman" w:eastAsia="Times New Roman" w:cs="Times New Roman"/>
-        </w:rPr>
-        <w:t xml:space="preserve">$ </w:t>
       </w:r>
       <w:r>
         <w:rPr>
@@ -25288,7 +26095,7 @@
         <w:pStyle w:val="Compact"/>
         <w:numPr>
           <w:ilvl w:val="0"/>
-          <w:numId w:val="1008"/>
+          <w:numId w:val="1007"/>
         </w:numPr>
       </w:pPr>
       <w:r>
@@ -25369,7 +26176,7 @@
         <w:pStyle w:val="Compact"/>
         <w:numPr>
           <w:ilvl w:val="0"/>
-          <w:numId w:val="1008"/>
+          <w:numId w:val="1007"/>
         </w:numPr>
       </w:pPr>
       <w:r>
@@ -25438,7 +26245,7 @@
         <w:pStyle w:val="Compact"/>
         <w:numPr>
           <w:ilvl w:val="0"/>
-          <w:numId w:val="1008"/>
+          <w:numId w:val="1007"/>
         </w:numPr>
       </w:pPr>
       <w:r>
@@ -28042,7 +28849,7 @@
         <w:pStyle w:val="Compact"/>
         <w:numPr>
           <w:ilvl w:val="0"/>
-          <w:numId w:val="1009"/>
+          <w:numId w:val="1008"/>
         </w:numPr>
       </w:pPr>
       <m:oMath>
@@ -30045,7 +30852,7 @@
         <w:pStyle w:val="Compact"/>
         <w:numPr>
           <w:ilvl w:val="0"/>
-          <w:numId w:val="1010"/>
+          <w:numId w:val="1009"/>
         </w:numPr>
       </w:pPr>
       <w:r>
@@ -30103,6 +30910,459 @@
           <w:rFonts w:hint="eastAsia" w:ascii="Times New Roman" w:hAnsi="Times New Roman" w:eastAsia="FangSong" w:cs="Times New Roman"/>
         </w:rPr>
         <w:t>不含额外取代基</w:t>
+      </w:r>
+    </w:p>
+    <w:p>
+      <w:pPr>
+        <w:pStyle w:val="Compact"/>
+        <w:numPr>
+          <w:ilvl w:val="0"/>
+          <w:numId w:val="1009"/>
+        </w:numPr>
+      </w:pPr>
+      <w:r>
+        <w:rPr>
+          <w:rFonts w:ascii="Times New Roman" w:hAnsi="Times New Roman" w:eastAsia="Times New Roman" w:cs="Times New Roman"/>
+          <w:b/>
+          <w:bCs/>
+        </w:rPr>
+        <w:t xml:space="preserve">(b)</w:t>
+      </w:r>
+      <w:r>
+        <w:rPr>
+          <w:rFonts w:ascii="Times New Roman" w:hAnsi="Times New Roman" w:eastAsia="Times New Roman" w:cs="Times New Roman"/>
+        </w:rPr>
+        <w:t xml:space="preserve"> </w:t>
+      </w:r>
+      <w:r>
+        <w:rPr>
+          <w:rFonts w:hint="eastAsia" w:ascii="Times New Roman" w:hAnsi="Times New Roman" w:eastAsia="Times New Roman" w:cs="Times New Roman"/>
+        </w:rPr>
+        <w:t>2-</w:t>
+      </w:r>
+      <w:r>
+        <w:rPr>
+          <w:rFonts w:hint="eastAsia" w:ascii="Times New Roman" w:hAnsi="Times New Roman" w:eastAsia="FangSong" w:cs="Times New Roman"/>
+        </w:rPr>
+        <w:t>甲基降冰片烷</w:t>
+      </w:r>
+    </w:p>
+    <w:p>
+      <w:pPr>
+        <w:pStyle w:val="Compact"/>
+        <w:numPr>
+          <w:ilvl w:val="0"/>
+          <w:numId w:val="1009"/>
+        </w:numPr>
+      </w:pPr>
+      <w:r>
+        <w:rPr>
+          <w:rFonts w:ascii="Times New Roman" w:hAnsi="Times New Roman" w:eastAsia="Times New Roman" w:cs="Times New Roman"/>
+          <w:b/>
+          <w:bCs/>
+        </w:rPr>
+        <w:t xml:space="preserve">(c)</w:t>
+      </w:r>
+      <w:r>
+        <w:rPr>
+          <w:rFonts w:ascii="Times New Roman" w:hAnsi="Times New Roman" w:eastAsia="Times New Roman" w:cs="Times New Roman"/>
+        </w:rPr>
+        <w:t xml:space="preserve"> </w:t>
+      </w:r>
+      <w:r>
+        <w:rPr>
+          <w:rFonts w:hint="eastAsia" w:ascii="Times New Roman" w:hAnsi="Times New Roman" w:eastAsia="FangSong" w:cs="Times New Roman"/>
+        </w:rPr>
+        <w:t>奎宁</w:t>
+      </w:r>
+      <w:r>
+        <w:rPr>
+          <w:rFonts w:hint="eastAsia" w:ascii="Times New Roman" w:hAnsi="Times New Roman" w:eastAsia="Times New Roman" w:cs="Times New Roman"/>
+        </w:rPr>
+        <w:t>（quinine），</w:t>
+      </w:r>
+      <w:r>
+        <w:rPr>
+          <w:rFonts w:hint="eastAsia" w:ascii="Times New Roman" w:hAnsi="Times New Roman" w:eastAsia="FangSong" w:cs="Times New Roman"/>
+        </w:rPr>
+        <w:t>含</w:t>
+      </w:r>
+      <w:r>
+        <w:rPr>
+          <w:rFonts w:hint="eastAsia" w:ascii="Times New Roman" w:hAnsi="Times New Roman" w:eastAsia="Times New Roman" w:cs="Times New Roman"/>
+        </w:rPr>
+        <w:t>5</w:t>
+      </w:r>
+      <w:r>
+        <w:rPr>
+          <w:rFonts w:hint="eastAsia" w:ascii="Times New Roman" w:hAnsi="Times New Roman" w:eastAsia="FangSong" w:cs="Times New Roman"/>
+        </w:rPr>
+        <w:t>个手性碳</w:t>
+      </w:r>
+      <w:r>
+        <w:rPr>
+          <w:rFonts w:hint="eastAsia" w:ascii="Times New Roman" w:hAnsi="Times New Roman" w:eastAsia="Times New Roman" w:cs="Times New Roman"/>
+        </w:rPr>
+        <w:t>（</w:t>
+      </w:r>
+      <w:r>
+        <w:rPr>
+          <w:rFonts w:hint="eastAsia" w:ascii="Times New Roman" w:hAnsi="Times New Roman" w:eastAsia="FangSong" w:cs="Times New Roman"/>
+        </w:rPr>
+        <w:t>其中</w:t>
+      </w:r>
+      <w:r>
+        <w:rPr>
+          <w:rFonts w:hint="eastAsia" w:ascii="Times New Roman" w:hAnsi="Times New Roman" w:eastAsia="Times New Roman" w:cs="Times New Roman"/>
+        </w:rPr>
+        <w:t>2</w:t>
+      </w:r>
+      <w:r>
+        <w:rPr>
+          <w:rFonts w:hint="eastAsia" w:ascii="Times New Roman" w:hAnsi="Times New Roman" w:eastAsia="FangSong" w:cs="Times New Roman"/>
+        </w:rPr>
+        <w:t>个是桥头碳</w:t>
+      </w:r>
+      <w:r>
+        <w:rPr>
+          <w:rFonts w:hint="eastAsia" w:ascii="Times New Roman" w:hAnsi="Times New Roman" w:eastAsia="Times New Roman" w:cs="Times New Roman"/>
+        </w:rPr>
+        <w:t>）</w:t>
+      </w:r>
+    </w:p>
+    <w:p>
+      <w:pPr>
+        <w:pStyle w:val="FirstParagraph"/>
+      </w:pPr>
+      <w:r>
+        <w:rPr>
+          <w:rFonts w:ascii="Times New Roman" w:hAnsi="Times New Roman" w:eastAsia="Times New Roman" w:cs="Times New Roman"/>
+          <w:b/>
+          <w:bCs/>
+        </w:rPr>
+        <w:t xml:space="preserve">(3)</w:t>
+      </w:r>
+      <w:r>
+        <w:rPr>
+          <w:rFonts w:ascii="Times New Roman" w:hAnsi="Times New Roman" w:eastAsia="Times New Roman" w:cs="Times New Roman"/>
+        </w:rPr>
+        <w:t xml:space="preserve"> </w:t>
+      </w:r>
+      <w:r>
+        <w:rPr>
+          <w:rFonts w:hint="eastAsia" w:ascii="Times New Roman" w:hAnsi="Times New Roman" w:eastAsia="FangSong" w:cs="Times New Roman"/>
+        </w:rPr>
+        <w:t xml:space="preserve">为什么桥环化合物的桥头碳不能发生</w:t>
+      </w:r>
+      <w:r>
+        <w:rPr>
+          <w:rFonts w:ascii="Times New Roman" w:hAnsi="Times New Roman" w:eastAsia="Times New Roman" w:cs="Times New Roman"/>
+        </w:rPr>
+        <w:t xml:space="preserve"> SN2 </w:t>
+      </w:r>
+      <w:r>
+        <w:rPr>
+          <w:rFonts w:hint="eastAsia" w:ascii="Times New Roman" w:hAnsi="Times New Roman" w:eastAsia="FangSong" w:cs="Times New Roman"/>
+        </w:rPr>
+        <w:t>反应</w:t>
+      </w:r>
+      <w:r>
+        <w:rPr>
+          <w:rFonts w:hint="eastAsia" w:ascii="Times New Roman" w:hAnsi="Times New Roman" w:eastAsia="Times New Roman" w:cs="Times New Roman"/>
+        </w:rPr>
+        <w:t>？</w:t>
+      </w:r>
+      <w:r>
+        <w:rPr>
+          <w:rFonts w:hint="eastAsia" w:ascii="Times New Roman" w:hAnsi="Times New Roman" w:eastAsia="FangSong" w:cs="Times New Roman"/>
+        </w:rPr>
+        <w:t>这违反了什么规则</w:t>
+      </w:r>
+      <w:r>
+        <w:rPr>
+          <w:rFonts w:hint="eastAsia" w:ascii="Times New Roman" w:hAnsi="Times New Roman" w:eastAsia="Times New Roman" w:cs="Times New Roman"/>
+        </w:rPr>
+        <w:t>？</w:t>
+      </w:r>
+    </w:p>
+    <w:p>
+      <w:pPr>
+        <w:spacing w:before="160" w:after="80"/>
+      </w:pPr>
+      <w:r>
+        <w:pict>
+          <v:rect style="width:0;height:1.5pt" o:hralign="center" o:hrstd="t" o:hr="t"/>
+        </w:pict>
+      </w:r>
+    </w:p>
+    <w:bookmarkEnd w:id="541"/>
+    <w:bookmarkStart w:id="542" w:name="立体-化学选择性区域选择性立体选择性统一框架"/>
+    <w:p>
+      <w:pPr>
+        <w:pStyle w:val="Heading2"/>
+        <w:spacing w:before="280" w:after="80"/>
+        <w:keepNext/>
+      </w:pPr>
+      <w:r>
+        <w:rPr>
+          <w:rFonts w:ascii="Times New Roman" w:hAnsi="Times New Roman" w:eastAsia="Times New Roman" w:cs="Times New Roman"/>
+        </w:rPr>
+        <w:t xml:space="preserve">2.113 </w:t>
+      </w:r>
+      <w:r>
+        <w:rPr>
+          <w:rFonts w:hint="eastAsia" w:ascii="Times New Roman" w:hAnsi="Times New Roman" w:eastAsia="SimHei" w:cs="Times New Roman"/>
+        </w:rPr>
+        <w:t>立体</w:t>
+      </w:r>
+      <w:r>
+        <w:rPr>
+          <w:rFonts w:hint="eastAsia" w:ascii="Times New Roman" w:hAnsi="Times New Roman" w:eastAsia="Times New Roman" w:cs="Times New Roman"/>
+        </w:rPr>
+        <w:t>-</w:t>
+      </w:r>
+      <w:r>
+        <w:rPr>
+          <w:rFonts w:hint="eastAsia" w:ascii="Times New Roman" w:hAnsi="Times New Roman" w:eastAsia="SimHei" w:cs="Times New Roman"/>
+        </w:rPr>
+        <w:t>化学选择性区域选择性立体选择性统一框架</w:t>
+      </w:r>
+    </w:p>
+    <w:p>
+      <w:pPr>
+        <w:pStyle w:val="FirstParagraph"/>
+      </w:pPr>
+      <w:r>
+        <w:rPr>
+          <w:rFonts w:ascii="Times New Roman" w:hAnsi="Times New Roman" w:eastAsia="Times New Roman" w:cs="Times New Roman"/>
+          <w:b/>
+          <w:bCs/>
+        </w:rPr>
+        <w:t xml:space="preserve">(1)</w:t>
+      </w:r>
+      <w:r>
+        <w:rPr>
+          <w:rFonts w:ascii="Times New Roman" w:hAnsi="Times New Roman" w:eastAsia="Times New Roman" w:cs="Times New Roman"/>
+        </w:rPr>
+        <w:t xml:space="preserve"> </w:t>
+      </w:r>
+      <w:r>
+        <w:rPr>
+          <w:rFonts w:hint="eastAsia" w:ascii="Times New Roman" w:hAnsi="Times New Roman" w:eastAsia="FangSong" w:cs="Times New Roman"/>
+        </w:rPr>
+        <w:t>定义并区分以下三种选择性</w:t>
+      </w:r>
+      <w:r>
+        <w:rPr>
+          <w:rFonts w:hint="eastAsia" w:ascii="Times New Roman" w:hAnsi="Times New Roman" w:eastAsia="Times New Roman" w:cs="Times New Roman"/>
+        </w:rPr>
+        <w:t>：</w:t>
+      </w:r>
+      <w:r>
+        <w:rPr>
+          <w:rFonts w:ascii="Times New Roman" w:hAnsi="Times New Roman" w:eastAsia="Times New Roman" w:cs="Times New Roman"/>
+        </w:rPr>
+        <w:t xml:space="preserve"> </w:t>
+      </w:r>
+      <w:r>
+        <w:rPr>
+          <w:rFonts w:ascii="Times New Roman" w:hAnsi="Times New Roman" w:eastAsia="Times New Roman" w:cs="Times New Roman"/>
+        </w:rPr>
+        <w:t xml:space="preserve">- </w:t>
+      </w:r>
+      <w:r>
+        <w:rPr>
+          <w:rFonts w:hint="eastAsia" w:ascii="Times New Roman" w:hAnsi="Times New Roman" w:eastAsia="FangSong" w:cs="Times New Roman"/>
+        </w:rPr>
+        <w:t>化学选择性</w:t>
+      </w:r>
+      <w:r>
+        <w:rPr>
+          <w:rFonts w:hint="eastAsia" w:ascii="Times New Roman" w:hAnsi="Times New Roman" w:eastAsia="Times New Roman" w:cs="Times New Roman"/>
+        </w:rPr>
+        <w:t>（chemoselectivity）</w:t>
+      </w:r>
+      <w:r>
+        <w:rPr>
+          <w:rFonts w:ascii="Times New Roman" w:hAnsi="Times New Roman" w:eastAsia="Times New Roman" w:cs="Times New Roman"/>
+        </w:rPr>
+        <w:t xml:space="preserve"> </w:t>
+      </w:r>
+      <w:r>
+        <w:rPr>
+          <w:rFonts w:ascii="Times New Roman" w:hAnsi="Times New Roman" w:eastAsia="Times New Roman" w:cs="Times New Roman"/>
+        </w:rPr>
+        <w:t xml:space="preserve">- </w:t>
+      </w:r>
+      <w:r>
+        <w:rPr>
+          <w:rFonts w:hint="eastAsia" w:ascii="Times New Roman" w:hAnsi="Times New Roman" w:eastAsia="FangSong" w:cs="Times New Roman"/>
+        </w:rPr>
+        <w:t>区域选择性</w:t>
+      </w:r>
+      <w:r>
+        <w:rPr>
+          <w:rFonts w:hint="eastAsia" w:ascii="Times New Roman" w:hAnsi="Times New Roman" w:eastAsia="Times New Roman" w:cs="Times New Roman"/>
+        </w:rPr>
+        <w:t>（regioselectivity）</w:t>
+      </w:r>
+      <w:r>
+        <w:rPr>
+          <w:rFonts w:ascii="Times New Roman" w:hAnsi="Times New Roman" w:eastAsia="Times New Roman" w:cs="Times New Roman"/>
+        </w:rPr>
+        <w:t xml:space="preserve"> </w:t>
+      </w:r>
+      <w:r>
+        <w:rPr>
+          <w:rFonts w:ascii="Times New Roman" w:hAnsi="Times New Roman" w:eastAsia="Times New Roman" w:cs="Times New Roman"/>
+        </w:rPr>
+        <w:t xml:space="preserve">- </w:t>
+      </w:r>
+      <w:r>
+        <w:rPr>
+          <w:rFonts w:hint="eastAsia" w:ascii="Times New Roman" w:hAnsi="Times New Roman" w:eastAsia="FangSong" w:cs="Times New Roman"/>
+        </w:rPr>
+        <w:t>立体选择性</w:t>
+      </w:r>
+      <w:r>
+        <w:rPr>
+          <w:rFonts w:hint="eastAsia" w:ascii="Times New Roman" w:hAnsi="Times New Roman" w:eastAsia="Times New Roman" w:cs="Times New Roman"/>
+        </w:rPr>
+        <w:t>（stereoselectivity）</w:t>
+      </w:r>
+    </w:p>
+    <w:p>
+      <w:pPr>
+        <w:pStyle w:val="BodyText"/>
+      </w:pPr>
+      <w:r>
+        <w:rPr>
+          <w:rFonts w:ascii="Times New Roman" w:hAnsi="Times New Roman" w:eastAsia="Times New Roman" w:cs="Times New Roman"/>
+          <w:b/>
+          <w:bCs/>
+        </w:rPr>
+        <w:t xml:space="preserve">(2)</w:t>
+      </w:r>
+      <w:r>
+        <w:rPr>
+          <w:rFonts w:ascii="Times New Roman" w:hAnsi="Times New Roman" w:eastAsia="Times New Roman" w:cs="Times New Roman"/>
+        </w:rPr>
+        <w:t xml:space="preserve"> </w:t>
+      </w:r>
+      <w:r>
+        <w:rPr>
+          <w:rFonts w:hint="eastAsia" w:ascii="Times New Roman" w:hAnsi="Times New Roman" w:eastAsia="FangSong" w:cs="Times New Roman"/>
+        </w:rPr>
+        <w:t>对于一个含有多个官能团的分子</w:t>
+      </w:r>
+      <w:r>
+        <w:rPr>
+          <w:rFonts w:hint="eastAsia" w:ascii="Times New Roman" w:hAnsi="Times New Roman" w:eastAsia="Times New Roman" w:cs="Times New Roman"/>
+        </w:rPr>
+        <w:t>，</w:t>
+      </w:r>
+      <w:r>
+        <w:rPr>
+          <w:rFonts w:hint="eastAsia" w:ascii="Times New Roman" w:hAnsi="Times New Roman" w:eastAsia="FangSong" w:cs="Times New Roman"/>
+        </w:rPr>
+        <w:t>如何按照</w:t>
+      </w:r>
+      <w:r>
+        <w:rPr>
+          <w:rFonts w:hint="eastAsia" w:ascii="Times New Roman" w:hAnsi="Times New Roman" w:eastAsia="Times New Roman" w:cs="Times New Roman"/>
+        </w:rPr>
+        <w:t>”</w:t>
+      </w:r>
+      <w:r>
+        <w:rPr>
+          <w:rFonts w:hint="eastAsia" w:ascii="Times New Roman" w:hAnsi="Times New Roman" w:eastAsia="FangSong" w:cs="Times New Roman"/>
+        </w:rPr>
+        <w:t>三层选择性框架</w:t>
+      </w:r>
+      <w:r>
+        <w:rPr>
+          <w:rFonts w:hint="eastAsia" w:ascii="Times New Roman" w:hAnsi="Times New Roman" w:eastAsia="Times New Roman" w:cs="Times New Roman"/>
+        </w:rPr>
+        <w:t>”</w:t>
+      </w:r>
+      <w:r>
+        <w:rPr>
+          <w:rFonts w:hint="eastAsia" w:ascii="Times New Roman" w:hAnsi="Times New Roman" w:eastAsia="FangSong" w:cs="Times New Roman"/>
+        </w:rPr>
+        <w:t>来设计合成路线</w:t>
+      </w:r>
+      <w:r>
+        <w:rPr>
+          <w:rFonts w:hint="eastAsia" w:ascii="Times New Roman" w:hAnsi="Times New Roman" w:eastAsia="Times New Roman" w:cs="Times New Roman"/>
+        </w:rPr>
+        <w:t>？</w:t>
+      </w:r>
+      <w:r>
+        <w:rPr>
+          <w:rFonts w:hint="eastAsia" w:ascii="Times New Roman" w:hAnsi="Times New Roman" w:eastAsia="FangSong" w:cs="Times New Roman"/>
+        </w:rPr>
+        <w:t>给出具体的设计思路</w:t>
+      </w:r>
+      <w:r>
+        <w:rPr>
+          <w:rFonts w:hint="eastAsia" w:ascii="Times New Roman" w:hAnsi="Times New Roman" w:eastAsia="Times New Roman" w:cs="Times New Roman"/>
+        </w:rPr>
+        <w:t>。</w:t>
+      </w:r>
+    </w:p>
+    <w:p>
+      <w:pPr>
+        <w:pStyle w:val="BodyText"/>
+      </w:pPr>
+      <w:r>
+        <w:rPr>
+          <w:rFonts w:ascii="Times New Roman" w:hAnsi="Times New Roman" w:eastAsia="Times New Roman" w:cs="Times New Roman"/>
+          <w:b/>
+          <w:bCs/>
+        </w:rPr>
+        <w:t xml:space="preserve">(3)</w:t>
+      </w:r>
+      <w:r>
+        <w:rPr>
+          <w:rFonts w:ascii="Times New Roman" w:hAnsi="Times New Roman" w:eastAsia="Times New Roman" w:cs="Times New Roman"/>
+        </w:rPr>
+        <w:t xml:space="preserve"> </w:t>
+      </w:r>
+      <w:r>
+        <w:rPr>
+          <w:rFonts w:hint="eastAsia" w:ascii="Times New Roman" w:hAnsi="Times New Roman" w:eastAsia="FangSong" w:cs="Times New Roman"/>
+        </w:rPr>
+        <w:t>以下反应中</w:t>
+      </w:r>
+      <w:r>
+        <w:rPr>
+          <w:rFonts w:hint="eastAsia" w:ascii="Times New Roman" w:hAnsi="Times New Roman" w:eastAsia="Times New Roman" w:cs="Times New Roman"/>
+        </w:rPr>
+        <w:t>，</w:t>
+      </w:r>
+      <w:r>
+        <w:rPr>
+          <w:rFonts w:hint="eastAsia" w:ascii="Times New Roman" w:hAnsi="Times New Roman" w:eastAsia="FangSong" w:cs="Times New Roman"/>
+        </w:rPr>
+        <w:t>分别涉及哪种选择性</w:t>
+      </w:r>
+      <w:r>
+        <w:rPr>
+          <w:rFonts w:hint="eastAsia" w:ascii="Times New Roman" w:hAnsi="Times New Roman" w:eastAsia="Times New Roman" w:cs="Times New Roman"/>
+        </w:rPr>
+        <w:t>？</w:t>
+      </w:r>
+      <w:r>
+        <w:rPr>
+          <w:rFonts w:hint="eastAsia" w:ascii="Times New Roman" w:hAnsi="Times New Roman" w:eastAsia="FangSong" w:cs="Times New Roman"/>
+        </w:rPr>
+        <w:t>如何通过改变条件来控制</w:t>
+      </w:r>
+      <w:r>
+        <w:rPr>
+          <w:rFonts w:hint="eastAsia" w:ascii="Times New Roman" w:hAnsi="Times New Roman" w:eastAsia="Times New Roman" w:cs="Times New Roman"/>
+        </w:rPr>
+        <w:t>？</w:t>
       </w:r>
     </w:p>
     <w:p>
@@ -30119,7 +31379,7 @@
           <w:b/>
           <w:bCs/>
         </w:rPr>
-        <w:t xml:space="preserve">(b)</w:t>
+        <w:t xml:space="preserve">(a)</w:t>
       </w:r>
       <w:r>
         <w:rPr>
@@ -30129,15 +31389,64 @@
       </w:r>
       <w:r>
         <w:rPr>
-          <w:rFonts w:hint="eastAsia" w:ascii="Times New Roman" w:hAnsi="Times New Roman" w:eastAsia="Times New Roman" w:cs="Times New Roman"/>
-        </w:rPr>
-        <w:t>2-</w:t>
-      </w:r>
-      <w:r>
-        <w:rPr>
-          <w:rFonts w:hint="eastAsia" w:ascii="Times New Roman" w:hAnsi="Times New Roman" w:eastAsia="FangSong" w:cs="Times New Roman"/>
-        </w:rPr>
-        <w:t>甲基降冰片烷</w:t>
+          <w:rFonts w:hint="eastAsia" w:ascii="Times New Roman" w:hAnsi="Times New Roman" w:eastAsia="FangSong" w:cs="Times New Roman"/>
+        </w:rPr>
+        <w:t xml:space="preserve">同一分子中的</w:t>
+      </w:r>
+      <w:r>
+        <w:rPr>
+          <w:rFonts w:ascii="Times New Roman" w:hAnsi="Times New Roman" w:eastAsia="Times New Roman" w:cs="Times New Roman"/>
+        </w:rPr>
+        <w:t xml:space="preserve"> C=C </w:t>
+      </w:r>
+      <w:r>
+        <w:rPr>
+          <w:rFonts w:hint="eastAsia" w:ascii="Times New Roman" w:hAnsi="Times New Roman" w:eastAsia="FangSong" w:cs="Times New Roman"/>
+        </w:rPr>
+        <w:t xml:space="preserve">和</w:t>
+      </w:r>
+      <w:r>
+        <w:rPr>
+          <w:rFonts w:ascii="Times New Roman" w:hAnsi="Times New Roman" w:eastAsia="Times New Roman" w:cs="Times New Roman"/>
+        </w:rPr>
+        <w:t xml:space="preserve"> C=O </w:t>
+      </w:r>
+      <w:r>
+        <w:rPr>
+          <w:rFonts w:hint="eastAsia" w:ascii="Times New Roman" w:hAnsi="Times New Roman" w:eastAsia="FangSong" w:cs="Times New Roman"/>
+        </w:rPr>
+        <w:t>同时存在</w:t>
+      </w:r>
+      <w:r>
+        <w:rPr>
+          <w:rFonts w:hint="eastAsia" w:ascii="Times New Roman" w:hAnsi="Times New Roman" w:eastAsia="Times New Roman" w:cs="Times New Roman"/>
+        </w:rPr>
+        <w:t>，NaBH</w:t>
+      </w:r>
+      <w:r>
+        <w:rPr>
+          <w:rFonts w:hint="eastAsia" w:ascii="Times New Roman" w:hAnsi="Times New Roman" w:eastAsia="Times New Roman" w:cs="Times New Roman"/>
+          <w:vertAlign w:val="subscript"/>
+        </w:rPr>
+        <w:t>4</w:t>
+      </w:r>
+      <w:r>
+        <w:rPr>
+          <w:rFonts w:ascii="Times New Roman" w:hAnsi="Times New Roman" w:eastAsia="Times New Roman" w:cs="Times New Roman"/>
+        </w:rPr>
+        <w:t xml:space="preserve"> </w:t>
+      </w:r>
+      <w:r>
+        <w:rPr>
+          <w:rFonts w:hint="eastAsia" w:ascii="Times New Roman" w:hAnsi="Times New Roman" w:eastAsia="FangSong" w:cs="Times New Roman"/>
+        </w:rPr>
+        <w:t xml:space="preserve">只还原</w:t>
+      </w:r>
+      <w:r>
+        <w:rPr>
+          <w:rFonts w:ascii="Times New Roman" w:hAnsi="Times New Roman" w:eastAsia="Times New Roman" w:cs="Times New Roman"/>
+        </w:rPr>
+        <w:t xml:space="preserve"> C=O</w:t>
       </w:r>
     </w:p>
     <w:p>
@@ -30154,7 +31463,7 @@
           <w:b/>
           <w:bCs/>
         </w:rPr>
-        <w:t xml:space="preserve">(c)</w:t>
+        <w:t xml:space="preserve">(b)</w:t>
       </w:r>
       <w:r>
         <w:rPr>
@@ -30166,396 +31475,19 @@
         <w:rPr>
           <w:rFonts w:hint="eastAsia" w:ascii="Times New Roman" w:hAnsi="Times New Roman" w:eastAsia="FangSong" w:cs="Times New Roman"/>
         </w:rPr>
-        <w:t>奎宁</w:t>
-      </w:r>
-      <w:r>
-        <w:rPr>
-          <w:rFonts w:hint="eastAsia" w:ascii="Times New Roman" w:hAnsi="Times New Roman" w:eastAsia="Times New Roman" w:cs="Times New Roman"/>
-        </w:rPr>
-        <w:t>（quinine），</w:t>
-      </w:r>
-      <w:r>
-        <w:rPr>
-          <w:rFonts w:hint="eastAsia" w:ascii="Times New Roman" w:hAnsi="Times New Roman" w:eastAsia="FangSong" w:cs="Times New Roman"/>
-        </w:rPr>
-        <w:t>含</w:t>
-      </w:r>
-      <w:r>
-        <w:rPr>
-          <w:rFonts w:hint="eastAsia" w:ascii="Times New Roman" w:hAnsi="Times New Roman" w:eastAsia="Times New Roman" w:cs="Times New Roman"/>
-        </w:rPr>
-        <w:t>5</w:t>
-      </w:r>
-      <w:r>
-        <w:rPr>
-          <w:rFonts w:hint="eastAsia" w:ascii="Times New Roman" w:hAnsi="Times New Roman" w:eastAsia="FangSong" w:cs="Times New Roman"/>
-        </w:rPr>
-        <w:t>个手性碳</w:t>
-      </w:r>
-      <w:r>
-        <w:rPr>
-          <w:rFonts w:hint="eastAsia" w:ascii="Times New Roman" w:hAnsi="Times New Roman" w:eastAsia="Times New Roman" w:cs="Times New Roman"/>
-        </w:rPr>
-        <w:t>（</w:t>
-      </w:r>
-      <w:r>
-        <w:rPr>
-          <w:rFonts w:hint="eastAsia" w:ascii="Times New Roman" w:hAnsi="Times New Roman" w:eastAsia="FangSong" w:cs="Times New Roman"/>
-        </w:rPr>
-        <w:t>其中</w:t>
-      </w:r>
-      <w:r>
-        <w:rPr>
-          <w:rFonts w:hint="eastAsia" w:ascii="Times New Roman" w:hAnsi="Times New Roman" w:eastAsia="Times New Roman" w:cs="Times New Roman"/>
-        </w:rPr>
-        <w:t>2</w:t>
-      </w:r>
-      <w:r>
-        <w:rPr>
-          <w:rFonts w:hint="eastAsia" w:ascii="Times New Roman" w:hAnsi="Times New Roman" w:eastAsia="FangSong" w:cs="Times New Roman"/>
-        </w:rPr>
-        <w:t>个是桥头碳</w:t>
-      </w:r>
-      <w:r>
-        <w:rPr>
-          <w:rFonts w:hint="eastAsia" w:ascii="Times New Roman" w:hAnsi="Times New Roman" w:eastAsia="Times New Roman" w:cs="Times New Roman"/>
-        </w:rPr>
-        <w:t>）</w:t>
-      </w:r>
-    </w:p>
-    <w:p>
-      <w:pPr>
-        <w:pStyle w:val="FirstParagraph"/>
-      </w:pPr>
-      <w:r>
-        <w:rPr>
-          <w:rFonts w:ascii="Times New Roman" w:hAnsi="Times New Roman" w:eastAsia="Times New Roman" w:cs="Times New Roman"/>
-          <w:b/>
-          <w:bCs/>
-        </w:rPr>
-        <w:t xml:space="preserve">(3)</w:t>
-      </w:r>
-      <w:r>
-        <w:rPr>
-          <w:rFonts w:ascii="Times New Roman" w:hAnsi="Times New Roman" w:eastAsia="Times New Roman" w:cs="Times New Roman"/>
-        </w:rPr>
-        <w:t xml:space="preserve"> </w:t>
-      </w:r>
-      <w:r>
-        <w:rPr>
-          <w:rFonts w:hint="eastAsia" w:ascii="Times New Roman" w:hAnsi="Times New Roman" w:eastAsia="FangSong" w:cs="Times New Roman"/>
-        </w:rPr>
-        <w:t xml:space="preserve">为什么桥环化合物的桥头碳不能发生</w:t>
-      </w:r>
-      <w:r>
-        <w:rPr>
-          <w:rFonts w:ascii="Times New Roman" w:hAnsi="Times New Roman" w:eastAsia="Times New Roman" w:cs="Times New Roman"/>
-        </w:rPr>
-        <w:t xml:space="preserve"> SN2 </w:t>
-      </w:r>
-      <w:r>
-        <w:rPr>
-          <w:rFonts w:hint="eastAsia" w:ascii="Times New Roman" w:hAnsi="Times New Roman" w:eastAsia="FangSong" w:cs="Times New Roman"/>
-        </w:rPr>
-        <w:t>反应</w:t>
-      </w:r>
-      <w:r>
-        <w:rPr>
-          <w:rFonts w:hint="eastAsia" w:ascii="Times New Roman" w:hAnsi="Times New Roman" w:eastAsia="Times New Roman" w:cs="Times New Roman"/>
-        </w:rPr>
-        <w:t>？</w:t>
-      </w:r>
-      <w:r>
-        <w:rPr>
-          <w:rFonts w:hint="eastAsia" w:ascii="Times New Roman" w:hAnsi="Times New Roman" w:eastAsia="FangSong" w:cs="Times New Roman"/>
-        </w:rPr>
-        <w:t>这违反了什么规则</w:t>
-      </w:r>
-      <w:r>
-        <w:rPr>
-          <w:rFonts w:hint="eastAsia" w:ascii="Times New Roman" w:hAnsi="Times New Roman" w:eastAsia="Times New Roman" w:cs="Times New Roman"/>
-        </w:rPr>
-        <w:t>？</w:t>
-      </w:r>
-    </w:p>
-    <w:p>
-      <w:pPr>
-        <w:spacing w:before="160" w:after="80"/>
-      </w:pPr>
-      <w:r>
-        <w:pict>
-          <v:rect style="width:0;height:1.5pt" o:hralign="center" o:hrstd="t" o:hr="t"/>
-        </w:pict>
-      </w:r>
-    </w:p>
-    <w:bookmarkEnd w:id="541"/>
-    <w:bookmarkStart w:id="542" w:name="立体-化学选择性区域选择性立体选择性统一框架"/>
-    <w:p>
-      <w:pPr>
-        <w:pStyle w:val="Heading2"/>
-        <w:spacing w:before="280" w:after="80"/>
-        <w:keepNext/>
-      </w:pPr>
-      <w:r>
-        <w:rPr>
-          <w:rFonts w:ascii="Times New Roman" w:hAnsi="Times New Roman" w:eastAsia="Times New Roman" w:cs="Times New Roman"/>
-        </w:rPr>
-        <w:t xml:space="preserve">2.113 </w:t>
-      </w:r>
-      <w:r>
-        <w:rPr>
-          <w:rFonts w:hint="eastAsia" w:ascii="Times New Roman" w:hAnsi="Times New Roman" w:eastAsia="SimHei" w:cs="Times New Roman"/>
-        </w:rPr>
-        <w:t>立体</w:t>
-      </w:r>
-      <w:r>
-        <w:rPr>
-          <w:rFonts w:hint="eastAsia" w:ascii="Times New Roman" w:hAnsi="Times New Roman" w:eastAsia="Times New Roman" w:cs="Times New Roman"/>
-        </w:rPr>
-        <w:t>-</w:t>
-      </w:r>
-      <w:r>
-        <w:rPr>
-          <w:rFonts w:hint="eastAsia" w:ascii="Times New Roman" w:hAnsi="Times New Roman" w:eastAsia="SimHei" w:cs="Times New Roman"/>
-        </w:rPr>
-        <w:t>化学选择性区域选择性立体选择性统一框架</w:t>
-      </w:r>
-    </w:p>
-    <w:p>
-      <w:pPr>
-        <w:pStyle w:val="FirstParagraph"/>
-      </w:pPr>
-      <w:r>
-        <w:rPr>
-          <w:rFonts w:ascii="Times New Roman" w:hAnsi="Times New Roman" w:eastAsia="Times New Roman" w:cs="Times New Roman"/>
-          <w:b/>
-          <w:bCs/>
-        </w:rPr>
-        <w:t xml:space="preserve">(1)</w:t>
-      </w:r>
-      <w:r>
-        <w:rPr>
-          <w:rFonts w:ascii="Times New Roman" w:hAnsi="Times New Roman" w:eastAsia="Times New Roman" w:cs="Times New Roman"/>
-        </w:rPr>
-        <w:t xml:space="preserve"> </w:t>
-      </w:r>
-      <w:r>
-        <w:rPr>
-          <w:rFonts w:hint="eastAsia" w:ascii="Times New Roman" w:hAnsi="Times New Roman" w:eastAsia="FangSong" w:cs="Times New Roman"/>
-        </w:rPr>
-        <w:t>定义并区分以下三种选择性</w:t>
-      </w:r>
-      <w:r>
-        <w:rPr>
-          <w:rFonts w:hint="eastAsia" w:ascii="Times New Roman" w:hAnsi="Times New Roman" w:eastAsia="Times New Roman" w:cs="Times New Roman"/>
-        </w:rPr>
-        <w:t>：</w:t>
-      </w:r>
-      <w:r>
-        <w:rPr>
-          <w:rFonts w:ascii="Times New Roman" w:hAnsi="Times New Roman" w:eastAsia="Times New Roman" w:cs="Times New Roman"/>
-        </w:rPr>
-        <w:t xml:space="preserve"> </w:t>
-      </w:r>
-      <w:r>
-        <w:rPr>
-          <w:rFonts w:ascii="Times New Roman" w:hAnsi="Times New Roman" w:eastAsia="Times New Roman" w:cs="Times New Roman"/>
-        </w:rPr>
-        <w:t xml:space="preserve">- </w:t>
-      </w:r>
-      <w:r>
-        <w:rPr>
-          <w:rFonts w:hint="eastAsia" w:ascii="Times New Roman" w:hAnsi="Times New Roman" w:eastAsia="FangSong" w:cs="Times New Roman"/>
-        </w:rPr>
-        <w:t>化学选择性</w:t>
-      </w:r>
-      <w:r>
-        <w:rPr>
-          <w:rFonts w:hint="eastAsia" w:ascii="Times New Roman" w:hAnsi="Times New Roman" w:eastAsia="Times New Roman" w:cs="Times New Roman"/>
-        </w:rPr>
-        <w:t>（chemoselectivity）</w:t>
-      </w:r>
-      <w:r>
-        <w:rPr>
-          <w:rFonts w:ascii="Times New Roman" w:hAnsi="Times New Roman" w:eastAsia="Times New Roman" w:cs="Times New Roman"/>
-        </w:rPr>
-        <w:t xml:space="preserve"> </w:t>
-      </w:r>
-      <w:r>
-        <w:rPr>
-          <w:rFonts w:ascii="Times New Roman" w:hAnsi="Times New Roman" w:eastAsia="Times New Roman" w:cs="Times New Roman"/>
-        </w:rPr>
-        <w:t xml:space="preserve">- </w:t>
-      </w:r>
-      <w:r>
-        <w:rPr>
-          <w:rFonts w:hint="eastAsia" w:ascii="Times New Roman" w:hAnsi="Times New Roman" w:eastAsia="FangSong" w:cs="Times New Roman"/>
-        </w:rPr>
-        <w:t>区域选择性</w:t>
-      </w:r>
-      <w:r>
-        <w:rPr>
-          <w:rFonts w:hint="eastAsia" w:ascii="Times New Roman" w:hAnsi="Times New Roman" w:eastAsia="Times New Roman" w:cs="Times New Roman"/>
-        </w:rPr>
-        <w:t>（regioselectivity）</w:t>
-      </w:r>
-      <w:r>
-        <w:rPr>
-          <w:rFonts w:ascii="Times New Roman" w:hAnsi="Times New Roman" w:eastAsia="Times New Roman" w:cs="Times New Roman"/>
-        </w:rPr>
-        <w:t xml:space="preserve"> </w:t>
-      </w:r>
-      <w:r>
-        <w:rPr>
-          <w:rFonts w:ascii="Times New Roman" w:hAnsi="Times New Roman" w:eastAsia="Times New Roman" w:cs="Times New Roman"/>
-        </w:rPr>
-        <w:t xml:space="preserve">- </w:t>
-      </w:r>
-      <w:r>
-        <w:rPr>
-          <w:rFonts w:hint="eastAsia" w:ascii="Times New Roman" w:hAnsi="Times New Roman" w:eastAsia="FangSong" w:cs="Times New Roman"/>
-        </w:rPr>
-        <w:t>立体选择性</w:t>
-      </w:r>
-      <w:r>
-        <w:rPr>
-          <w:rFonts w:hint="eastAsia" w:ascii="Times New Roman" w:hAnsi="Times New Roman" w:eastAsia="Times New Roman" w:cs="Times New Roman"/>
-        </w:rPr>
-        <w:t>（stereoselectivity）</w:t>
-      </w:r>
-    </w:p>
-    <w:p>
-      <w:pPr>
-        <w:pStyle w:val="BodyText"/>
-      </w:pPr>
-      <w:r>
-        <w:rPr>
-          <w:rFonts w:ascii="Times New Roman" w:hAnsi="Times New Roman" w:eastAsia="Times New Roman" w:cs="Times New Roman"/>
-          <w:b/>
-          <w:bCs/>
-        </w:rPr>
-        <w:t xml:space="preserve">(2)</w:t>
-      </w:r>
-      <w:r>
-        <w:rPr>
-          <w:rFonts w:ascii="Times New Roman" w:hAnsi="Times New Roman" w:eastAsia="Times New Roman" w:cs="Times New Roman"/>
-        </w:rPr>
-        <w:t xml:space="preserve"> </w:t>
-      </w:r>
-      <w:r>
-        <w:rPr>
-          <w:rFonts w:hint="eastAsia" w:ascii="Times New Roman" w:hAnsi="Times New Roman" w:eastAsia="FangSong" w:cs="Times New Roman"/>
-        </w:rPr>
-        <w:t>对于一个含有多个官能团的分子</w:t>
-      </w:r>
-      <w:r>
-        <w:rPr>
-          <w:rFonts w:hint="eastAsia" w:ascii="Times New Roman" w:hAnsi="Times New Roman" w:eastAsia="Times New Roman" w:cs="Times New Roman"/>
-        </w:rPr>
-        <w:t>，</w:t>
-      </w:r>
-      <w:r>
-        <w:rPr>
-          <w:rFonts w:hint="eastAsia" w:ascii="Times New Roman" w:hAnsi="Times New Roman" w:eastAsia="FangSong" w:cs="Times New Roman"/>
-        </w:rPr>
-        <w:t>如何按照</w:t>
-      </w:r>
-      <w:r>
-        <w:rPr>
-          <w:rFonts w:hint="eastAsia" w:ascii="Times New Roman" w:hAnsi="Times New Roman" w:eastAsia="Times New Roman" w:cs="Times New Roman"/>
-        </w:rPr>
-        <w:t>”</w:t>
-      </w:r>
-      <w:r>
-        <w:rPr>
-          <w:rFonts w:hint="eastAsia" w:ascii="Times New Roman" w:hAnsi="Times New Roman" w:eastAsia="FangSong" w:cs="Times New Roman"/>
-        </w:rPr>
-        <w:t>三层选择性框架</w:t>
-      </w:r>
-      <w:r>
-        <w:rPr>
-          <w:rFonts w:hint="eastAsia" w:ascii="Times New Roman" w:hAnsi="Times New Roman" w:eastAsia="Times New Roman" w:cs="Times New Roman"/>
-        </w:rPr>
-        <w:t>”</w:t>
-      </w:r>
-      <w:r>
-        <w:rPr>
-          <w:rFonts w:hint="eastAsia" w:ascii="Times New Roman" w:hAnsi="Times New Roman" w:eastAsia="FangSong" w:cs="Times New Roman"/>
-        </w:rPr>
-        <w:t>来设计合成路线</w:t>
-      </w:r>
-      <w:r>
-        <w:rPr>
-          <w:rFonts w:hint="eastAsia" w:ascii="Times New Roman" w:hAnsi="Times New Roman" w:eastAsia="Times New Roman" w:cs="Times New Roman"/>
-        </w:rPr>
-        <w:t>？</w:t>
-      </w:r>
-      <w:r>
-        <w:rPr>
-          <w:rFonts w:hint="eastAsia" w:ascii="Times New Roman" w:hAnsi="Times New Roman" w:eastAsia="FangSong" w:cs="Times New Roman"/>
-        </w:rPr>
-        <w:t>给出具体的设计思路</w:t>
-      </w:r>
-      <w:r>
-        <w:rPr>
-          <w:rFonts w:hint="eastAsia" w:ascii="Times New Roman" w:hAnsi="Times New Roman" w:eastAsia="Times New Roman" w:cs="Times New Roman"/>
-        </w:rPr>
-        <w:t>。</w:t>
-      </w:r>
-    </w:p>
-    <w:p>
-      <w:pPr>
-        <w:pStyle w:val="BodyText"/>
-      </w:pPr>
-      <w:r>
-        <w:rPr>
-          <w:rFonts w:ascii="Times New Roman" w:hAnsi="Times New Roman" w:eastAsia="Times New Roman" w:cs="Times New Roman"/>
-          <w:b/>
-          <w:bCs/>
-        </w:rPr>
-        <w:t xml:space="preserve">(3)</w:t>
-      </w:r>
-      <w:r>
-        <w:rPr>
-          <w:rFonts w:ascii="Times New Roman" w:hAnsi="Times New Roman" w:eastAsia="Times New Roman" w:cs="Times New Roman"/>
-        </w:rPr>
-        <w:t xml:space="preserve"> </w:t>
-      </w:r>
-      <w:r>
-        <w:rPr>
-          <w:rFonts w:hint="eastAsia" w:ascii="Times New Roman" w:hAnsi="Times New Roman" w:eastAsia="FangSong" w:cs="Times New Roman"/>
-        </w:rPr>
-        <w:t>以下反应中</w:t>
-      </w:r>
-      <w:r>
-        <w:rPr>
-          <w:rFonts w:hint="eastAsia" w:ascii="Times New Roman" w:hAnsi="Times New Roman" w:eastAsia="Times New Roman" w:cs="Times New Roman"/>
-        </w:rPr>
-        <w:t>，</w:t>
-      </w:r>
-      <w:r>
-        <w:rPr>
-          <w:rFonts w:hint="eastAsia" w:ascii="Times New Roman" w:hAnsi="Times New Roman" w:eastAsia="FangSong" w:cs="Times New Roman"/>
-        </w:rPr>
-        <w:t>分别涉及哪种选择性</w:t>
-      </w:r>
-      <w:r>
-        <w:rPr>
-          <w:rFonts w:hint="eastAsia" w:ascii="Times New Roman" w:hAnsi="Times New Roman" w:eastAsia="Times New Roman" w:cs="Times New Roman"/>
-        </w:rPr>
-        <w:t>？</w:t>
-      </w:r>
-      <w:r>
-        <w:rPr>
-          <w:rFonts w:hint="eastAsia" w:ascii="Times New Roman" w:hAnsi="Times New Roman" w:eastAsia="FangSong" w:cs="Times New Roman"/>
-        </w:rPr>
-        <w:t>如何通过改变条件来控制</w:t>
-      </w:r>
-      <w:r>
-        <w:rPr>
-          <w:rFonts w:hint="eastAsia" w:ascii="Times New Roman" w:hAnsi="Times New Roman" w:eastAsia="Times New Roman" w:cs="Times New Roman"/>
-        </w:rPr>
-        <w:t>？</w:t>
+        <w:t xml:space="preserve">丙烯与</w:t>
+      </w:r>
+      <w:r>
+        <w:rPr>
+          <w:rFonts w:ascii="Times New Roman" w:hAnsi="Times New Roman" w:eastAsia="Times New Roman" w:cs="Times New Roman"/>
+        </w:rPr>
+        <w:t xml:space="preserve"> HBr </w:t>
+      </w:r>
+      <w:r>
+        <w:rPr>
+          <w:rFonts w:hint="eastAsia" w:ascii="Times New Roman" w:hAnsi="Times New Roman" w:eastAsia="FangSong" w:cs="Times New Roman"/>
+        </w:rPr>
+        <w:t xml:space="preserve">在过氧化物存在下反应</w:t>
       </w:r>
     </w:p>
     <w:p>
@@ -30563,132 +31495,7 @@
         <w:pStyle w:val="Compact"/>
         <w:numPr>
           <w:ilvl w:val="0"/>
-          <w:numId w:val="1011"/>
-        </w:numPr>
-      </w:pPr>
-      <w:r>
-        <w:rPr>
-          <w:rFonts w:ascii="Times New Roman" w:hAnsi="Times New Roman" w:eastAsia="Times New Roman" w:cs="Times New Roman"/>
-          <w:b/>
-          <w:bCs/>
-        </w:rPr>
-        <w:t xml:space="preserve">(a)</w:t>
-      </w:r>
-      <w:r>
-        <w:rPr>
-          <w:rFonts w:ascii="Times New Roman" w:hAnsi="Times New Roman" w:eastAsia="Times New Roman" w:cs="Times New Roman"/>
-        </w:rPr>
-        <w:t xml:space="preserve"> </w:t>
-      </w:r>
-      <w:r>
-        <w:rPr>
-          <w:rFonts w:hint="eastAsia" w:ascii="Times New Roman" w:hAnsi="Times New Roman" w:eastAsia="FangSong" w:cs="Times New Roman"/>
-        </w:rPr>
-        <w:t xml:space="preserve">同一分子中的</w:t>
-      </w:r>
-      <w:r>
-        <w:rPr>
-          <w:rFonts w:ascii="Times New Roman" w:hAnsi="Times New Roman" w:eastAsia="Times New Roman" w:cs="Times New Roman"/>
-        </w:rPr>
-        <w:t xml:space="preserve"> C=C </w:t>
-      </w:r>
-      <w:r>
-        <w:rPr>
-          <w:rFonts w:hint="eastAsia" w:ascii="Times New Roman" w:hAnsi="Times New Roman" w:eastAsia="FangSong" w:cs="Times New Roman"/>
-        </w:rPr>
-        <w:t xml:space="preserve">和</w:t>
-      </w:r>
-      <w:r>
-        <w:rPr>
-          <w:rFonts w:ascii="Times New Roman" w:hAnsi="Times New Roman" w:eastAsia="Times New Roman" w:cs="Times New Roman"/>
-        </w:rPr>
-        <w:t xml:space="preserve"> C=O </w:t>
-      </w:r>
-      <w:r>
-        <w:rPr>
-          <w:rFonts w:hint="eastAsia" w:ascii="Times New Roman" w:hAnsi="Times New Roman" w:eastAsia="FangSong" w:cs="Times New Roman"/>
-        </w:rPr>
-        <w:t>同时存在</w:t>
-      </w:r>
-      <w:r>
-        <w:rPr>
-          <w:rFonts w:hint="eastAsia" w:ascii="Times New Roman" w:hAnsi="Times New Roman" w:eastAsia="Times New Roman" w:cs="Times New Roman"/>
-        </w:rPr>
-        <w:t>，NaBH</w:t>
-      </w:r>
-      <w:r>
-        <w:rPr>
-          <w:rFonts w:hint="eastAsia" w:ascii="Times New Roman" w:hAnsi="Times New Roman" w:eastAsia="Times New Roman" w:cs="Times New Roman"/>
-          <w:vertAlign w:val="subscript"/>
-        </w:rPr>
-        <w:t>4</w:t>
-      </w:r>
-      <w:r>
-        <w:rPr>
-          <w:rFonts w:ascii="Times New Roman" w:hAnsi="Times New Roman" w:eastAsia="Times New Roman" w:cs="Times New Roman"/>
-        </w:rPr>
-        <w:t xml:space="preserve"> </w:t>
-      </w:r>
-      <w:r>
-        <w:rPr>
-          <w:rFonts w:hint="eastAsia" w:ascii="Times New Roman" w:hAnsi="Times New Roman" w:eastAsia="FangSong" w:cs="Times New Roman"/>
-        </w:rPr>
-        <w:t xml:space="preserve">只还原</w:t>
-      </w:r>
-      <w:r>
-        <w:rPr>
-          <w:rFonts w:ascii="Times New Roman" w:hAnsi="Times New Roman" w:eastAsia="Times New Roman" w:cs="Times New Roman"/>
-        </w:rPr>
-        <w:t xml:space="preserve"> C=O</w:t>
-      </w:r>
-    </w:p>
-    <w:p>
-      <w:pPr>
-        <w:pStyle w:val="Compact"/>
-        <w:numPr>
-          <w:ilvl w:val="0"/>
-          <w:numId w:val="1011"/>
-        </w:numPr>
-      </w:pPr>
-      <w:r>
-        <w:rPr>
-          <w:rFonts w:ascii="Times New Roman" w:hAnsi="Times New Roman" w:eastAsia="Times New Roman" w:cs="Times New Roman"/>
-          <w:b/>
-          <w:bCs/>
-        </w:rPr>
-        <w:t xml:space="preserve">(b)</w:t>
-      </w:r>
-      <w:r>
-        <w:rPr>
-          <w:rFonts w:ascii="Times New Roman" w:hAnsi="Times New Roman" w:eastAsia="Times New Roman" w:cs="Times New Roman"/>
-        </w:rPr>
-        <w:t xml:space="preserve"> </w:t>
-      </w:r>
-      <w:r>
-        <w:rPr>
-          <w:rFonts w:hint="eastAsia" w:ascii="Times New Roman" w:hAnsi="Times New Roman" w:eastAsia="FangSong" w:cs="Times New Roman"/>
-        </w:rPr>
-        <w:t xml:space="preserve">丙烯与</w:t>
-      </w:r>
-      <w:r>
-        <w:rPr>
-          <w:rFonts w:ascii="Times New Roman" w:hAnsi="Times New Roman" w:eastAsia="Times New Roman" w:cs="Times New Roman"/>
-        </w:rPr>
-        <w:t xml:space="preserve"> HBr </w:t>
-      </w:r>
-      <w:r>
-        <w:rPr>
-          <w:rFonts w:hint="eastAsia" w:ascii="Times New Roman" w:hAnsi="Times New Roman" w:eastAsia="FangSong" w:cs="Times New Roman"/>
-        </w:rPr>
-        <w:t xml:space="preserve">在过氧化物存在下反应</w:t>
-      </w:r>
-    </w:p>
-    <w:p>
-      <w:pPr>
-        <w:pStyle w:val="Compact"/>
-        <w:numPr>
-          <w:ilvl w:val="0"/>
-          <w:numId w:val="1011"/>
+          <w:numId w:val="1010"/>
         </w:numPr>
       </w:pPr>
       <w:r>
@@ -31494,6 +32301,9 @@
     </w:lvlOverride>
   </w:num>
   <w:num w:numId="1006">
+    <w:abstractNumId w:val="991"/>
+  </w:num>
+  <w:num w:numId="1007">
     <w:abstractNumId w:val="99411"/>
     <w:lvlOverride w:ilvl="0">
       <w:startOverride w:val="1"/>
@@ -31523,11 +32333,8 @@
       <w:startOverride w:val="1"/>
     </w:lvlOverride>
   </w:num>
-  <w:num w:numId="1007">
-    <w:abstractNumId w:val="991"/>
-  </w:num>
   <w:num w:numId="1008">
-    <w:abstractNumId w:val="99411"/>
+    <w:abstractNumId w:val="99431"/>
     <w:lvlOverride w:ilvl="0">
       <w:startOverride w:val="1"/>
     </w:lvlOverride>
@@ -31557,39 +32364,9 @@
     </w:lvlOverride>
   </w:num>
   <w:num w:numId="1009">
-    <w:abstractNumId w:val="99431"/>
-    <w:lvlOverride w:ilvl="0">
-      <w:startOverride w:val="1"/>
-    </w:lvlOverride>
-    <w:lvlOverride w:ilvl="1">
-      <w:startOverride w:val="1"/>
-    </w:lvlOverride>
-    <w:lvlOverride w:ilvl="2">
-      <w:startOverride w:val="1"/>
-    </w:lvlOverride>
-    <w:lvlOverride w:ilvl="3">
-      <w:startOverride w:val="1"/>
-    </w:lvlOverride>
-    <w:lvlOverride w:ilvl="4">
-      <w:startOverride w:val="1"/>
-    </w:lvlOverride>
-    <w:lvlOverride w:ilvl="5">
-      <w:startOverride w:val="1"/>
-    </w:lvlOverride>
-    <w:lvlOverride w:ilvl="6">
-      <w:startOverride w:val="1"/>
-    </w:lvlOverride>
-    <w:lvlOverride w:ilvl="7">
-      <w:startOverride w:val="1"/>
-    </w:lvlOverride>
-    <w:lvlOverride w:ilvl="8">
-      <w:startOverride w:val="1"/>
-    </w:lvlOverride>
+    <w:abstractNumId w:val="991"/>
   </w:num>
   <w:num w:numId="1010">
-    <w:abstractNumId w:val="991"/>
-  </w:num>
-  <w:num w:numId="1011">
     <w:abstractNumId w:val="991"/>
   </w:num>
 </w:numbering>

--- a/00-首页/题组Word/习题书/第三篇-有机化学/2-立体化学-学生版-打印版.docx
+++ b/00-首页/题组Word/习题书/第三篇-有机化学/2-立体化学-学生版-打印版.docx
@@ -142,6 +142,31 @@
     </w:p>
     <w:p>
       <w:pPr>
+        <w:spacing w:before="0" w:after="0"/>
+      </w:pPr>
+    </w:p>
+    <w:p>
+      <w:pPr>
+        <w:spacing w:before="0" w:after="0"/>
+      </w:pPr>
+    </w:p>
+    <w:p>
+      <w:pPr>
+        <w:spacing w:before="0" w:after="0"/>
+      </w:pPr>
+    </w:p>
+    <w:p>
+      <w:pPr>
+        <w:spacing w:before="0" w:after="0"/>
+      </w:pPr>
+    </w:p>
+    <w:p>
+      <w:pPr>
+        <w:spacing w:before="0" w:after="0"/>
+      </w:pPr>
+    </w:p>
+    <w:p>
+      <w:pPr>
         <w:spacing w:before="160" w:after="80"/>
       </w:pPr>
       <w:r>
@@ -194,7 +219,7 @@
         </w:rPr>
         <w:drawing>
           <wp:inline>
-            <wp:extent cx="2235200" cy="1028700"/>
+            <wp:extent cx="2235200" cy="959821"/>
             <wp:effectExtent b="0" l="0" r="0" t="0"/>
             <wp:docPr descr="" title="" id="12" name="Picture"/>
             <a:graphic>
@@ -215,7 +240,7 @@
                   <pic:spPr bwMode="auto">
                     <a:xfrm>
                       <a:off x="0" y="0"/>
-                      <a:ext cx="2235200" cy="1028700"/>
+                      <a:ext cx="2235200" cy="959821"/>
                     </a:xfrm>
                     <a:prstGeom prst="rect">
                       <a:avLst/>
@@ -246,7 +271,7 @@
         </w:rPr>
         <w:drawing>
           <wp:inline>
-            <wp:extent cx="1600200" cy="1460500"/>
+            <wp:extent cx="1600200" cy="1382573"/>
             <wp:effectExtent b="0" l="0" r="0" t="0"/>
             <wp:docPr descr="" title="" id="15" name="Picture"/>
             <a:graphic>
@@ -267,7 +292,7 @@
                   <pic:spPr bwMode="auto">
                     <a:xfrm>
                       <a:off x="0" y="0"/>
-                      <a:ext cx="1600200" cy="1460500"/>
+                      <a:ext cx="1600200" cy="1382573"/>
                     </a:xfrm>
                     <a:prstGeom prst="rect">
                       <a:avLst/>
@@ -298,7 +323,7 @@
         </w:rPr>
         <w:drawing>
           <wp:inline>
-            <wp:extent cx="1485900" cy="1358900"/>
+            <wp:extent cx="1485900" cy="1257300"/>
             <wp:effectExtent b="0" l="0" r="0" t="0"/>
             <wp:docPr descr="" title="" id="18" name="Picture"/>
             <a:graphic>
@@ -319,7 +344,7 @@
                   <pic:spPr bwMode="auto">
                     <a:xfrm>
                       <a:off x="0" y="0"/>
-                      <a:ext cx="1485900" cy="1358900"/>
+                      <a:ext cx="1485900" cy="1257300"/>
                     </a:xfrm>
                     <a:prstGeom prst="rect">
                       <a:avLst/>
@@ -350,7 +375,7 @@
         </w:rPr>
         <w:drawing>
           <wp:inline>
-            <wp:extent cx="1524000" cy="1384300"/>
+            <wp:extent cx="1524000" cy="1376947"/>
             <wp:effectExtent b="0" l="0" r="0" t="0"/>
             <wp:docPr descr="" title="" id="21" name="Picture"/>
             <a:graphic>
@@ -371,7 +396,7 @@
                   <pic:spPr bwMode="auto">
                     <a:xfrm>
                       <a:off x="0" y="0"/>
-                      <a:ext cx="1524000" cy="1384300"/>
+                      <a:ext cx="1524000" cy="1376947"/>
                     </a:xfrm>
                     <a:prstGeom prst="rect">
                       <a:avLst/>
@@ -402,7 +427,7 @@
         </w:rPr>
         <w:drawing>
           <wp:inline>
-            <wp:extent cx="1562100" cy="1422400"/>
+            <wp:extent cx="1562100" cy="1357234"/>
             <wp:effectExtent b="0" l="0" r="0" t="0"/>
             <wp:docPr descr="" title="" id="24" name="Picture"/>
             <a:graphic>
@@ -423,7 +448,7 @@
                   <pic:spPr bwMode="auto">
                     <a:xfrm>
                       <a:off x="0" y="0"/>
-                      <a:ext cx="1562100" cy="1422400"/>
+                      <a:ext cx="1562100" cy="1357234"/>
                     </a:xfrm>
                     <a:prstGeom prst="rect">
                       <a:avLst/>
@@ -454,7 +479,7 @@
         </w:rPr>
         <w:drawing>
           <wp:inline>
-            <wp:extent cx="1498600" cy="1181100"/>
+            <wp:extent cx="1498600" cy="1143668"/>
             <wp:effectExtent b="0" l="0" r="0" t="0"/>
             <wp:docPr descr="" title="" id="27" name="Picture"/>
             <a:graphic>
@@ -475,7 +500,7 @@
                   <pic:spPr bwMode="auto">
                     <a:xfrm>
                       <a:off x="0" y="0"/>
-                      <a:ext cx="1498600" cy="1181100"/>
+                      <a:ext cx="1498600" cy="1143668"/>
                     </a:xfrm>
                     <a:prstGeom prst="rect">
                       <a:avLst/>
@@ -539,6 +564,31 @@
     </w:p>
     <w:p>
       <w:pPr>
+        <w:spacing w:before="0" w:after="0"/>
+      </w:pPr>
+    </w:p>
+    <w:p>
+      <w:pPr>
+        <w:spacing w:before="0" w:after="0"/>
+      </w:pPr>
+    </w:p>
+    <w:p>
+      <w:pPr>
+        <w:spacing w:before="0" w:after="0"/>
+      </w:pPr>
+    </w:p>
+    <w:p>
+      <w:pPr>
+        <w:spacing w:before="0" w:after="0"/>
+      </w:pPr>
+    </w:p>
+    <w:p>
+      <w:pPr>
+        <w:spacing w:before="0" w:after="0"/>
+      </w:pPr>
+    </w:p>
+    <w:p>
+      <w:pPr>
         <w:spacing w:before="160" w:after="80"/>
       </w:pPr>
       <w:r>
@@ -591,7 +641,7 @@
         </w:rPr>
         <w:drawing>
           <wp:inline>
-            <wp:extent cx="2832100" cy="2120900"/>
+            <wp:extent cx="2832100" cy="2077756"/>
             <wp:effectExtent b="0" l="0" r="0" t="0"/>
             <wp:docPr descr="" title="" id="31" name="Picture"/>
             <a:graphic>
@@ -612,7 +662,7 @@
                   <pic:spPr bwMode="auto">
                     <a:xfrm>
                       <a:off x="0" y="0"/>
-                      <a:ext cx="2832100" cy="2120900"/>
+                      <a:ext cx="2832100" cy="2077756"/>
                     </a:xfrm>
                     <a:prstGeom prst="rect">
                       <a:avLst/>
@@ -643,7 +693,7 @@
         </w:rPr>
         <w:drawing>
           <wp:inline>
-            <wp:extent cx="3600000" cy="1290789"/>
+            <wp:extent cx="3600000" cy="1241812"/>
             <wp:effectExtent b="0" l="0" r="0" t="0"/>
             <wp:docPr descr="" title="" id="34" name="Picture"/>
             <a:graphic>
@@ -664,7 +714,7 @@
                   <pic:spPr bwMode="auto">
                     <a:xfrm>
                       <a:off x="0" y="0"/>
-                      <a:ext cx="3600000" cy="1290789"/>
+                      <a:ext cx="3600000" cy="1241812"/>
                     </a:xfrm>
                     <a:prstGeom prst="rect">
                       <a:avLst/>
@@ -695,7 +745,7 @@
         </w:rPr>
         <w:drawing>
           <wp:inline>
-            <wp:extent cx="3600000" cy="1792771"/>
+            <wp:extent cx="3526277" cy="1792771"/>
             <wp:effectExtent b="0" l="0" r="0" t="0"/>
             <wp:docPr descr="" title="" id="37" name="Picture"/>
             <a:graphic>
@@ -716,7 +766,7 @@
                   <pic:spPr bwMode="auto">
                     <a:xfrm>
                       <a:off x="0" y="0"/>
-                      <a:ext cx="3600000" cy="1792771"/>
+                      <a:ext cx="3526277" cy="1792771"/>
                     </a:xfrm>
                     <a:prstGeom prst="rect">
                       <a:avLst/>
@@ -747,7 +797,7 @@
         </w:rPr>
         <w:drawing>
           <wp:inline>
-            <wp:extent cx="2019300" cy="2159000"/>
+            <wp:extent cx="2019300" cy="2101720"/>
             <wp:effectExtent b="0" l="0" r="0" t="0"/>
             <wp:docPr descr="" title="" id="40" name="Picture"/>
             <a:graphic>
@@ -768,7 +818,7 @@
                   <pic:spPr bwMode="auto">
                     <a:xfrm>
                       <a:off x="0" y="0"/>
-                      <a:ext cx="2019300" cy="2159000"/>
+                      <a:ext cx="2019300" cy="2101720"/>
                     </a:xfrm>
                     <a:prstGeom prst="rect">
                       <a:avLst/>
@@ -799,7 +849,7 @@
         </w:rPr>
         <w:drawing>
           <wp:inline>
-            <wp:extent cx="2057400" cy="1282700"/>
+            <wp:extent cx="2029767" cy="1282700"/>
             <wp:effectExtent b="0" l="0" r="0" t="0"/>
             <wp:docPr descr="" title="" id="43" name="Picture"/>
             <a:graphic>
@@ -820,7 +870,7 @@
                   <pic:spPr bwMode="auto">
                     <a:xfrm>
                       <a:off x="0" y="0"/>
-                      <a:ext cx="2057400" cy="1282700"/>
+                      <a:ext cx="2029767" cy="1282700"/>
                     </a:xfrm>
                     <a:prstGeom prst="rect">
                       <a:avLst/>
@@ -884,6 +934,31 @@
     </w:p>
     <w:p>
       <w:pPr>
+        <w:spacing w:before="0" w:after="0"/>
+      </w:pPr>
+    </w:p>
+    <w:p>
+      <w:pPr>
+        <w:spacing w:before="0" w:after="0"/>
+      </w:pPr>
+    </w:p>
+    <w:p>
+      <w:pPr>
+        <w:spacing w:before="0" w:after="0"/>
+      </w:pPr>
+    </w:p>
+    <w:p>
+      <w:pPr>
+        <w:spacing w:before="0" w:after="0"/>
+      </w:pPr>
+    </w:p>
+    <w:p>
+      <w:pPr>
+        <w:spacing w:before="0" w:after="0"/>
+      </w:pPr>
+    </w:p>
+    <w:p>
+      <w:pPr>
         <w:spacing w:before="160" w:after="80"/>
       </w:pPr>
       <w:r>
@@ -993,6 +1068,31 @@
     </w:p>
     <w:p>
       <w:pPr>
+        <w:spacing w:before="0" w:after="0"/>
+      </w:pPr>
+    </w:p>
+    <w:p>
+      <w:pPr>
+        <w:spacing w:before="0" w:after="0"/>
+      </w:pPr>
+    </w:p>
+    <w:p>
+      <w:pPr>
+        <w:spacing w:before="0" w:after="0"/>
+      </w:pPr>
+    </w:p>
+    <w:p>
+      <w:pPr>
+        <w:spacing w:before="0" w:after="0"/>
+      </w:pPr>
+    </w:p>
+    <w:p>
+      <w:pPr>
+        <w:spacing w:before="0" w:after="0"/>
+      </w:pPr>
+    </w:p>
+    <w:p>
+      <w:pPr>
         <w:spacing w:before="160" w:after="80"/>
       </w:pPr>
       <w:r>
@@ -1051,7 +1151,7 @@
         </w:rPr>
         <w:drawing>
           <wp:inline>
-            <wp:extent cx="3600000" cy="986556"/>
+            <wp:extent cx="3600000" cy="902857"/>
             <wp:effectExtent b="0" l="0" r="0" t="0"/>
             <wp:docPr descr="" title="" id="48" name="Picture"/>
             <a:graphic>
@@ -1072,7 +1172,7 @@
                   <pic:spPr bwMode="auto">
                     <a:xfrm>
                       <a:off x="0" y="0"/>
-                      <a:ext cx="3600000" cy="986556"/>
+                      <a:ext cx="3600000" cy="902857"/>
                     </a:xfrm>
                     <a:prstGeom prst="rect">
                       <a:avLst/>
@@ -1136,6 +1236,31 @@
     </w:p>
     <w:p>
       <w:pPr>
+        <w:spacing w:before="0" w:after="0"/>
+      </w:pPr>
+    </w:p>
+    <w:p>
+      <w:pPr>
+        <w:spacing w:before="0" w:after="0"/>
+      </w:pPr>
+    </w:p>
+    <w:p>
+      <w:pPr>
+        <w:spacing w:before="0" w:after="0"/>
+      </w:pPr>
+    </w:p>
+    <w:p>
+      <w:pPr>
+        <w:spacing w:before="0" w:after="0"/>
+      </w:pPr>
+    </w:p>
+    <w:p>
+      <w:pPr>
+        <w:spacing w:before="0" w:after="0"/>
+      </w:pPr>
+    </w:p>
+    <w:p>
+      <w:pPr>
         <w:spacing w:before="160" w:after="80"/>
       </w:pPr>
       <w:r>
@@ -1200,7 +1325,7 @@
         </w:rPr>
         <w:drawing>
           <wp:inline>
-            <wp:extent cx="3600000" cy="662068"/>
+            <wp:extent cx="3600000" cy="633509"/>
             <wp:effectExtent b="0" l="0" r="0" t="0"/>
             <wp:docPr descr="" title="" id="52" name="Picture"/>
             <a:graphic>
@@ -1221,7 +1346,7 @@
                   <pic:spPr bwMode="auto">
                     <a:xfrm>
                       <a:off x="0" y="0"/>
-                      <a:ext cx="3600000" cy="662068"/>
+                      <a:ext cx="3600000" cy="633509"/>
                     </a:xfrm>
                     <a:prstGeom prst="rect">
                       <a:avLst/>
@@ -1321,6 +1446,31 @@
     </w:p>
     <w:p>
       <w:pPr>
+        <w:spacing w:before="0" w:after="0"/>
+      </w:pPr>
+    </w:p>
+    <w:p>
+      <w:pPr>
+        <w:spacing w:before="0" w:after="0"/>
+      </w:pPr>
+    </w:p>
+    <w:p>
+      <w:pPr>
+        <w:spacing w:before="0" w:after="0"/>
+      </w:pPr>
+    </w:p>
+    <w:p>
+      <w:pPr>
+        <w:spacing w:before="0" w:after="0"/>
+      </w:pPr>
+    </w:p>
+    <w:p>
+      <w:pPr>
+        <w:spacing w:before="0" w:after="0"/>
+      </w:pPr>
+    </w:p>
+    <w:p>
+      <w:pPr>
         <w:spacing w:before="160" w:after="80"/>
       </w:pPr>
       <w:r>
@@ -1373,7 +1523,7 @@
         </w:rPr>
         <w:drawing>
           <wp:inline>
-            <wp:extent cx="2197100" cy="1638300"/>
+            <wp:extent cx="2184400" cy="1638300"/>
             <wp:effectExtent b="0" l="0" r="0" t="0"/>
             <wp:docPr descr="" title="" id="56" name="Picture"/>
             <a:graphic>
@@ -1394,7 +1544,7 @@
                   <pic:spPr bwMode="auto">
                     <a:xfrm>
                       <a:off x="0" y="0"/>
-                      <a:ext cx="2197100" cy="1638300"/>
+                      <a:ext cx="2184400" cy="1638300"/>
                     </a:xfrm>
                     <a:prstGeom prst="rect">
                       <a:avLst/>
@@ -1425,7 +1575,7 @@
         </w:rPr>
         <w:drawing>
           <wp:inline>
-            <wp:extent cx="2946400" cy="1422400"/>
+            <wp:extent cx="2946400" cy="1400531"/>
             <wp:effectExtent b="0" l="0" r="0" t="0"/>
             <wp:docPr descr="" title="" id="59" name="Picture"/>
             <a:graphic>
@@ -1446,7 +1596,7 @@
                   <pic:spPr bwMode="auto">
                     <a:xfrm>
                       <a:off x="0" y="0"/>
-                      <a:ext cx="2946400" cy="1422400"/>
+                      <a:ext cx="2946400" cy="1400531"/>
                     </a:xfrm>
                     <a:prstGeom prst="rect">
                       <a:avLst/>
@@ -1477,7 +1627,7 @@
         </w:rPr>
         <w:drawing>
           <wp:inline>
-            <wp:extent cx="2895600" cy="1600200"/>
+            <wp:extent cx="2895600" cy="1572271"/>
             <wp:effectExtent b="0" l="0" r="0" t="0"/>
             <wp:docPr descr="" title="" id="62" name="Picture"/>
             <a:graphic>
@@ -1498,7 +1648,7 @@
                   <pic:spPr bwMode="auto">
                     <a:xfrm>
                       <a:off x="0" y="0"/>
-                      <a:ext cx="2895600" cy="1600200"/>
+                      <a:ext cx="2895600" cy="1572271"/>
                     </a:xfrm>
                     <a:prstGeom prst="rect">
                       <a:avLst/>
@@ -1574,6 +1724,31 @@
     </w:p>
     <w:p>
       <w:pPr>
+        <w:spacing w:before="0" w:after="0"/>
+      </w:pPr>
+    </w:p>
+    <w:p>
+      <w:pPr>
+        <w:spacing w:before="0" w:after="0"/>
+      </w:pPr>
+    </w:p>
+    <w:p>
+      <w:pPr>
+        <w:spacing w:before="0" w:after="0"/>
+      </w:pPr>
+    </w:p>
+    <w:p>
+      <w:pPr>
+        <w:spacing w:before="0" w:after="0"/>
+      </w:pPr>
+    </w:p>
+    <w:p>
+      <w:pPr>
+        <w:spacing w:before="0" w:after="0"/>
+      </w:pPr>
+    </w:p>
+    <w:p>
+      <w:pPr>
         <w:spacing w:before="160" w:after="80"/>
       </w:pPr>
       <w:r>
@@ -1632,7 +1807,7 @@
         </w:rPr>
         <w:drawing>
           <wp:inline>
-            <wp:extent cx="3600000" cy="2129577"/>
+            <wp:extent cx="3600000" cy="2078873"/>
             <wp:effectExtent b="0" l="0" r="0" t="0"/>
             <wp:docPr descr="" title="" id="66" name="Picture"/>
             <a:graphic>
@@ -1653,7 +1828,7 @@
                   <pic:spPr bwMode="auto">
                     <a:xfrm>
                       <a:off x="0" y="0"/>
-                      <a:ext cx="3600000" cy="2129577"/>
+                      <a:ext cx="3600000" cy="2078873"/>
                     </a:xfrm>
                     <a:prstGeom prst="rect">
                       <a:avLst/>
@@ -1717,6 +1892,31 @@
     </w:p>
     <w:p>
       <w:pPr>
+        <w:spacing w:before="0" w:after="0"/>
+      </w:pPr>
+    </w:p>
+    <w:p>
+      <w:pPr>
+        <w:spacing w:before="0" w:after="0"/>
+      </w:pPr>
+    </w:p>
+    <w:p>
+      <w:pPr>
+        <w:spacing w:before="0" w:after="0"/>
+      </w:pPr>
+    </w:p>
+    <w:p>
+      <w:pPr>
+        <w:spacing w:before="0" w:after="0"/>
+      </w:pPr>
+    </w:p>
+    <w:p>
+      <w:pPr>
+        <w:spacing w:before="0" w:after="0"/>
+      </w:pPr>
+    </w:p>
+    <w:p>
+      <w:pPr>
         <w:spacing w:before="160" w:after="80"/>
       </w:pPr>
       <w:r>
@@ -1769,7 +1969,7 @@
         </w:rPr>
         <w:drawing>
           <wp:inline>
-            <wp:extent cx="3600000" cy="867409"/>
+            <wp:extent cx="3599998" cy="867409"/>
             <wp:effectExtent b="0" l="0" r="0" t="0"/>
             <wp:docPr descr="" title="" id="70" name="Picture"/>
             <a:graphic>
@@ -1790,7 +1990,7 @@
                   <pic:spPr bwMode="auto">
                     <a:xfrm>
                       <a:off x="0" y="0"/>
-                      <a:ext cx="3600000" cy="867409"/>
+                      <a:ext cx="3599998" cy="867409"/>
                     </a:xfrm>
                     <a:prstGeom prst="rect">
                       <a:avLst/>
@@ -1811,6 +2011,31 @@
     </w:p>
     <w:p>
       <w:pPr>
+        <w:spacing w:before="0" w:after="0"/>
+      </w:pPr>
+    </w:p>
+    <w:p>
+      <w:pPr>
+        <w:spacing w:before="0" w:after="0"/>
+      </w:pPr>
+    </w:p>
+    <w:p>
+      <w:pPr>
+        <w:spacing w:before="0" w:after="0"/>
+      </w:pPr>
+    </w:p>
+    <w:p>
+      <w:pPr>
+        <w:spacing w:before="0" w:after="0"/>
+      </w:pPr>
+    </w:p>
+    <w:p>
+      <w:pPr>
+        <w:spacing w:before="0" w:after="0"/>
+      </w:pPr>
+    </w:p>
+    <w:p>
+      <w:pPr>
         <w:spacing w:before="160" w:after="80"/>
       </w:pPr>
       <w:r>
@@ -1869,7 +2094,7 @@
         </w:rPr>
         <w:drawing>
           <wp:inline>
-            <wp:extent cx="3600000" cy="1113401"/>
+            <wp:extent cx="3600000" cy="1105774"/>
             <wp:effectExtent b="0" l="0" r="0" t="0"/>
             <wp:docPr descr="" title="" id="74" name="Picture"/>
             <a:graphic>
@@ -1890,7 +2115,7 @@
                   <pic:spPr bwMode="auto">
                     <a:xfrm>
                       <a:off x="0" y="0"/>
-                      <a:ext cx="3600000" cy="1113401"/>
+                      <a:ext cx="3600000" cy="1105774"/>
                     </a:xfrm>
                     <a:prstGeom prst="rect">
                       <a:avLst/>
@@ -1908,6 +2133,31 @@
           </wp:inline>
         </w:drawing>
       </w:r>
+    </w:p>
+    <w:p>
+      <w:pPr>
+        <w:spacing w:before="0" w:after="0"/>
+      </w:pPr>
+    </w:p>
+    <w:p>
+      <w:pPr>
+        <w:spacing w:before="0" w:after="0"/>
+      </w:pPr>
+    </w:p>
+    <w:p>
+      <w:pPr>
+        <w:spacing w:before="0" w:after="0"/>
+      </w:pPr>
+    </w:p>
+    <w:p>
+      <w:pPr>
+        <w:spacing w:before="0" w:after="0"/>
+      </w:pPr>
+    </w:p>
+    <w:p>
+      <w:pPr>
+        <w:spacing w:before="0" w:after="0"/>
+      </w:pPr>
     </w:p>
     <w:p>
       <w:pPr>
@@ -2655,6 +2905,21 @@
     </w:p>
     <w:p>
       <w:pPr>
+        <w:spacing w:before="0" w:after="0"/>
+      </w:pPr>
+    </w:p>
+    <w:p>
+      <w:pPr>
+        <w:spacing w:before="0" w:after="0"/>
+      </w:pPr>
+    </w:p>
+    <w:p>
+      <w:pPr>
+        <w:spacing w:before="0" w:after="0"/>
+      </w:pPr>
+    </w:p>
+    <w:p>
+      <w:pPr>
         <w:spacing w:before="160" w:after="80"/>
       </w:pPr>
       <w:r>
@@ -2707,7 +2972,7 @@
         </w:rPr>
         <w:drawing>
           <wp:inline>
-            <wp:extent cx="2235200" cy="1282700"/>
+            <wp:extent cx="2124877" cy="1282700"/>
             <wp:effectExtent b="0" l="0" r="0" t="0"/>
             <wp:docPr descr="" title="" id="79" name="Picture"/>
             <a:graphic>
@@ -2728,7 +2993,7 @@
                   <pic:spPr bwMode="auto">
                     <a:xfrm>
                       <a:off x="0" y="0"/>
-                      <a:ext cx="2235200" cy="1282700"/>
+                      <a:ext cx="2124877" cy="1282700"/>
                     </a:xfrm>
                     <a:prstGeom prst="rect">
                       <a:avLst/>
@@ -2759,7 +3024,7 @@
         </w:rPr>
         <w:drawing>
           <wp:inline>
-            <wp:extent cx="2159000" cy="1282700"/>
+            <wp:extent cx="2111920" cy="1282700"/>
             <wp:effectExtent b="0" l="0" r="0" t="0"/>
             <wp:docPr descr="" title="" id="82" name="Picture"/>
             <a:graphic>
@@ -2780,7 +3045,7 @@
                   <pic:spPr bwMode="auto">
                     <a:xfrm>
                       <a:off x="0" y="0"/>
-                      <a:ext cx="2159000" cy="1282700"/>
+                      <a:ext cx="2111920" cy="1282700"/>
                     </a:xfrm>
                     <a:prstGeom prst="rect">
                       <a:avLst/>
@@ -2811,7 +3076,7 @@
         </w:rPr>
         <w:drawing>
           <wp:inline>
-            <wp:extent cx="2159000" cy="1320800"/>
+            <wp:extent cx="2159000" cy="1292735"/>
             <wp:effectExtent b="0" l="0" r="0" t="0"/>
             <wp:docPr descr="" title="" id="85" name="Picture"/>
             <a:graphic>
@@ -2832,7 +3097,7 @@
                   <pic:spPr bwMode="auto">
                     <a:xfrm>
                       <a:off x="0" y="0"/>
-                      <a:ext cx="2159000" cy="1320800"/>
+                      <a:ext cx="2159000" cy="1292735"/>
                     </a:xfrm>
                     <a:prstGeom prst="rect">
                       <a:avLst/>
@@ -2863,7 +3128,7 @@
         </w:rPr>
         <w:drawing>
           <wp:inline>
-            <wp:extent cx="2133600" cy="1282700"/>
+            <wp:extent cx="2077974" cy="1282700"/>
             <wp:effectExtent b="0" l="0" r="0" t="0"/>
             <wp:docPr descr="" title="" id="88" name="Picture"/>
             <a:graphic>
@@ -2884,7 +3149,7 @@
                   <pic:spPr bwMode="auto">
                     <a:xfrm>
                       <a:off x="0" y="0"/>
-                      <a:ext cx="2133600" cy="1282700"/>
+                      <a:ext cx="2077974" cy="1282700"/>
                     </a:xfrm>
                     <a:prstGeom prst="rect">
                       <a:avLst/>
@@ -2936,6 +3201,46 @@
     </w:p>
     <w:p>
       <w:pPr>
+        <w:spacing w:before="0" w:after="0"/>
+      </w:pPr>
+    </w:p>
+    <w:p>
+      <w:pPr>
+        <w:spacing w:before="0" w:after="0"/>
+      </w:pPr>
+    </w:p>
+    <w:p>
+      <w:pPr>
+        <w:spacing w:before="0" w:after="0"/>
+      </w:pPr>
+    </w:p>
+    <w:p>
+      <w:pPr>
+        <w:spacing w:before="0" w:after="0"/>
+      </w:pPr>
+    </w:p>
+    <w:p>
+      <w:pPr>
+        <w:spacing w:before="0" w:after="0"/>
+      </w:pPr>
+    </w:p>
+    <w:p>
+      <w:pPr>
+        <w:spacing w:before="0" w:after="0"/>
+      </w:pPr>
+    </w:p>
+    <w:p>
+      <w:pPr>
+        <w:spacing w:before="0" w:after="0"/>
+      </w:pPr>
+    </w:p>
+    <w:p>
+      <w:pPr>
+        <w:spacing w:before="0" w:after="0"/>
+      </w:pPr>
+    </w:p>
+    <w:p>
+      <w:pPr>
         <w:spacing w:before="160" w:after="80"/>
       </w:pPr>
       <w:r>
@@ -2988,7 +3293,7 @@
         </w:rPr>
         <w:drawing>
           <wp:inline>
-            <wp:extent cx="3600000" cy="706710"/>
+            <wp:extent cx="3600000" cy="695798"/>
             <wp:effectExtent b="0" l="0" r="0" t="0"/>
             <wp:docPr descr="" title="" id="92" name="Picture"/>
             <a:graphic>
@@ -3009,7 +3314,7 @@
                   <pic:spPr bwMode="auto">
                     <a:xfrm>
                       <a:off x="0" y="0"/>
-                      <a:ext cx="3600000" cy="706710"/>
+                      <a:ext cx="3600000" cy="695798"/>
                     </a:xfrm>
                     <a:prstGeom prst="rect">
                       <a:avLst/>
@@ -3040,7 +3345,7 @@
         </w:rPr>
         <w:drawing>
           <wp:inline>
-            <wp:extent cx="3600000" cy="750286"/>
+            <wp:extent cx="3600000" cy="724178"/>
             <wp:effectExtent b="0" l="0" r="0" t="0"/>
             <wp:docPr descr="" title="" id="95" name="Picture"/>
             <a:graphic>
@@ -3061,7 +3366,7 @@
                   <pic:spPr bwMode="auto">
                     <a:xfrm>
                       <a:off x="0" y="0"/>
-                      <a:ext cx="3600000" cy="750286"/>
+                      <a:ext cx="3600000" cy="724178"/>
                     </a:xfrm>
                     <a:prstGeom prst="rect">
                       <a:avLst/>
@@ -3092,7 +3397,7 @@
         </w:rPr>
         <w:drawing>
           <wp:inline>
-            <wp:extent cx="3600000" cy="952412"/>
+            <wp:extent cx="3600000" cy="937563"/>
             <wp:effectExtent b="0" l="0" r="0" t="0"/>
             <wp:docPr descr="" title="" id="98" name="Picture"/>
             <a:graphic>
@@ -3113,7 +3418,7 @@
                   <pic:spPr bwMode="auto">
                     <a:xfrm>
                       <a:off x="0" y="0"/>
-                      <a:ext cx="3600000" cy="952412"/>
+                      <a:ext cx="3600000" cy="937563"/>
                     </a:xfrm>
                     <a:prstGeom prst="rect">
                       <a:avLst/>
@@ -3144,7 +3449,7 @@
         </w:rPr>
         <w:drawing>
           <wp:inline>
-            <wp:extent cx="3600000" cy="914700"/>
+            <wp:extent cx="3600000" cy="904918"/>
             <wp:effectExtent b="0" l="0" r="0" t="0"/>
             <wp:docPr descr="" title="" id="101" name="Picture"/>
             <a:graphic>
@@ -3165,7 +3470,7 @@
                   <pic:spPr bwMode="auto">
                     <a:xfrm>
                       <a:off x="0" y="0"/>
-                      <a:ext cx="3600000" cy="914700"/>
+                      <a:ext cx="3600000" cy="904918"/>
                     </a:xfrm>
                     <a:prstGeom prst="rect">
                       <a:avLst/>
@@ -3253,6 +3558,31 @@
     </w:p>
     <w:p>
       <w:pPr>
+        <w:spacing w:before="0" w:after="0"/>
+      </w:pPr>
+    </w:p>
+    <w:p>
+      <w:pPr>
+        <w:spacing w:before="0" w:after="0"/>
+      </w:pPr>
+    </w:p>
+    <w:p>
+      <w:pPr>
+        <w:spacing w:before="0" w:after="0"/>
+      </w:pPr>
+    </w:p>
+    <w:p>
+      <w:pPr>
+        <w:spacing w:before="0" w:after="0"/>
+      </w:pPr>
+    </w:p>
+    <w:p>
+      <w:pPr>
+        <w:spacing w:before="0" w:after="0"/>
+      </w:pPr>
+    </w:p>
+    <w:p>
+      <w:pPr>
         <w:spacing w:before="160" w:after="80"/>
       </w:pPr>
       <w:r>
@@ -3305,7 +3635,7 @@
         </w:rPr>
         <w:drawing>
           <wp:inline>
-            <wp:extent cx="2832100" cy="1803400"/>
+            <wp:extent cx="2832100" cy="1766815"/>
             <wp:effectExtent b="0" l="0" r="0" t="0"/>
             <wp:docPr descr="" title="" id="105" name="Picture"/>
             <a:graphic>
@@ -3326,7 +3656,7 @@
                   <pic:spPr bwMode="auto">
                     <a:xfrm>
                       <a:off x="0" y="0"/>
-                      <a:ext cx="2832100" cy="1803400"/>
+                      <a:ext cx="2832100" cy="1766815"/>
                     </a:xfrm>
                     <a:prstGeom prst="rect">
                       <a:avLst/>
@@ -3390,6 +3720,31 @@
     </w:p>
     <w:p>
       <w:pPr>
+        <w:spacing w:before="0" w:after="0"/>
+      </w:pPr>
+    </w:p>
+    <w:p>
+      <w:pPr>
+        <w:spacing w:before="0" w:after="0"/>
+      </w:pPr>
+    </w:p>
+    <w:p>
+      <w:pPr>
+        <w:spacing w:before="0" w:after="0"/>
+      </w:pPr>
+    </w:p>
+    <w:p>
+      <w:pPr>
+        <w:spacing w:before="0" w:after="0"/>
+      </w:pPr>
+    </w:p>
+    <w:p>
+      <w:pPr>
+        <w:spacing w:before="0" w:after="0"/>
+      </w:pPr>
+    </w:p>
+    <w:p>
+      <w:pPr>
         <w:spacing w:before="160" w:after="80"/>
       </w:pPr>
       <w:r>
@@ -3565,6 +3920,46 @@
     </w:p>
     <w:p>
       <w:pPr>
+        <w:spacing w:before="0" w:after="0"/>
+      </w:pPr>
+    </w:p>
+    <w:p>
+      <w:pPr>
+        <w:spacing w:before="0" w:after="0"/>
+      </w:pPr>
+    </w:p>
+    <w:p>
+      <w:pPr>
+        <w:spacing w:before="0" w:after="0"/>
+      </w:pPr>
+    </w:p>
+    <w:p>
+      <w:pPr>
+        <w:spacing w:before="0" w:after="0"/>
+      </w:pPr>
+    </w:p>
+    <w:p>
+      <w:pPr>
+        <w:spacing w:before="0" w:after="0"/>
+      </w:pPr>
+    </w:p>
+    <w:p>
+      <w:pPr>
+        <w:spacing w:before="0" w:after="0"/>
+      </w:pPr>
+    </w:p>
+    <w:p>
+      <w:pPr>
+        <w:spacing w:before="0" w:after="0"/>
+      </w:pPr>
+    </w:p>
+    <w:p>
+      <w:pPr>
+        <w:spacing w:before="0" w:after="0"/>
+      </w:pPr>
+    </w:p>
+    <w:p>
+      <w:pPr>
         <w:spacing w:before="160" w:after="80"/>
       </w:pPr>
       <w:r>
@@ -3617,7 +4012,7 @@
         </w:rPr>
         <w:drawing>
           <wp:inline>
-            <wp:extent cx="3600000" cy="800621"/>
+            <wp:extent cx="3599995" cy="800621"/>
             <wp:effectExtent b="0" l="0" r="0" t="0"/>
             <wp:docPr descr="" title="" id="110" name="Picture"/>
             <a:graphic>
@@ -3638,7 +4033,7 @@
                   <pic:spPr bwMode="auto">
                     <a:xfrm>
                       <a:off x="0" y="0"/>
-                      <a:ext cx="3600000" cy="800621"/>
+                      <a:ext cx="3599995" cy="800621"/>
                     </a:xfrm>
                     <a:prstGeom prst="rect">
                       <a:avLst/>
@@ -3669,7 +4064,7 @@
         </w:rPr>
         <w:drawing>
           <wp:inline>
-            <wp:extent cx="3600000" cy="1140899"/>
+            <wp:extent cx="3600000" cy="1135205"/>
             <wp:effectExtent b="0" l="0" r="0" t="0"/>
             <wp:docPr descr="" title="" id="113" name="Picture"/>
             <a:graphic>
@@ -3690,7 +4085,7 @@
                   <pic:spPr bwMode="auto">
                     <a:xfrm>
                       <a:off x="0" y="0"/>
-                      <a:ext cx="3600000" cy="1140899"/>
+                      <a:ext cx="3600000" cy="1135205"/>
                     </a:xfrm>
                     <a:prstGeom prst="rect">
                       <a:avLst/>
@@ -3759,6 +4154,31 @@
     </w:p>
     <w:p>
       <w:pPr>
+        <w:spacing w:before="0" w:after="0"/>
+      </w:pPr>
+    </w:p>
+    <w:p>
+      <w:pPr>
+        <w:spacing w:before="0" w:after="0"/>
+      </w:pPr>
+    </w:p>
+    <w:p>
+      <w:pPr>
+        <w:spacing w:before="0" w:after="0"/>
+      </w:pPr>
+    </w:p>
+    <w:p>
+      <w:pPr>
+        <w:spacing w:before="0" w:after="0"/>
+      </w:pPr>
+    </w:p>
+    <w:p>
+      <w:pPr>
+        <w:spacing w:before="0" w:after="0"/>
+      </w:pPr>
+    </w:p>
+    <w:p>
+      <w:pPr>
         <w:spacing w:before="160" w:after="80"/>
       </w:pPr>
       <w:r>
@@ -3823,7 +4243,7 @@
         </w:rPr>
         <w:drawing>
           <wp:inline>
-            <wp:extent cx="3600000" cy="1007633"/>
+            <wp:extent cx="3600000" cy="978462"/>
             <wp:effectExtent b="0" l="0" r="0" t="0"/>
             <wp:docPr descr="" title="" id="117" name="Picture"/>
             <a:graphic>
@@ -3844,7 +4264,7 @@
                   <pic:spPr bwMode="auto">
                     <a:xfrm>
                       <a:off x="0" y="0"/>
-                      <a:ext cx="3600000" cy="1007633"/>
+                      <a:ext cx="3600000" cy="978462"/>
                     </a:xfrm>
                     <a:prstGeom prst="rect">
                       <a:avLst/>
@@ -3937,6 +4357,46 @@
     </w:p>
     <w:p>
       <w:pPr>
+        <w:spacing w:before="0" w:after="0"/>
+      </w:pPr>
+    </w:p>
+    <w:p>
+      <w:pPr>
+        <w:spacing w:before="0" w:after="0"/>
+      </w:pPr>
+    </w:p>
+    <w:p>
+      <w:pPr>
+        <w:spacing w:before="0" w:after="0"/>
+      </w:pPr>
+    </w:p>
+    <w:p>
+      <w:pPr>
+        <w:spacing w:before="0" w:after="0"/>
+      </w:pPr>
+    </w:p>
+    <w:p>
+      <w:pPr>
+        <w:spacing w:before="0" w:after="0"/>
+      </w:pPr>
+    </w:p>
+    <w:p>
+      <w:pPr>
+        <w:spacing w:before="0" w:after="0"/>
+      </w:pPr>
+    </w:p>
+    <w:p>
+      <w:pPr>
+        <w:spacing w:before="0" w:after="0"/>
+      </w:pPr>
+    </w:p>
+    <w:p>
+      <w:pPr>
+        <w:spacing w:before="0" w:after="0"/>
+      </w:pPr>
+    </w:p>
+    <w:p>
+      <w:pPr>
         <w:spacing w:before="160" w:after="80"/>
       </w:pPr>
       <w:r>
@@ -4049,7 +4509,7 @@
         </w:rPr>
         <w:drawing>
           <wp:inline>
-            <wp:extent cx="3600000" cy="1422492"/>
+            <wp:extent cx="3600000" cy="1302999"/>
             <wp:effectExtent b="0" l="0" r="0" t="0"/>
             <wp:docPr descr="" title="" id="121" name="Picture"/>
             <a:graphic>
@@ -4070,7 +4530,7 @@
                   <pic:spPr bwMode="auto">
                     <a:xfrm>
                       <a:off x="0" y="0"/>
-                      <a:ext cx="3600000" cy="1422492"/>
+                      <a:ext cx="3600000" cy="1302999"/>
                     </a:xfrm>
                     <a:prstGeom prst="rect">
                       <a:avLst/>
@@ -4259,6 +4719,46 @@
     </w:p>
     <w:p>
       <w:pPr>
+        <w:spacing w:before="0" w:after="0"/>
+      </w:pPr>
+    </w:p>
+    <w:p>
+      <w:pPr>
+        <w:spacing w:before="0" w:after="0"/>
+      </w:pPr>
+    </w:p>
+    <w:p>
+      <w:pPr>
+        <w:spacing w:before="0" w:after="0"/>
+      </w:pPr>
+    </w:p>
+    <w:p>
+      <w:pPr>
+        <w:spacing w:before="0" w:after="0"/>
+      </w:pPr>
+    </w:p>
+    <w:p>
+      <w:pPr>
+        <w:spacing w:before="0" w:after="0"/>
+      </w:pPr>
+    </w:p>
+    <w:p>
+      <w:pPr>
+        <w:spacing w:before="0" w:after="0"/>
+      </w:pPr>
+    </w:p>
+    <w:p>
+      <w:pPr>
+        <w:spacing w:before="0" w:after="0"/>
+      </w:pPr>
+    </w:p>
+    <w:p>
+      <w:pPr>
+        <w:spacing w:before="0" w:after="0"/>
+      </w:pPr>
+    </w:p>
+    <w:p>
+      <w:pPr>
         <w:spacing w:before="160" w:after="80"/>
       </w:pPr>
       <w:r>
@@ -4344,6 +4844,31 @@
     </w:p>
     <w:p>
       <w:pPr>
+        <w:spacing w:before="0" w:after="0"/>
+      </w:pPr>
+    </w:p>
+    <w:p>
+      <w:pPr>
+        <w:spacing w:before="0" w:after="0"/>
+      </w:pPr>
+    </w:p>
+    <w:p>
+      <w:pPr>
+        <w:spacing w:before="0" w:after="0"/>
+      </w:pPr>
+    </w:p>
+    <w:p>
+      <w:pPr>
+        <w:spacing w:before="0" w:after="0"/>
+      </w:pPr>
+    </w:p>
+    <w:p>
+      <w:pPr>
+        <w:spacing w:before="0" w:after="0"/>
+      </w:pPr>
+    </w:p>
+    <w:p>
+      <w:pPr>
         <w:spacing w:before="160" w:after="80"/>
       </w:pPr>
       <w:r>
@@ -4396,7 +4921,7 @@
         </w:rPr>
         <w:drawing>
           <wp:inline>
-            <wp:extent cx="3600000" cy="2201350"/>
+            <wp:extent cx="3581755" cy="2201350"/>
             <wp:effectExtent b="0" l="0" r="0" t="0"/>
             <wp:docPr descr="" title="" id="126" name="Picture"/>
             <a:graphic>
@@ -4417,7 +4942,7 @@
                   <pic:spPr bwMode="auto">
                     <a:xfrm>
                       <a:off x="0" y="0"/>
-                      <a:ext cx="3600000" cy="2201350"/>
+                      <a:ext cx="3581755" cy="2201350"/>
                     </a:xfrm>
                     <a:prstGeom prst="rect">
                       <a:avLst/>
@@ -4481,6 +5006,31 @@
     </w:p>
     <w:p>
       <w:pPr>
+        <w:spacing w:before="0" w:after="0"/>
+      </w:pPr>
+    </w:p>
+    <w:p>
+      <w:pPr>
+        <w:spacing w:before="0" w:after="0"/>
+      </w:pPr>
+    </w:p>
+    <w:p>
+      <w:pPr>
+        <w:spacing w:before="0" w:after="0"/>
+      </w:pPr>
+    </w:p>
+    <w:p>
+      <w:pPr>
+        <w:spacing w:before="0" w:after="0"/>
+      </w:pPr>
+    </w:p>
+    <w:p>
+      <w:pPr>
+        <w:spacing w:before="0" w:after="0"/>
+      </w:pPr>
+    </w:p>
+    <w:p>
+      <w:pPr>
         <w:spacing w:before="160" w:after="80"/>
       </w:pPr>
       <w:r>
@@ -4533,7 +5083,7 @@
         </w:rPr>
         <w:drawing>
           <wp:inline>
-            <wp:extent cx="3600000" cy="443254"/>
+            <wp:extent cx="3580721" cy="443254"/>
             <wp:effectExtent b="0" l="0" r="0" t="0"/>
             <wp:docPr descr="" title="" id="130" name="Picture"/>
             <a:graphic>
@@ -4554,7 +5104,7 @@
                   <pic:spPr bwMode="auto">
                     <a:xfrm>
                       <a:off x="0" y="0"/>
-                      <a:ext cx="3600000" cy="443254"/>
+                      <a:ext cx="3580721" cy="443254"/>
                     </a:xfrm>
                     <a:prstGeom prst="rect">
                       <a:avLst/>
@@ -4630,6 +5180,31 @@
     </w:p>
     <w:p>
       <w:pPr>
+        <w:spacing w:before="0" w:after="0"/>
+      </w:pPr>
+    </w:p>
+    <w:p>
+      <w:pPr>
+        <w:spacing w:before="0" w:after="0"/>
+      </w:pPr>
+    </w:p>
+    <w:p>
+      <w:pPr>
+        <w:spacing w:before="0" w:after="0"/>
+      </w:pPr>
+    </w:p>
+    <w:p>
+      <w:pPr>
+        <w:spacing w:before="0" w:after="0"/>
+      </w:pPr>
+    </w:p>
+    <w:p>
+      <w:pPr>
+        <w:spacing w:before="0" w:after="0"/>
+      </w:pPr>
+    </w:p>
+    <w:p>
+      <w:pPr>
         <w:spacing w:before="160" w:after="80"/>
       </w:pPr>
       <w:r>
@@ -4682,7 +5257,7 @@
         </w:rPr>
         <w:drawing>
           <wp:inline>
-            <wp:extent cx="3600000" cy="595010"/>
+            <wp:extent cx="3600000" cy="589364"/>
             <wp:effectExtent b="0" l="0" r="0" t="0"/>
             <wp:docPr descr="" title="" id="134" name="Picture"/>
             <a:graphic>
@@ -4703,7 +5278,7 @@
                   <pic:spPr bwMode="auto">
                     <a:xfrm>
                       <a:off x="0" y="0"/>
-                      <a:ext cx="3600000" cy="595010"/>
+                      <a:ext cx="3600000" cy="589364"/>
                     </a:xfrm>
                     <a:prstGeom prst="rect">
                       <a:avLst/>
@@ -4755,6 +5330,21 @@
     </w:p>
     <w:p>
       <w:pPr>
+        <w:spacing w:before="0" w:after="0"/>
+      </w:pPr>
+    </w:p>
+    <w:p>
+      <w:pPr>
+        <w:spacing w:before="0" w:after="0"/>
+      </w:pPr>
+    </w:p>
+    <w:p>
+      <w:pPr>
+        <w:spacing w:before="0" w:after="0"/>
+      </w:pPr>
+    </w:p>
+    <w:p>
+      <w:pPr>
         <w:spacing w:before="160" w:after="80"/>
       </w:pPr>
       <w:r>
@@ -4807,7 +5397,7 @@
         </w:rPr>
         <w:drawing>
           <wp:inline>
-            <wp:extent cx="3600000" cy="620388"/>
+            <wp:extent cx="3600000" cy="616137"/>
             <wp:effectExtent b="0" l="0" r="0" t="0"/>
             <wp:docPr descr="" title="" id="138" name="Picture"/>
             <a:graphic>
@@ -4828,7 +5418,7 @@
                   <pic:spPr bwMode="auto">
                     <a:xfrm>
                       <a:off x="0" y="0"/>
-                      <a:ext cx="3600000" cy="620388"/>
+                      <a:ext cx="3600000" cy="616137"/>
                     </a:xfrm>
                     <a:prstGeom prst="rect">
                       <a:avLst/>
@@ -4916,6 +5506,31 @@
     </w:p>
     <w:p>
       <w:pPr>
+        <w:spacing w:before="0" w:after="0"/>
+      </w:pPr>
+    </w:p>
+    <w:p>
+      <w:pPr>
+        <w:spacing w:before="0" w:after="0"/>
+      </w:pPr>
+    </w:p>
+    <w:p>
+      <w:pPr>
+        <w:spacing w:before="0" w:after="0"/>
+      </w:pPr>
+    </w:p>
+    <w:p>
+      <w:pPr>
+        <w:spacing w:before="0" w:after="0"/>
+      </w:pPr>
+    </w:p>
+    <w:p>
+      <w:pPr>
+        <w:spacing w:before="0" w:after="0"/>
+      </w:pPr>
+    </w:p>
+    <w:p>
+      <w:pPr>
         <w:spacing w:before="160" w:after="80"/>
       </w:pPr>
       <w:r>
@@ -5004,7 +5619,7 @@
         </w:rPr>
         <w:drawing>
           <wp:inline>
-            <wp:extent cx="3600000" cy="637415"/>
+            <wp:extent cx="3599992" cy="637415"/>
             <wp:effectExtent b="0" l="0" r="0" t="0"/>
             <wp:docPr descr="" title="" id="142" name="Picture"/>
             <a:graphic>
@@ -5025,7 +5640,7 @@
                   <pic:spPr bwMode="auto">
                     <a:xfrm>
                       <a:off x="0" y="0"/>
-                      <a:ext cx="3600000" cy="637415"/>
+                      <a:ext cx="3599992" cy="637415"/>
                     </a:xfrm>
                     <a:prstGeom prst="rect">
                       <a:avLst/>
@@ -5101,6 +5716,31 @@
     </w:p>
     <w:p>
       <w:pPr>
+        <w:spacing w:before="0" w:after="0"/>
+      </w:pPr>
+    </w:p>
+    <w:p>
+      <w:pPr>
+        <w:spacing w:before="0" w:after="0"/>
+      </w:pPr>
+    </w:p>
+    <w:p>
+      <w:pPr>
+        <w:spacing w:before="0" w:after="0"/>
+      </w:pPr>
+    </w:p>
+    <w:p>
+      <w:pPr>
+        <w:spacing w:before="0" w:after="0"/>
+      </w:pPr>
+    </w:p>
+    <w:p>
+      <w:pPr>
+        <w:spacing w:before="0" w:after="0"/>
+      </w:pPr>
+    </w:p>
+    <w:p>
+      <w:pPr>
         <w:spacing w:before="160" w:after="80"/>
       </w:pPr>
       <w:r>
@@ -5153,7 +5793,7 @@
         </w:rPr>
         <w:drawing>
           <wp:inline>
-            <wp:extent cx="3600000" cy="1676971"/>
+            <wp:extent cx="3600000" cy="1576471"/>
             <wp:effectExtent b="0" l="0" r="0" t="0"/>
             <wp:docPr descr="" title="" id="146" name="Picture"/>
             <a:graphic>
@@ -5174,7 +5814,7 @@
                   <pic:spPr bwMode="auto">
                     <a:xfrm>
                       <a:off x="0" y="0"/>
-                      <a:ext cx="3600000" cy="1676971"/>
+                      <a:ext cx="3600000" cy="1576471"/>
                     </a:xfrm>
                     <a:prstGeom prst="rect">
                       <a:avLst/>
@@ -5226,6 +5866,31 @@
     </w:p>
     <w:p>
       <w:pPr>
+        <w:spacing w:before="0" w:after="0"/>
+      </w:pPr>
+    </w:p>
+    <w:p>
+      <w:pPr>
+        <w:spacing w:before="0" w:after="0"/>
+      </w:pPr>
+    </w:p>
+    <w:p>
+      <w:pPr>
+        <w:spacing w:before="0" w:after="0"/>
+      </w:pPr>
+    </w:p>
+    <w:p>
+      <w:pPr>
+        <w:spacing w:before="0" w:after="0"/>
+      </w:pPr>
+    </w:p>
+    <w:p>
+      <w:pPr>
+        <w:spacing w:before="0" w:after="0"/>
+      </w:pPr>
+    </w:p>
+    <w:p>
+      <w:pPr>
         <w:spacing w:before="160" w:after="80"/>
       </w:pPr>
       <w:r>
@@ -5278,7 +5943,7 @@
         </w:rPr>
         <w:drawing>
           <wp:inline>
-            <wp:extent cx="3600000" cy="950494"/>
+            <wp:extent cx="3600000" cy="940165"/>
             <wp:effectExtent b="0" l="0" r="0" t="0"/>
             <wp:docPr descr="" title="" id="150" name="Picture"/>
             <a:graphic>
@@ -5299,7 +5964,7 @@
                   <pic:spPr bwMode="auto">
                     <a:xfrm>
                       <a:off x="0" y="0"/>
-                      <a:ext cx="3600000" cy="950494"/>
+                      <a:ext cx="3600000" cy="940165"/>
                     </a:xfrm>
                     <a:prstGeom prst="rect">
                       <a:avLst/>
@@ -5345,6 +6010,46 @@
     </w:p>
     <w:p>
       <w:pPr>
+        <w:spacing w:before="0" w:after="0"/>
+      </w:pPr>
+    </w:p>
+    <w:p>
+      <w:pPr>
+        <w:spacing w:before="0" w:after="0"/>
+      </w:pPr>
+    </w:p>
+    <w:p>
+      <w:pPr>
+        <w:spacing w:before="0" w:after="0"/>
+      </w:pPr>
+    </w:p>
+    <w:p>
+      <w:pPr>
+        <w:spacing w:before="0" w:after="0"/>
+      </w:pPr>
+    </w:p>
+    <w:p>
+      <w:pPr>
+        <w:spacing w:before="0" w:after="0"/>
+      </w:pPr>
+    </w:p>
+    <w:p>
+      <w:pPr>
+        <w:spacing w:before="0" w:after="0"/>
+      </w:pPr>
+    </w:p>
+    <w:p>
+      <w:pPr>
+        <w:spacing w:before="0" w:after="0"/>
+      </w:pPr>
+    </w:p>
+    <w:p>
+      <w:pPr>
+        <w:spacing w:before="0" w:after="0"/>
+      </w:pPr>
+    </w:p>
+    <w:p>
+      <w:pPr>
         <w:spacing w:before="160" w:after="80"/>
       </w:pPr>
       <w:r>
@@ -5409,7 +6114,7 @@
         </w:rPr>
         <w:drawing>
           <wp:inline>
-            <wp:extent cx="3600000" cy="1622797"/>
+            <wp:extent cx="3600000" cy="1551402"/>
             <wp:effectExtent b="0" l="0" r="0" t="0"/>
             <wp:docPr descr="" title="" id="154" name="Picture"/>
             <a:graphic>
@@ -5430,7 +6135,7 @@
                   <pic:spPr bwMode="auto">
                     <a:xfrm>
                       <a:off x="0" y="0"/>
-                      <a:ext cx="3600000" cy="1622797"/>
+                      <a:ext cx="3600000" cy="1551402"/>
                     </a:xfrm>
                     <a:prstGeom prst="rect">
                       <a:avLst/>
@@ -5476,6 +6181,46 @@
     </w:p>
     <w:p>
       <w:pPr>
+        <w:spacing w:before="0" w:after="0"/>
+      </w:pPr>
+    </w:p>
+    <w:p>
+      <w:pPr>
+        <w:spacing w:before="0" w:after="0"/>
+      </w:pPr>
+    </w:p>
+    <w:p>
+      <w:pPr>
+        <w:spacing w:before="0" w:after="0"/>
+      </w:pPr>
+    </w:p>
+    <w:p>
+      <w:pPr>
+        <w:spacing w:before="0" w:after="0"/>
+      </w:pPr>
+    </w:p>
+    <w:p>
+      <w:pPr>
+        <w:spacing w:before="0" w:after="0"/>
+      </w:pPr>
+    </w:p>
+    <w:p>
+      <w:pPr>
+        <w:spacing w:before="0" w:after="0"/>
+      </w:pPr>
+    </w:p>
+    <w:p>
+      <w:pPr>
+        <w:spacing w:before="0" w:after="0"/>
+      </w:pPr>
+    </w:p>
+    <w:p>
+      <w:pPr>
+        <w:spacing w:before="0" w:after="0"/>
+      </w:pPr>
+    </w:p>
+    <w:p>
+      <w:pPr>
         <w:spacing w:before="160" w:after="80"/>
       </w:pPr>
       <w:r>
@@ -5528,7 +6273,7 @@
         </w:rPr>
         <w:drawing>
           <wp:inline>
-            <wp:extent cx="3600000" cy="1822452"/>
+            <wp:extent cx="3600000" cy="1725000"/>
             <wp:effectExtent b="0" l="0" r="0" t="0"/>
             <wp:docPr descr="" title="" id="158" name="Picture"/>
             <a:graphic>
@@ -5549,7 +6294,7 @@
                   <pic:spPr bwMode="auto">
                     <a:xfrm>
                       <a:off x="0" y="0"/>
-                      <a:ext cx="3600000" cy="1822452"/>
+                      <a:ext cx="3600000" cy="1725000"/>
                     </a:xfrm>
                     <a:prstGeom prst="rect">
                       <a:avLst/>
@@ -5595,6 +6340,46 @@
     </w:p>
     <w:p>
       <w:pPr>
+        <w:spacing w:before="0" w:after="0"/>
+      </w:pPr>
+    </w:p>
+    <w:p>
+      <w:pPr>
+        <w:spacing w:before="0" w:after="0"/>
+      </w:pPr>
+    </w:p>
+    <w:p>
+      <w:pPr>
+        <w:spacing w:before="0" w:after="0"/>
+      </w:pPr>
+    </w:p>
+    <w:p>
+      <w:pPr>
+        <w:spacing w:before="0" w:after="0"/>
+      </w:pPr>
+    </w:p>
+    <w:p>
+      <w:pPr>
+        <w:spacing w:before="0" w:after="0"/>
+      </w:pPr>
+    </w:p>
+    <w:p>
+      <w:pPr>
+        <w:spacing w:before="0" w:after="0"/>
+      </w:pPr>
+    </w:p>
+    <w:p>
+      <w:pPr>
+        <w:spacing w:before="0" w:after="0"/>
+      </w:pPr>
+    </w:p>
+    <w:p>
+      <w:pPr>
+        <w:spacing w:before="0" w:after="0"/>
+      </w:pPr>
+    </w:p>
+    <w:p>
+      <w:pPr>
         <w:spacing w:before="160" w:after="80"/>
       </w:pPr>
       <w:r>
@@ -5647,7 +6432,7 @@
         </w:rPr>
         <w:drawing>
           <wp:inline>
-            <wp:extent cx="3600000" cy="1521384"/>
+            <wp:extent cx="3600000" cy="1425155"/>
             <wp:effectExtent b="0" l="0" r="0" t="0"/>
             <wp:docPr descr="" title="" id="162" name="Picture"/>
             <a:graphic>
@@ -5668,7 +6453,7 @@
                   <pic:spPr bwMode="auto">
                     <a:xfrm>
                       <a:off x="0" y="0"/>
-                      <a:ext cx="3600000" cy="1521384"/>
+                      <a:ext cx="3600000" cy="1425155"/>
                     </a:xfrm>
                     <a:prstGeom prst="rect">
                       <a:avLst/>
@@ -5714,6 +6499,46 @@
     </w:p>
     <w:p>
       <w:pPr>
+        <w:spacing w:before="0" w:after="0"/>
+      </w:pPr>
+    </w:p>
+    <w:p>
+      <w:pPr>
+        <w:spacing w:before="0" w:after="0"/>
+      </w:pPr>
+    </w:p>
+    <w:p>
+      <w:pPr>
+        <w:spacing w:before="0" w:after="0"/>
+      </w:pPr>
+    </w:p>
+    <w:p>
+      <w:pPr>
+        <w:spacing w:before="0" w:after="0"/>
+      </w:pPr>
+    </w:p>
+    <w:p>
+      <w:pPr>
+        <w:spacing w:before="0" w:after="0"/>
+      </w:pPr>
+    </w:p>
+    <w:p>
+      <w:pPr>
+        <w:spacing w:before="0" w:after="0"/>
+      </w:pPr>
+    </w:p>
+    <w:p>
+      <w:pPr>
+        <w:spacing w:before="0" w:after="0"/>
+      </w:pPr>
+    </w:p>
+    <w:p>
+      <w:pPr>
+        <w:spacing w:before="0" w:after="0"/>
+      </w:pPr>
+    </w:p>
+    <w:p>
+      <w:pPr>
         <w:spacing w:before="160" w:after="80"/>
       </w:pPr>
       <w:r>
@@ -5766,7 +6591,7 @@
         </w:rPr>
         <w:drawing>
           <wp:inline>
-            <wp:extent cx="3600000" cy="612847"/>
+            <wp:extent cx="3600000" cy="587041"/>
             <wp:effectExtent b="0" l="0" r="0" t="0"/>
             <wp:docPr descr="" title="" id="166" name="Picture"/>
             <a:graphic>
@@ -5787,7 +6612,7 @@
                   <pic:spPr bwMode="auto">
                     <a:xfrm>
                       <a:off x="0" y="0"/>
-                      <a:ext cx="3600000" cy="612847"/>
+                      <a:ext cx="3600000" cy="587041"/>
                     </a:xfrm>
                     <a:prstGeom prst="rect">
                       <a:avLst/>
@@ -5833,6 +6658,46 @@
     </w:p>
     <w:p>
       <w:pPr>
+        <w:spacing w:before="0" w:after="0"/>
+      </w:pPr>
+    </w:p>
+    <w:p>
+      <w:pPr>
+        <w:spacing w:before="0" w:after="0"/>
+      </w:pPr>
+    </w:p>
+    <w:p>
+      <w:pPr>
+        <w:spacing w:before="0" w:after="0"/>
+      </w:pPr>
+    </w:p>
+    <w:p>
+      <w:pPr>
+        <w:spacing w:before="0" w:after="0"/>
+      </w:pPr>
+    </w:p>
+    <w:p>
+      <w:pPr>
+        <w:spacing w:before="0" w:after="0"/>
+      </w:pPr>
+    </w:p>
+    <w:p>
+      <w:pPr>
+        <w:spacing w:before="0" w:after="0"/>
+      </w:pPr>
+    </w:p>
+    <w:p>
+      <w:pPr>
+        <w:spacing w:before="0" w:after="0"/>
+      </w:pPr>
+    </w:p>
+    <w:p>
+      <w:pPr>
+        <w:spacing w:before="0" w:after="0"/>
+      </w:pPr>
+    </w:p>
+    <w:p>
+      <w:pPr>
         <w:spacing w:before="160" w:after="80"/>
       </w:pPr>
       <w:r>
@@ -5885,7 +6750,7 @@
         </w:rPr>
         <w:drawing>
           <wp:inline>
-            <wp:extent cx="3600000" cy="450477"/>
+            <wp:extent cx="3599998" cy="450477"/>
             <wp:effectExtent b="0" l="0" r="0" t="0"/>
             <wp:docPr descr="" title="" id="170" name="Picture"/>
             <a:graphic>
@@ -5906,7 +6771,7 @@
                   <pic:spPr bwMode="auto">
                     <a:xfrm>
                       <a:off x="0" y="0"/>
-                      <a:ext cx="3600000" cy="450477"/>
+                      <a:ext cx="3599998" cy="450477"/>
                     </a:xfrm>
                     <a:prstGeom prst="rect">
                       <a:avLst/>
@@ -5952,6 +6817,46 @@
     </w:p>
     <w:p>
       <w:pPr>
+        <w:spacing w:before="0" w:after="0"/>
+      </w:pPr>
+    </w:p>
+    <w:p>
+      <w:pPr>
+        <w:spacing w:before="0" w:after="0"/>
+      </w:pPr>
+    </w:p>
+    <w:p>
+      <w:pPr>
+        <w:spacing w:before="0" w:after="0"/>
+      </w:pPr>
+    </w:p>
+    <w:p>
+      <w:pPr>
+        <w:spacing w:before="0" w:after="0"/>
+      </w:pPr>
+    </w:p>
+    <w:p>
+      <w:pPr>
+        <w:spacing w:before="0" w:after="0"/>
+      </w:pPr>
+    </w:p>
+    <w:p>
+      <w:pPr>
+        <w:spacing w:before="0" w:after="0"/>
+      </w:pPr>
+    </w:p>
+    <w:p>
+      <w:pPr>
+        <w:spacing w:before="0" w:after="0"/>
+      </w:pPr>
+    </w:p>
+    <w:p>
+      <w:pPr>
+        <w:spacing w:before="0" w:after="0"/>
+      </w:pPr>
+    </w:p>
+    <w:p>
+      <w:pPr>
         <w:spacing w:before="160" w:after="80"/>
       </w:pPr>
       <w:r>
@@ -6004,7 +6909,7 @@
         </w:rPr>
         <w:drawing>
           <wp:inline>
-            <wp:extent cx="3327400" cy="1397000"/>
+            <wp:extent cx="3327400" cy="1359444"/>
             <wp:effectExtent b="0" l="0" r="0" t="0"/>
             <wp:docPr descr="" title="" id="174" name="Picture"/>
             <a:graphic>
@@ -6025,7 +6930,7 @@
                   <pic:spPr bwMode="auto">
                     <a:xfrm>
                       <a:off x="0" y="0"/>
-                      <a:ext cx="3327400" cy="1397000"/>
+                      <a:ext cx="3327400" cy="1359444"/>
                     </a:xfrm>
                     <a:prstGeom prst="rect">
                       <a:avLst/>
@@ -6071,6 +6976,46 @@
     </w:p>
     <w:p>
       <w:pPr>
+        <w:spacing w:before="0" w:after="0"/>
+      </w:pPr>
+    </w:p>
+    <w:p>
+      <w:pPr>
+        <w:spacing w:before="0" w:after="0"/>
+      </w:pPr>
+    </w:p>
+    <w:p>
+      <w:pPr>
+        <w:spacing w:before="0" w:after="0"/>
+      </w:pPr>
+    </w:p>
+    <w:p>
+      <w:pPr>
+        <w:spacing w:before="0" w:after="0"/>
+      </w:pPr>
+    </w:p>
+    <w:p>
+      <w:pPr>
+        <w:spacing w:before="0" w:after="0"/>
+      </w:pPr>
+    </w:p>
+    <w:p>
+      <w:pPr>
+        <w:spacing w:before="0" w:after="0"/>
+      </w:pPr>
+    </w:p>
+    <w:p>
+      <w:pPr>
+        <w:spacing w:before="0" w:after="0"/>
+      </w:pPr>
+    </w:p>
+    <w:p>
+      <w:pPr>
+        <w:spacing w:before="0" w:after="0"/>
+      </w:pPr>
+    </w:p>
+    <w:p>
+      <w:pPr>
         <w:spacing w:before="160" w:after="80"/>
       </w:pPr>
       <w:r>
@@ -6123,7 +7068,7 @@
         </w:rPr>
         <w:drawing>
           <wp:inline>
-            <wp:extent cx="3600000" cy="2663777"/>
+            <wp:extent cx="3570839" cy="2663777"/>
             <wp:effectExtent b="0" l="0" r="0" t="0"/>
             <wp:docPr descr="" title="" id="178" name="Picture"/>
             <a:graphic>
@@ -6144,7 +7089,7 @@
                   <pic:spPr bwMode="auto">
                     <a:xfrm>
                       <a:off x="0" y="0"/>
-                      <a:ext cx="3600000" cy="2663777"/>
+                      <a:ext cx="3570839" cy="2663777"/>
                     </a:xfrm>
                     <a:prstGeom prst="rect">
                       <a:avLst/>
@@ -6175,7 +7120,7 @@
         </w:rPr>
         <w:drawing>
           <wp:inline>
-            <wp:extent cx="2755900" cy="1282700"/>
+            <wp:extent cx="2755900" cy="1248979"/>
             <wp:effectExtent b="0" l="0" r="0" t="0"/>
             <wp:docPr descr="" title="" id="181" name="Picture"/>
             <a:graphic>
@@ -6196,7 +7141,7 @@
                   <pic:spPr bwMode="auto">
                     <a:xfrm>
                       <a:off x="0" y="0"/>
-                      <a:ext cx="2755900" cy="1282700"/>
+                      <a:ext cx="2755900" cy="1248979"/>
                     </a:xfrm>
                     <a:prstGeom prst="rect">
                       <a:avLst/>
@@ -6227,7 +7172,7 @@
         </w:rPr>
         <w:drawing>
           <wp:inline>
-            <wp:extent cx="3600000" cy="1755000"/>
+            <wp:extent cx="3600000" cy="1661538"/>
             <wp:effectExtent b="0" l="0" r="0" t="0"/>
             <wp:docPr descr="" title="" id="184" name="Picture"/>
             <a:graphic>
@@ -6248,7 +7193,7 @@
                   <pic:spPr bwMode="auto">
                     <a:xfrm>
                       <a:off x="0" y="0"/>
-                      <a:ext cx="3600000" cy="1755000"/>
+                      <a:ext cx="3600000" cy="1661538"/>
                     </a:xfrm>
                     <a:prstGeom prst="rect">
                       <a:avLst/>
@@ -6291,7 +7236,7 @@
         </w:rPr>
         <w:drawing>
           <wp:inline>
-            <wp:extent cx="2844800" cy="2057400"/>
+            <wp:extent cx="2844800" cy="2045547"/>
             <wp:effectExtent b="0" l="0" r="0" t="0"/>
             <wp:docPr descr="" title="" id="187" name="Picture"/>
             <a:graphic>
@@ -6312,7 +7257,7 @@
                   <pic:spPr bwMode="auto">
                     <a:xfrm>
                       <a:off x="0" y="0"/>
-                      <a:ext cx="2844800" cy="2057400"/>
+                      <a:ext cx="2844800" cy="2045547"/>
                     </a:xfrm>
                     <a:prstGeom prst="rect">
                       <a:avLst/>
@@ -6370,6 +7315,46 @@
     </w:p>
     <w:p>
       <w:pPr>
+        <w:spacing w:before="0" w:after="0"/>
+      </w:pPr>
+    </w:p>
+    <w:p>
+      <w:pPr>
+        <w:spacing w:before="0" w:after="0"/>
+      </w:pPr>
+    </w:p>
+    <w:p>
+      <w:pPr>
+        <w:spacing w:before="0" w:after="0"/>
+      </w:pPr>
+    </w:p>
+    <w:p>
+      <w:pPr>
+        <w:spacing w:before="0" w:after="0"/>
+      </w:pPr>
+    </w:p>
+    <w:p>
+      <w:pPr>
+        <w:spacing w:before="0" w:after="0"/>
+      </w:pPr>
+    </w:p>
+    <w:p>
+      <w:pPr>
+        <w:spacing w:before="0" w:after="0"/>
+      </w:pPr>
+    </w:p>
+    <w:p>
+      <w:pPr>
+        <w:spacing w:before="0" w:after="0"/>
+      </w:pPr>
+    </w:p>
+    <w:p>
+      <w:pPr>
+        <w:spacing w:before="0" w:after="0"/>
+      </w:pPr>
+    </w:p>
+    <w:p>
+      <w:pPr>
         <w:spacing w:before="160" w:after="80"/>
       </w:pPr>
       <w:r>
@@ -6422,7 +7407,7 @@
         </w:rPr>
         <w:drawing>
           <wp:inline>
-            <wp:extent cx="2336800" cy="1841500"/>
+            <wp:extent cx="2336800" cy="1824804"/>
             <wp:effectExtent b="0" l="0" r="0" t="0"/>
             <wp:docPr descr="" title="" id="191" name="Picture"/>
             <a:graphic>
@@ -6443,7 +7428,7 @@
                   <pic:spPr bwMode="auto">
                     <a:xfrm>
                       <a:off x="0" y="0"/>
-                      <a:ext cx="2336800" cy="1841500"/>
+                      <a:ext cx="2336800" cy="1824804"/>
                     </a:xfrm>
                     <a:prstGeom prst="rect">
                       <a:avLst/>
@@ -6489,6 +7474,46 @@
     </w:p>
     <w:p>
       <w:pPr>
+        <w:spacing w:before="0" w:after="0"/>
+      </w:pPr>
+    </w:p>
+    <w:p>
+      <w:pPr>
+        <w:spacing w:before="0" w:after="0"/>
+      </w:pPr>
+    </w:p>
+    <w:p>
+      <w:pPr>
+        <w:spacing w:before="0" w:after="0"/>
+      </w:pPr>
+    </w:p>
+    <w:p>
+      <w:pPr>
+        <w:spacing w:before="0" w:after="0"/>
+      </w:pPr>
+    </w:p>
+    <w:p>
+      <w:pPr>
+        <w:spacing w:before="0" w:after="0"/>
+      </w:pPr>
+    </w:p>
+    <w:p>
+      <w:pPr>
+        <w:spacing w:before="0" w:after="0"/>
+      </w:pPr>
+    </w:p>
+    <w:p>
+      <w:pPr>
+        <w:spacing w:before="0" w:after="0"/>
+      </w:pPr>
+    </w:p>
+    <w:p>
+      <w:pPr>
+        <w:spacing w:before="0" w:after="0"/>
+      </w:pPr>
+    </w:p>
+    <w:p>
+      <w:pPr>
         <w:spacing w:before="160" w:after="80"/>
       </w:pPr>
       <w:r>
@@ -6553,7 +7578,7 @@
         </w:rPr>
         <w:drawing>
           <wp:inline>
-            <wp:extent cx="3600000" cy="1447272"/>
+            <wp:extent cx="3600000" cy="1373733"/>
             <wp:effectExtent b="0" l="0" r="0" t="0"/>
             <wp:docPr descr="" title="" id="195" name="Picture"/>
             <a:graphic>
@@ -6574,7 +7599,7 @@
                   <pic:spPr bwMode="auto">
                     <a:xfrm>
                       <a:off x="0" y="0"/>
-                      <a:ext cx="3600000" cy="1447272"/>
+                      <a:ext cx="3600000" cy="1373733"/>
                     </a:xfrm>
                     <a:prstGeom prst="rect">
                       <a:avLst/>
@@ -6595,6 +7620,46 @@
     </w:p>
     <w:p>
       <w:pPr>
+        <w:spacing w:before="0" w:after="0"/>
+      </w:pPr>
+    </w:p>
+    <w:p>
+      <w:pPr>
+        <w:spacing w:before="0" w:after="0"/>
+      </w:pPr>
+    </w:p>
+    <w:p>
+      <w:pPr>
+        <w:spacing w:before="0" w:after="0"/>
+      </w:pPr>
+    </w:p>
+    <w:p>
+      <w:pPr>
+        <w:spacing w:before="0" w:after="0"/>
+      </w:pPr>
+    </w:p>
+    <w:p>
+      <w:pPr>
+        <w:spacing w:before="0" w:after="0"/>
+      </w:pPr>
+    </w:p>
+    <w:p>
+      <w:pPr>
+        <w:spacing w:before="0" w:after="0"/>
+      </w:pPr>
+    </w:p>
+    <w:p>
+      <w:pPr>
+        <w:spacing w:before="0" w:after="0"/>
+      </w:pPr>
+    </w:p>
+    <w:p>
+      <w:pPr>
+        <w:spacing w:before="0" w:after="0"/>
+      </w:pPr>
+    </w:p>
+    <w:p>
+      <w:pPr>
         <w:spacing w:before="160" w:after="80"/>
       </w:pPr>
       <w:r>
@@ -6647,7 +7712,7 @@
         </w:rPr>
         <w:drawing>
           <wp:inline>
-            <wp:extent cx="3600000" cy="892610"/>
+            <wp:extent cx="3600000" cy="891089"/>
             <wp:effectExtent b="0" l="0" r="0" t="0"/>
             <wp:docPr descr="" title="" id="199" name="Picture"/>
             <a:graphic>
@@ -6668,7 +7733,7 @@
                   <pic:spPr bwMode="auto">
                     <a:xfrm>
                       <a:off x="0" y="0"/>
-                      <a:ext cx="3600000" cy="892610"/>
+                      <a:ext cx="3600000" cy="891089"/>
                     </a:xfrm>
                     <a:prstGeom prst="rect">
                       <a:avLst/>
@@ -6689,6 +7754,31 @@
     </w:p>
     <w:p>
       <w:pPr>
+        <w:spacing w:before="0" w:after="0"/>
+      </w:pPr>
+    </w:p>
+    <w:p>
+      <w:pPr>
+        <w:spacing w:before="0" w:after="0"/>
+      </w:pPr>
+    </w:p>
+    <w:p>
+      <w:pPr>
+        <w:spacing w:before="0" w:after="0"/>
+      </w:pPr>
+    </w:p>
+    <w:p>
+      <w:pPr>
+        <w:spacing w:before="0" w:after="0"/>
+      </w:pPr>
+    </w:p>
+    <w:p>
+      <w:pPr>
+        <w:spacing w:before="0" w:after="0"/>
+      </w:pPr>
+    </w:p>
+    <w:p>
+      <w:pPr>
         <w:spacing w:before="160" w:after="80"/>
       </w:pPr>
       <w:r>
@@ -6741,7 +7831,7 @@
         </w:rPr>
         <w:drawing>
           <wp:inline>
-            <wp:extent cx="3600000" cy="943798"/>
+            <wp:extent cx="3600000" cy="933962"/>
             <wp:effectExtent b="0" l="0" r="0" t="0"/>
             <wp:docPr descr="" title="" id="203" name="Picture"/>
             <a:graphic>
@@ -6762,7 +7852,7 @@
                   <pic:spPr bwMode="auto">
                     <a:xfrm>
                       <a:off x="0" y="0"/>
-                      <a:ext cx="3600000" cy="943798"/>
+                      <a:ext cx="3600000" cy="933962"/>
                     </a:xfrm>
                     <a:prstGeom prst="rect">
                       <a:avLst/>
@@ -6783,6 +7873,21 @@
     </w:p>
     <w:p>
       <w:pPr>
+        <w:spacing w:before="0" w:after="0"/>
+      </w:pPr>
+    </w:p>
+    <w:p>
+      <w:pPr>
+        <w:spacing w:before="0" w:after="0"/>
+      </w:pPr>
+    </w:p>
+    <w:p>
+      <w:pPr>
+        <w:spacing w:before="0" w:after="0"/>
+      </w:pPr>
+    </w:p>
+    <w:p>
+      <w:pPr>
         <w:spacing w:before="160" w:after="80"/>
       </w:pPr>
       <w:r>
@@ -6835,7 +7940,7 @@
         </w:rPr>
         <w:drawing>
           <wp:inline>
-            <wp:extent cx="3600000" cy="1032885"/>
+            <wp:extent cx="3600000" cy="1012881"/>
             <wp:effectExtent b="0" l="0" r="0" t="0"/>
             <wp:docPr descr="" title="" id="207" name="Picture"/>
             <a:graphic>
@@ -6856,7 +7961,7 @@
                   <pic:spPr bwMode="auto">
                     <a:xfrm>
                       <a:off x="0" y="0"/>
-                      <a:ext cx="3600000" cy="1032885"/>
+                      <a:ext cx="3600000" cy="1012881"/>
                     </a:xfrm>
                     <a:prstGeom prst="rect">
                       <a:avLst/>
@@ -6877,6 +7982,31 @@
     </w:p>
     <w:p>
       <w:pPr>
+        <w:spacing w:before="0" w:after="0"/>
+      </w:pPr>
+    </w:p>
+    <w:p>
+      <w:pPr>
+        <w:spacing w:before="0" w:after="0"/>
+      </w:pPr>
+    </w:p>
+    <w:p>
+      <w:pPr>
+        <w:spacing w:before="0" w:after="0"/>
+      </w:pPr>
+    </w:p>
+    <w:p>
+      <w:pPr>
+        <w:spacing w:before="0" w:after="0"/>
+      </w:pPr>
+    </w:p>
+    <w:p>
+      <w:pPr>
+        <w:spacing w:before="0" w:after="0"/>
+      </w:pPr>
+    </w:p>
+    <w:p>
+      <w:pPr>
         <w:spacing w:before="160" w:after="80"/>
       </w:pPr>
       <w:r>
@@ -6929,7 +8059,7 @@
         </w:rPr>
         <w:drawing>
           <wp:inline>
-            <wp:extent cx="3600000" cy="909152"/>
+            <wp:extent cx="3600000" cy="904584"/>
             <wp:effectExtent b="0" l="0" r="0" t="0"/>
             <wp:docPr descr="" title="" id="211" name="Picture"/>
             <a:graphic>
@@ -6950,7 +8080,7 @@
                   <pic:spPr bwMode="auto">
                     <a:xfrm>
                       <a:off x="0" y="0"/>
-                      <a:ext cx="3600000" cy="909152"/>
+                      <a:ext cx="3600000" cy="904584"/>
                     </a:xfrm>
                     <a:prstGeom prst="rect">
                       <a:avLst/>
@@ -6981,7 +8111,7 @@
         </w:rPr>
         <w:drawing>
           <wp:inline>
-            <wp:extent cx="3600000" cy="1120957"/>
+            <wp:extent cx="3600000" cy="1060521"/>
             <wp:effectExtent b="0" l="0" r="0" t="0"/>
             <wp:docPr descr="" title="" id="214" name="Picture"/>
             <a:graphic>
@@ -7002,7 +8132,7 @@
                   <pic:spPr bwMode="auto">
                     <a:xfrm>
                       <a:off x="0" y="0"/>
-                      <a:ext cx="3600000" cy="1120957"/>
+                      <a:ext cx="3600000" cy="1060521"/>
                     </a:xfrm>
                     <a:prstGeom prst="rect">
                       <a:avLst/>
@@ -7023,6 +8153,21 @@
     </w:p>
     <w:p>
       <w:pPr>
+        <w:spacing w:before="0" w:after="0"/>
+      </w:pPr>
+    </w:p>
+    <w:p>
+      <w:pPr>
+        <w:spacing w:before="0" w:after="0"/>
+      </w:pPr>
+    </w:p>
+    <w:p>
+      <w:pPr>
+        <w:spacing w:before="0" w:after="0"/>
+      </w:pPr>
+    </w:p>
+    <w:p>
+      <w:pPr>
         <w:spacing w:before="160" w:after="80"/>
       </w:pPr>
       <w:r>
@@ -7075,7 +8220,7 @@
         </w:rPr>
         <w:drawing>
           <wp:inline>
-            <wp:extent cx="3600000" cy="576434"/>
+            <wp:extent cx="3599993" cy="576434"/>
             <wp:effectExtent b="0" l="0" r="0" t="0"/>
             <wp:docPr descr="" title="" id="218" name="Picture"/>
             <a:graphic>
@@ -7096,7 +8241,7 @@
                   <pic:spPr bwMode="auto">
                     <a:xfrm>
                       <a:off x="0" y="0"/>
-                      <a:ext cx="3600000" cy="576434"/>
+                      <a:ext cx="3599993" cy="576434"/>
                     </a:xfrm>
                     <a:prstGeom prst="rect">
                       <a:avLst/>
@@ -7117,6 +8262,21 @@
     </w:p>
     <w:p>
       <w:pPr>
+        <w:spacing w:before="0" w:after="0"/>
+      </w:pPr>
+    </w:p>
+    <w:p>
+      <w:pPr>
+        <w:spacing w:before="0" w:after="0"/>
+      </w:pPr>
+    </w:p>
+    <w:p>
+      <w:pPr>
+        <w:spacing w:before="0" w:after="0"/>
+      </w:pPr>
+    </w:p>
+    <w:p>
+      <w:pPr>
         <w:spacing w:before="160" w:after="80"/>
       </w:pPr>
       <w:r>
@@ -7181,7 +8341,7 @@
         </w:rPr>
         <w:drawing>
           <wp:inline>
-            <wp:extent cx="3600000" cy="839603"/>
+            <wp:extent cx="3600000" cy="807921"/>
             <wp:effectExtent b="0" l="0" r="0" t="0"/>
             <wp:docPr descr="" title="" id="222" name="Picture"/>
             <a:graphic>
@@ -7202,7 +8362,7 @@
                   <pic:spPr bwMode="auto">
                     <a:xfrm>
                       <a:off x="0" y="0"/>
-                      <a:ext cx="3600000" cy="839603"/>
+                      <a:ext cx="3600000" cy="807921"/>
                     </a:xfrm>
                     <a:prstGeom prst="rect">
                       <a:avLst/>
@@ -7223,6 +8383,31 @@
     </w:p>
     <w:p>
       <w:pPr>
+        <w:spacing w:before="0" w:after="0"/>
+      </w:pPr>
+    </w:p>
+    <w:p>
+      <w:pPr>
+        <w:spacing w:before="0" w:after="0"/>
+      </w:pPr>
+    </w:p>
+    <w:p>
+      <w:pPr>
+        <w:spacing w:before="0" w:after="0"/>
+      </w:pPr>
+    </w:p>
+    <w:p>
+      <w:pPr>
+        <w:spacing w:before="0" w:after="0"/>
+      </w:pPr>
+    </w:p>
+    <w:p>
+      <w:pPr>
+        <w:spacing w:before="0" w:after="0"/>
+      </w:pPr>
+    </w:p>
+    <w:p>
+      <w:pPr>
         <w:spacing w:before="160" w:after="80"/>
       </w:pPr>
       <w:r>
@@ -7281,7 +8466,7 @@
         </w:rPr>
         <w:drawing>
           <wp:inline>
-            <wp:extent cx="3600000" cy="817322"/>
+            <wp:extent cx="3599996" cy="817322"/>
             <wp:effectExtent b="0" l="0" r="0" t="0"/>
             <wp:docPr descr="" title="" id="226" name="Picture"/>
             <a:graphic>
@@ -7302,7 +8487,7 @@
                   <pic:spPr bwMode="auto">
                     <a:xfrm>
                       <a:off x="0" y="0"/>
-                      <a:ext cx="3600000" cy="817322"/>
+                      <a:ext cx="3599996" cy="817322"/>
                     </a:xfrm>
                     <a:prstGeom prst="rect">
                       <a:avLst/>
@@ -7390,6 +8575,31 @@
     </w:p>
     <w:p>
       <w:pPr>
+        <w:spacing w:before="0" w:after="0"/>
+      </w:pPr>
+    </w:p>
+    <w:p>
+      <w:pPr>
+        <w:spacing w:before="0" w:after="0"/>
+      </w:pPr>
+    </w:p>
+    <w:p>
+      <w:pPr>
+        <w:spacing w:before="0" w:after="0"/>
+      </w:pPr>
+    </w:p>
+    <w:p>
+      <w:pPr>
+        <w:spacing w:before="0" w:after="0"/>
+      </w:pPr>
+    </w:p>
+    <w:p>
+      <w:pPr>
+        <w:spacing w:before="0" w:after="0"/>
+      </w:pPr>
+    </w:p>
+    <w:p>
+      <w:pPr>
         <w:spacing w:before="160" w:after="80"/>
       </w:pPr>
       <w:r>
@@ -7478,7 +8688,7 @@
         </w:rPr>
         <w:drawing>
           <wp:inline>
-            <wp:extent cx="3149600" cy="1028700"/>
+            <wp:extent cx="3149600" cy="972099"/>
             <wp:effectExtent b="0" l="0" r="0" t="0"/>
             <wp:docPr descr="" title="" id="230" name="Picture"/>
             <a:graphic>
@@ -7499,7 +8709,7 @@
                   <pic:spPr bwMode="auto">
                     <a:xfrm>
                       <a:off x="0" y="0"/>
-                      <a:ext cx="3149600" cy="1028700"/>
+                      <a:ext cx="3149600" cy="972099"/>
                     </a:xfrm>
                     <a:prstGeom prst="rect">
                       <a:avLst/>
@@ -7659,7 +8869,7 @@
         </w:rPr>
         <w:drawing>
           <wp:inline>
-            <wp:extent cx="3600000" cy="1563093"/>
+            <wp:extent cx="3600000" cy="1553324"/>
             <wp:effectExtent b="0" l="0" r="0" t="0"/>
             <wp:docPr descr="" title="" id="233" name="Picture"/>
             <a:graphic>
@@ -7680,7 +8890,7 @@
                   <pic:spPr bwMode="auto">
                     <a:xfrm>
                       <a:off x="0" y="0"/>
-                      <a:ext cx="3600000" cy="1563093"/>
+                      <a:ext cx="3600000" cy="1553324"/>
                     </a:xfrm>
                     <a:prstGeom prst="rect">
                       <a:avLst/>
@@ -7817,7 +9027,7 @@
         </w:rPr>
         <w:drawing>
           <wp:inline>
-            <wp:extent cx="3600000" cy="1408860"/>
+            <wp:extent cx="3600000" cy="1370886"/>
             <wp:effectExtent b="0" l="0" r="0" t="0"/>
             <wp:docPr descr="" title="" id="236" name="Picture"/>
             <a:graphic>
@@ -7838,7 +9048,7 @@
                   <pic:spPr bwMode="auto">
                     <a:xfrm>
                       <a:off x="0" y="0"/>
-                      <a:ext cx="3600000" cy="1408860"/>
+                      <a:ext cx="3600000" cy="1370886"/>
                     </a:xfrm>
                     <a:prstGeom prst="rect">
                       <a:avLst/>
@@ -8598,7 +9808,7 @@
         </w:rPr>
         <w:drawing>
           <wp:inline>
-            <wp:extent cx="3600000" cy="2531092"/>
+            <wp:extent cx="3600000" cy="2526136"/>
             <wp:effectExtent b="0" l="0" r="0" t="0"/>
             <wp:docPr descr="" title="" id="239" name="Picture"/>
             <a:graphic>
@@ -8619,7 +9829,7 @@
                   <pic:spPr bwMode="auto">
                     <a:xfrm>
                       <a:off x="0" y="0"/>
-                      <a:ext cx="3600000" cy="2531092"/>
+                      <a:ext cx="3600000" cy="2526136"/>
                     </a:xfrm>
                     <a:prstGeom prst="rect">
                       <a:avLst/>
@@ -8710,6 +9920,46 @@
     </w:p>
     <w:p>
       <w:pPr>
+        <w:spacing w:before="0" w:after="0"/>
+      </w:pPr>
+    </w:p>
+    <w:p>
+      <w:pPr>
+        <w:spacing w:before="0" w:after="0"/>
+      </w:pPr>
+    </w:p>
+    <w:p>
+      <w:pPr>
+        <w:spacing w:before="0" w:after="0"/>
+      </w:pPr>
+    </w:p>
+    <w:p>
+      <w:pPr>
+        <w:spacing w:before="0" w:after="0"/>
+      </w:pPr>
+    </w:p>
+    <w:p>
+      <w:pPr>
+        <w:spacing w:before="0" w:after="0"/>
+      </w:pPr>
+    </w:p>
+    <w:p>
+      <w:pPr>
+        <w:spacing w:before="0" w:after="0"/>
+      </w:pPr>
+    </w:p>
+    <w:p>
+      <w:pPr>
+        <w:spacing w:before="0" w:after="0"/>
+      </w:pPr>
+    </w:p>
+    <w:p>
+      <w:pPr>
+        <w:spacing w:before="0" w:after="0"/>
+      </w:pPr>
+    </w:p>
+    <w:p>
+      <w:pPr>
         <w:spacing w:before="160" w:after="80"/>
       </w:pPr>
       <w:r>
@@ -9005,6 +10255,31 @@
         </w:rPr>
         <w:t>并说明主要产物的判断依据</w:t>
       </w:r>
+    </w:p>
+    <w:p>
+      <w:pPr>
+        <w:spacing w:before="0" w:after="0"/>
+      </w:pPr>
+    </w:p>
+    <w:p>
+      <w:pPr>
+        <w:spacing w:before="0" w:after="0"/>
+      </w:pPr>
+    </w:p>
+    <w:p>
+      <w:pPr>
+        <w:spacing w:before="0" w:after="0"/>
+      </w:pPr>
+    </w:p>
+    <w:p>
+      <w:pPr>
+        <w:spacing w:before="0" w:after="0"/>
+      </w:pPr>
+    </w:p>
+    <w:p>
+      <w:pPr>
+        <w:spacing w:before="0" w:after="0"/>
+      </w:pPr>
     </w:p>
     <w:p>
       <w:pPr>
@@ -9676,6 +10951,21 @@
     </w:p>
     <w:p>
       <w:pPr>
+        <w:spacing w:before="0" w:after="0"/>
+      </w:pPr>
+    </w:p>
+    <w:p>
+      <w:pPr>
+        <w:spacing w:before="0" w:after="0"/>
+      </w:pPr>
+    </w:p>
+    <w:p>
+      <w:pPr>
+        <w:spacing w:before="0" w:after="0"/>
+      </w:pPr>
+    </w:p>
+    <w:p>
+      <w:pPr>
         <w:spacing w:before="160" w:after="80"/>
       </w:pPr>
       <w:r>
@@ -9912,7 +11202,7 @@
         </w:rPr>
         <w:drawing>
           <wp:inline>
-            <wp:extent cx="3600000" cy="1512000"/>
+            <wp:extent cx="3600000" cy="1456263"/>
             <wp:effectExtent b="0" l="0" r="0" t="0"/>
             <wp:docPr descr="" title="" id="245" name="Picture"/>
             <a:graphic>
@@ -9933,7 +11223,7 @@
                   <pic:spPr bwMode="auto">
                     <a:xfrm>
                       <a:off x="0" y="0"/>
-                      <a:ext cx="3600000" cy="1512000"/>
+                      <a:ext cx="3600000" cy="1456263"/>
                     </a:xfrm>
                     <a:prstGeom prst="rect">
                       <a:avLst/>
@@ -9954,6 +11244,31 @@
     </w:p>
     <w:p>
       <w:pPr>
+        <w:spacing w:before="0" w:after="0"/>
+      </w:pPr>
+    </w:p>
+    <w:p>
+      <w:pPr>
+        <w:spacing w:before="0" w:after="0"/>
+      </w:pPr>
+    </w:p>
+    <w:p>
+      <w:pPr>
+        <w:spacing w:before="0" w:after="0"/>
+      </w:pPr>
+    </w:p>
+    <w:p>
+      <w:pPr>
+        <w:spacing w:before="0" w:after="0"/>
+      </w:pPr>
+    </w:p>
+    <w:p>
+      <w:pPr>
+        <w:spacing w:before="0" w:after="0"/>
+      </w:pPr>
+    </w:p>
+    <w:p>
+      <w:pPr>
         <w:spacing w:before="160" w:after="80"/>
       </w:pPr>
       <w:r>
@@ -10196,6 +11511,31 @@
         </w:rPr>
         <w:t>二甲酸</w:t>
       </w:r>
+    </w:p>
+    <w:p>
+      <w:pPr>
+        <w:spacing w:before="0" w:after="0"/>
+      </w:pPr>
+    </w:p>
+    <w:p>
+      <w:pPr>
+        <w:spacing w:before="0" w:after="0"/>
+      </w:pPr>
+    </w:p>
+    <w:p>
+      <w:pPr>
+        <w:spacing w:before="0" w:after="0"/>
+      </w:pPr>
+    </w:p>
+    <w:p>
+      <w:pPr>
+        <w:spacing w:before="0" w:after="0"/>
+      </w:pPr>
+    </w:p>
+    <w:p>
+      <w:pPr>
+        <w:spacing w:before="0" w:after="0"/>
+      </w:pPr>
     </w:p>
     <w:p>
       <w:pPr>
@@ -10544,6 +11884,31 @@
         </w:rPr>
         <w:t>？</w:t>
       </w:r>
+    </w:p>
+    <w:p>
+      <w:pPr>
+        <w:spacing w:before="0" w:after="0"/>
+      </w:pPr>
+    </w:p>
+    <w:p>
+      <w:pPr>
+        <w:spacing w:before="0" w:after="0"/>
+      </w:pPr>
+    </w:p>
+    <w:p>
+      <w:pPr>
+        <w:spacing w:before="0" w:after="0"/>
+      </w:pPr>
+    </w:p>
+    <w:p>
+      <w:pPr>
+        <w:spacing w:before="0" w:after="0"/>
+      </w:pPr>
+    </w:p>
+    <w:p>
+      <w:pPr>
+        <w:spacing w:before="0" w:after="0"/>
+      </w:pPr>
     </w:p>
     <w:p>
       <w:pPr>
@@ -11345,6 +12710,31 @@
     </w:p>
     <w:p>
       <w:pPr>
+        <w:spacing w:before="0" w:after="0"/>
+      </w:pPr>
+    </w:p>
+    <w:p>
+      <w:pPr>
+        <w:spacing w:before="0" w:after="0"/>
+      </w:pPr>
+    </w:p>
+    <w:p>
+      <w:pPr>
+        <w:spacing w:before="0" w:after="0"/>
+      </w:pPr>
+    </w:p>
+    <w:p>
+      <w:pPr>
+        <w:spacing w:before="0" w:after="0"/>
+      </w:pPr>
+    </w:p>
+    <w:p>
+      <w:pPr>
+        <w:spacing w:before="0" w:after="0"/>
+      </w:pPr>
+    </w:p>
+    <w:p>
+      <w:pPr>
         <w:spacing w:before="160" w:after="80"/>
       </w:pPr>
       <w:r>
@@ -11849,6 +13239,31 @@
         </w:rPr>
         <w:t xml:space="preserve">产物</w:t>
       </w:r>
+    </w:p>
+    <w:p>
+      <w:pPr>
+        <w:spacing w:before="0" w:after="0"/>
+      </w:pPr>
+    </w:p>
+    <w:p>
+      <w:pPr>
+        <w:spacing w:before="0" w:after="0"/>
+      </w:pPr>
+    </w:p>
+    <w:p>
+      <w:pPr>
+        <w:spacing w:before="0" w:after="0"/>
+      </w:pPr>
+    </w:p>
+    <w:p>
+      <w:pPr>
+        <w:spacing w:before="0" w:after="0"/>
+      </w:pPr>
+    </w:p>
+    <w:p>
+      <w:pPr>
+        <w:spacing w:before="0" w:after="0"/>
+      </w:pPr>
     </w:p>
     <w:p>
       <w:pPr>
@@ -12498,7 +13913,7 @@
         </w:rPr>
         <w:drawing>
           <wp:inline>
-            <wp:extent cx="3600000" cy="1497600"/>
+            <wp:extent cx="3600000" cy="1374684"/>
             <wp:effectExtent b="0" l="0" r="0" t="0"/>
             <wp:docPr descr="" title="" id="253" name="Picture"/>
             <a:graphic>
@@ -12519,7 +13934,7 @@
                   <pic:spPr bwMode="auto">
                     <a:xfrm>
                       <a:off x="0" y="0"/>
-                      <a:ext cx="3600000" cy="1497600"/>
+                      <a:ext cx="3600000" cy="1374684"/>
                     </a:xfrm>
                     <a:prstGeom prst="rect">
                       <a:avLst/>
@@ -12540,6 +13955,46 @@
     </w:p>
     <w:p>
       <w:pPr>
+        <w:spacing w:before="0" w:after="0"/>
+      </w:pPr>
+    </w:p>
+    <w:p>
+      <w:pPr>
+        <w:spacing w:before="0" w:after="0"/>
+      </w:pPr>
+    </w:p>
+    <w:p>
+      <w:pPr>
+        <w:spacing w:before="0" w:after="0"/>
+      </w:pPr>
+    </w:p>
+    <w:p>
+      <w:pPr>
+        <w:spacing w:before="0" w:after="0"/>
+      </w:pPr>
+    </w:p>
+    <w:p>
+      <w:pPr>
+        <w:spacing w:before="0" w:after="0"/>
+      </w:pPr>
+    </w:p>
+    <w:p>
+      <w:pPr>
+        <w:spacing w:before="0" w:after="0"/>
+      </w:pPr>
+    </w:p>
+    <w:p>
+      <w:pPr>
+        <w:spacing w:before="0" w:after="0"/>
+      </w:pPr>
+    </w:p>
+    <w:p>
+      <w:pPr>
+        <w:spacing w:before="0" w:after="0"/>
+      </w:pPr>
+    </w:p>
+    <w:p>
+      <w:pPr>
         <w:spacing w:before="160" w:after="80"/>
       </w:pPr>
       <w:r>
@@ -12900,7 +14355,7 @@
         </w:rPr>
         <w:drawing>
           <wp:inline>
-            <wp:extent cx="3600000" cy="1512000"/>
+            <wp:extent cx="3600000" cy="1456263"/>
             <wp:effectExtent b="0" l="0" r="0" t="0"/>
             <wp:docPr descr="" title="" id="256" name="Picture"/>
             <a:graphic>
@@ -12921,7 +14376,7 @@
                   <pic:spPr bwMode="auto">
                     <a:xfrm>
                       <a:off x="0" y="0"/>
-                      <a:ext cx="3600000" cy="1512000"/>
+                      <a:ext cx="3600000" cy="1456263"/>
                     </a:xfrm>
                     <a:prstGeom prst="rect">
                       <a:avLst/>
@@ -12942,6 +14397,31 @@
     </w:p>
     <w:p>
       <w:pPr>
+        <w:spacing w:before="0" w:after="0"/>
+      </w:pPr>
+    </w:p>
+    <w:p>
+      <w:pPr>
+        <w:spacing w:before="0" w:after="0"/>
+      </w:pPr>
+    </w:p>
+    <w:p>
+      <w:pPr>
+        <w:spacing w:before="0" w:after="0"/>
+      </w:pPr>
+    </w:p>
+    <w:p>
+      <w:pPr>
+        <w:spacing w:before="0" w:after="0"/>
+      </w:pPr>
+    </w:p>
+    <w:p>
+      <w:pPr>
+        <w:spacing w:before="0" w:after="0"/>
+      </w:pPr>
+    </w:p>
+    <w:p>
+      <w:pPr>
         <w:spacing w:before="160" w:after="80"/>
       </w:pPr>
       <w:r>
@@ -13092,7 +14572,7 @@
         </w:rPr>
         <w:drawing>
           <wp:inline>
-            <wp:extent cx="2806700" cy="3111500"/>
+            <wp:extent cx="2797735" cy="3111500"/>
             <wp:effectExtent b="0" l="0" r="0" t="0"/>
             <wp:docPr descr="" title="" id="261" name="Picture"/>
             <a:graphic>
@@ -13113,7 +14593,7 @@
                   <pic:spPr bwMode="auto">
                     <a:xfrm>
                       <a:off x="0" y="0"/>
-                      <a:ext cx="2806700" cy="3111500"/>
+                      <a:ext cx="2797735" cy="3111500"/>
                     </a:xfrm>
                     <a:prstGeom prst="rect">
                       <a:avLst/>
@@ -13134,6 +14614,31 @@
     </w:p>
     <w:p>
       <w:pPr>
+        <w:spacing w:before="0" w:after="0"/>
+      </w:pPr>
+    </w:p>
+    <w:p>
+      <w:pPr>
+        <w:spacing w:before="0" w:after="0"/>
+      </w:pPr>
+    </w:p>
+    <w:p>
+      <w:pPr>
+        <w:spacing w:before="0" w:after="0"/>
+      </w:pPr>
+    </w:p>
+    <w:p>
+      <w:pPr>
+        <w:spacing w:before="0" w:after="0"/>
+      </w:pPr>
+    </w:p>
+    <w:p>
+      <w:pPr>
+        <w:spacing w:before="0" w:after="0"/>
+      </w:pPr>
+    </w:p>
+    <w:p>
+      <w:pPr>
         <w:spacing w:before="160" w:after="80"/>
       </w:pPr>
       <w:r>
@@ -13257,7 +14762,7 @@
         </w:rPr>
         <w:drawing>
           <wp:inline>
-            <wp:extent cx="3600000" cy="1871502"/>
+            <wp:extent cx="3600000" cy="1868512"/>
             <wp:effectExtent b="0" l="0" r="0" t="0"/>
             <wp:docPr descr="" title="" id="265" name="Picture"/>
             <a:graphic>
@@ -13278,7 +14783,7 @@
                   <pic:spPr bwMode="auto">
                     <a:xfrm>
                       <a:off x="0" y="0"/>
-                      <a:ext cx="3600000" cy="1871502"/>
+                      <a:ext cx="3600000" cy="1868512"/>
                     </a:xfrm>
                     <a:prstGeom prst="rect">
                       <a:avLst/>
@@ -13299,6 +14804,31 @@
     </w:p>
     <w:p>
       <w:pPr>
+        <w:spacing w:before="0" w:after="0"/>
+      </w:pPr>
+    </w:p>
+    <w:p>
+      <w:pPr>
+        <w:spacing w:before="0" w:after="0"/>
+      </w:pPr>
+    </w:p>
+    <w:p>
+      <w:pPr>
+        <w:spacing w:before="0" w:after="0"/>
+      </w:pPr>
+    </w:p>
+    <w:p>
+      <w:pPr>
+        <w:spacing w:before="0" w:after="0"/>
+      </w:pPr>
+    </w:p>
+    <w:p>
+      <w:pPr>
+        <w:spacing w:before="0" w:after="0"/>
+      </w:pPr>
+    </w:p>
+    <w:p>
+      <w:pPr>
         <w:spacing w:before="160" w:after="80"/>
       </w:pPr>
       <w:r>
@@ -13452,7 +14982,7 @@
         </w:rPr>
         <w:drawing>
           <wp:inline>
-            <wp:extent cx="3600000" cy="1234285"/>
+            <wp:extent cx="3556930" cy="1234285"/>
             <wp:effectExtent b="0" l="0" r="0" t="0"/>
             <wp:docPr descr="" title="" id="269" name="Picture"/>
             <a:graphic>
@@ -13473,7 +15003,7 @@
                   <pic:spPr bwMode="auto">
                     <a:xfrm>
                       <a:off x="0" y="0"/>
-                      <a:ext cx="3600000" cy="1234285"/>
+                      <a:ext cx="3556930" cy="1234285"/>
                     </a:xfrm>
                     <a:prstGeom prst="rect">
                       <a:avLst/>
@@ -13504,7 +15034,7 @@
         </w:rPr>
         <w:drawing>
           <wp:inline>
-            <wp:extent cx="3600000" cy="1041653"/>
+            <wp:extent cx="3600000" cy="1029393"/>
             <wp:effectExtent b="0" l="0" r="0" t="0"/>
             <wp:docPr descr="" title="" id="272" name="Picture"/>
             <a:graphic>
@@ -13525,7 +15055,7 @@
                   <pic:spPr bwMode="auto">
                     <a:xfrm>
                       <a:off x="0" y="0"/>
-                      <a:ext cx="3600000" cy="1041653"/>
+                      <a:ext cx="3600000" cy="1029393"/>
                     </a:xfrm>
                     <a:prstGeom prst="rect">
                       <a:avLst/>
@@ -13546,6 +15076,46 @@
     </w:p>
     <w:p>
       <w:pPr>
+        <w:spacing w:before="0" w:after="0"/>
+      </w:pPr>
+    </w:p>
+    <w:p>
+      <w:pPr>
+        <w:spacing w:before="0" w:after="0"/>
+      </w:pPr>
+    </w:p>
+    <w:p>
+      <w:pPr>
+        <w:spacing w:before="0" w:after="0"/>
+      </w:pPr>
+    </w:p>
+    <w:p>
+      <w:pPr>
+        <w:spacing w:before="0" w:after="0"/>
+      </w:pPr>
+    </w:p>
+    <w:p>
+      <w:pPr>
+        <w:spacing w:before="0" w:after="0"/>
+      </w:pPr>
+    </w:p>
+    <w:p>
+      <w:pPr>
+        <w:spacing w:before="0" w:after="0"/>
+      </w:pPr>
+    </w:p>
+    <w:p>
+      <w:pPr>
+        <w:spacing w:before="0" w:after="0"/>
+      </w:pPr>
+    </w:p>
+    <w:p>
+      <w:pPr>
+        <w:spacing w:before="0" w:after="0"/>
+      </w:pPr>
+    </w:p>
+    <w:p>
+      <w:pPr>
         <w:spacing w:before="160" w:after="80"/>
       </w:pPr>
       <w:r>
@@ -13717,7 +15287,7 @@
         </w:rPr>
         <w:drawing>
           <wp:inline>
-            <wp:extent cx="3175000" cy="2133600"/>
+            <wp:extent cx="3175000" cy="2112347"/>
             <wp:effectExtent b="0" l="0" r="0" t="0"/>
             <wp:docPr descr="" title="" id="276" name="Picture"/>
             <a:graphic>
@@ -13738,7 +15308,7 @@
                   <pic:spPr bwMode="auto">
                     <a:xfrm>
                       <a:off x="0" y="0"/>
-                      <a:ext cx="3175000" cy="2133600"/>
+                      <a:ext cx="3175000" cy="2112347"/>
                     </a:xfrm>
                     <a:prstGeom prst="rect">
                       <a:avLst/>
@@ -13759,6 +15329,46 @@
     </w:p>
     <w:p>
       <w:pPr>
+        <w:spacing w:before="0" w:after="0"/>
+      </w:pPr>
+    </w:p>
+    <w:p>
+      <w:pPr>
+        <w:spacing w:before="0" w:after="0"/>
+      </w:pPr>
+    </w:p>
+    <w:p>
+      <w:pPr>
+        <w:spacing w:before="0" w:after="0"/>
+      </w:pPr>
+    </w:p>
+    <w:p>
+      <w:pPr>
+        <w:spacing w:before="0" w:after="0"/>
+      </w:pPr>
+    </w:p>
+    <w:p>
+      <w:pPr>
+        <w:spacing w:before="0" w:after="0"/>
+      </w:pPr>
+    </w:p>
+    <w:p>
+      <w:pPr>
+        <w:spacing w:before="0" w:after="0"/>
+      </w:pPr>
+    </w:p>
+    <w:p>
+      <w:pPr>
+        <w:spacing w:before="0" w:after="0"/>
+      </w:pPr>
+    </w:p>
+    <w:p>
+      <w:pPr>
+        <w:spacing w:before="0" w:after="0"/>
+      </w:pPr>
+    </w:p>
+    <w:p>
+      <w:pPr>
         <w:spacing w:before="160" w:after="80"/>
       </w:pPr>
       <w:r>
@@ -13906,7 +15516,7 @@
         </w:rPr>
         <w:drawing>
           <wp:inline>
-            <wp:extent cx="3600000" cy="1362906"/>
+            <wp:extent cx="3579349" cy="1362906"/>
             <wp:effectExtent b="0" l="0" r="0" t="0"/>
             <wp:docPr descr="" title="" id="280" name="Picture"/>
             <a:graphic>
@@ -13927,7 +15537,7 @@
                   <pic:spPr bwMode="auto">
                     <a:xfrm>
                       <a:off x="0" y="0"/>
-                      <a:ext cx="3600000" cy="1362906"/>
+                      <a:ext cx="3579349" cy="1362906"/>
                     </a:xfrm>
                     <a:prstGeom prst="rect">
                       <a:avLst/>
@@ -13948,6 +15558,46 @@
     </w:p>
     <w:p>
       <w:pPr>
+        <w:spacing w:before="0" w:after="0"/>
+      </w:pPr>
+    </w:p>
+    <w:p>
+      <w:pPr>
+        <w:spacing w:before="0" w:after="0"/>
+      </w:pPr>
+    </w:p>
+    <w:p>
+      <w:pPr>
+        <w:spacing w:before="0" w:after="0"/>
+      </w:pPr>
+    </w:p>
+    <w:p>
+      <w:pPr>
+        <w:spacing w:before="0" w:after="0"/>
+      </w:pPr>
+    </w:p>
+    <w:p>
+      <w:pPr>
+        <w:spacing w:before="0" w:after="0"/>
+      </w:pPr>
+    </w:p>
+    <w:p>
+      <w:pPr>
+        <w:spacing w:before="0" w:after="0"/>
+      </w:pPr>
+    </w:p>
+    <w:p>
+      <w:pPr>
+        <w:spacing w:before="0" w:after="0"/>
+      </w:pPr>
+    </w:p>
+    <w:p>
+      <w:pPr>
+        <w:spacing w:before="0" w:after="0"/>
+      </w:pPr>
+    </w:p>
+    <w:p>
+      <w:pPr>
         <w:spacing w:before="160" w:after="80"/>
       </w:pPr>
       <w:r>
@@ -14119,7 +15769,7 @@
         </w:rPr>
         <w:drawing>
           <wp:inline>
-            <wp:extent cx="3600000" cy="989808"/>
+            <wp:extent cx="3600000" cy="937255"/>
             <wp:effectExtent b="0" l="0" r="0" t="0"/>
             <wp:docPr descr="" title="" id="284" name="Picture"/>
             <a:graphic>
@@ -14140,7 +15790,7 @@
                   <pic:spPr bwMode="auto">
                     <a:xfrm>
                       <a:off x="0" y="0"/>
-                      <a:ext cx="3600000" cy="989808"/>
+                      <a:ext cx="3600000" cy="937255"/>
                     </a:xfrm>
                     <a:prstGeom prst="rect">
                       <a:avLst/>
@@ -14161,6 +15811,46 @@
     </w:p>
     <w:p>
       <w:pPr>
+        <w:spacing w:before="0" w:after="0"/>
+      </w:pPr>
+    </w:p>
+    <w:p>
+      <w:pPr>
+        <w:spacing w:before="0" w:after="0"/>
+      </w:pPr>
+    </w:p>
+    <w:p>
+      <w:pPr>
+        <w:spacing w:before="0" w:after="0"/>
+      </w:pPr>
+    </w:p>
+    <w:p>
+      <w:pPr>
+        <w:spacing w:before="0" w:after="0"/>
+      </w:pPr>
+    </w:p>
+    <w:p>
+      <w:pPr>
+        <w:spacing w:before="0" w:after="0"/>
+      </w:pPr>
+    </w:p>
+    <w:p>
+      <w:pPr>
+        <w:spacing w:before="0" w:after="0"/>
+      </w:pPr>
+    </w:p>
+    <w:p>
+      <w:pPr>
+        <w:spacing w:before="0" w:after="0"/>
+      </w:pPr>
+    </w:p>
+    <w:p>
+      <w:pPr>
+        <w:spacing w:before="0" w:after="0"/>
+      </w:pPr>
+    </w:p>
+    <w:p>
+      <w:pPr>
         <w:spacing w:before="160" w:after="80"/>
       </w:pPr>
       <w:r>
@@ -14302,7 +15992,7 @@
         </w:rPr>
         <w:drawing>
           <wp:inline>
-            <wp:extent cx="3600000" cy="972262"/>
+            <wp:extent cx="3600000" cy="897125"/>
             <wp:effectExtent b="0" l="0" r="0" t="0"/>
             <wp:docPr descr="" title="" id="288" name="Picture"/>
             <a:graphic>
@@ -14323,7 +16013,7 @@
                   <pic:spPr bwMode="auto">
                     <a:xfrm>
                       <a:off x="0" y="0"/>
-                      <a:ext cx="3600000" cy="972262"/>
+                      <a:ext cx="3600000" cy="897125"/>
                     </a:xfrm>
                     <a:prstGeom prst="rect">
                       <a:avLst/>
@@ -14344,6 +16034,46 @@
     </w:p>
     <w:p>
       <w:pPr>
+        <w:spacing w:before="0" w:after="0"/>
+      </w:pPr>
+    </w:p>
+    <w:p>
+      <w:pPr>
+        <w:spacing w:before="0" w:after="0"/>
+      </w:pPr>
+    </w:p>
+    <w:p>
+      <w:pPr>
+        <w:spacing w:before="0" w:after="0"/>
+      </w:pPr>
+    </w:p>
+    <w:p>
+      <w:pPr>
+        <w:spacing w:before="0" w:after="0"/>
+      </w:pPr>
+    </w:p>
+    <w:p>
+      <w:pPr>
+        <w:spacing w:before="0" w:after="0"/>
+      </w:pPr>
+    </w:p>
+    <w:p>
+      <w:pPr>
+        <w:spacing w:before="0" w:after="0"/>
+      </w:pPr>
+    </w:p>
+    <w:p>
+      <w:pPr>
+        <w:spacing w:before="0" w:after="0"/>
+      </w:pPr>
+    </w:p>
+    <w:p>
+      <w:pPr>
+        <w:spacing w:before="0" w:after="0"/>
+      </w:pPr>
+    </w:p>
+    <w:p>
+      <w:pPr>
         <w:spacing w:before="160" w:after="80"/>
       </w:pPr>
       <w:r>
@@ -14491,7 +16221,7 @@
         </w:rPr>
         <w:drawing>
           <wp:inline>
-            <wp:extent cx="3600000" cy="717977"/>
+            <wp:extent cx="3599997" cy="717977"/>
             <wp:effectExtent b="0" l="0" r="0" t="0"/>
             <wp:docPr descr="" title="" id="292" name="Picture"/>
             <a:graphic>
@@ -14512,7 +16242,7 @@
                   <pic:spPr bwMode="auto">
                     <a:xfrm>
                       <a:off x="0" y="0"/>
-                      <a:ext cx="3600000" cy="717977"/>
+                      <a:ext cx="3599997" cy="717977"/>
                     </a:xfrm>
                     <a:prstGeom prst="rect">
                       <a:avLst/>
@@ -14533,6 +16263,46 @@
     </w:p>
     <w:p>
       <w:pPr>
+        <w:spacing w:before="0" w:after="0"/>
+      </w:pPr>
+    </w:p>
+    <w:p>
+      <w:pPr>
+        <w:spacing w:before="0" w:after="0"/>
+      </w:pPr>
+    </w:p>
+    <w:p>
+      <w:pPr>
+        <w:spacing w:before="0" w:after="0"/>
+      </w:pPr>
+    </w:p>
+    <w:p>
+      <w:pPr>
+        <w:spacing w:before="0" w:after="0"/>
+      </w:pPr>
+    </w:p>
+    <w:p>
+      <w:pPr>
+        <w:spacing w:before="0" w:after="0"/>
+      </w:pPr>
+    </w:p>
+    <w:p>
+      <w:pPr>
+        <w:spacing w:before="0" w:after="0"/>
+      </w:pPr>
+    </w:p>
+    <w:p>
+      <w:pPr>
+        <w:spacing w:before="0" w:after="0"/>
+      </w:pPr>
+    </w:p>
+    <w:p>
+      <w:pPr>
+        <w:spacing w:before="0" w:after="0"/>
+      </w:pPr>
+    </w:p>
+    <w:p>
+      <w:pPr>
         <w:spacing w:before="160" w:after="80"/>
       </w:pPr>
       <w:r>
@@ -14662,7 +16432,7 @@
         </w:rPr>
         <w:drawing>
           <wp:inline>
-            <wp:extent cx="3600000" cy="1376042"/>
+            <wp:extent cx="3600000" cy="1356662"/>
             <wp:effectExtent b="0" l="0" r="0" t="0"/>
             <wp:docPr descr="" title="" id="296" name="Picture"/>
             <a:graphic>
@@ -14683,7 +16453,7 @@
                   <pic:spPr bwMode="auto">
                     <a:xfrm>
                       <a:off x="0" y="0"/>
-                      <a:ext cx="3600000" cy="1376042"/>
+                      <a:ext cx="3600000" cy="1356662"/>
                     </a:xfrm>
                     <a:prstGeom prst="rect">
                       <a:avLst/>
@@ -14704,6 +16474,31 @@
     </w:p>
     <w:p>
       <w:pPr>
+        <w:spacing w:before="0" w:after="0"/>
+      </w:pPr>
+    </w:p>
+    <w:p>
+      <w:pPr>
+        <w:spacing w:before="0" w:after="0"/>
+      </w:pPr>
+    </w:p>
+    <w:p>
+      <w:pPr>
+        <w:spacing w:before="0" w:after="0"/>
+      </w:pPr>
+    </w:p>
+    <w:p>
+      <w:pPr>
+        <w:spacing w:before="0" w:after="0"/>
+      </w:pPr>
+    </w:p>
+    <w:p>
+      <w:pPr>
+        <w:spacing w:before="0" w:after="0"/>
+      </w:pPr>
+    </w:p>
+    <w:p>
+      <w:pPr>
         <w:spacing w:before="160" w:after="80"/>
       </w:pPr>
       <w:r>
@@ -14851,7 +16646,7 @@
         </w:rPr>
         <w:drawing>
           <wp:inline>
-            <wp:extent cx="3600000" cy="909803"/>
+            <wp:extent cx="3580389" cy="909803"/>
             <wp:effectExtent b="0" l="0" r="0" t="0"/>
             <wp:docPr descr="" title="" id="300" name="Picture"/>
             <a:graphic>
@@ -14872,7 +16667,7 @@
                   <pic:spPr bwMode="auto">
                     <a:xfrm>
                       <a:off x="0" y="0"/>
-                      <a:ext cx="3600000" cy="909803"/>
+                      <a:ext cx="3580389" cy="909803"/>
                     </a:xfrm>
                     <a:prstGeom prst="rect">
                       <a:avLst/>
@@ -14893,6 +16688,46 @@
     </w:p>
     <w:p>
       <w:pPr>
+        <w:spacing w:before="0" w:after="0"/>
+      </w:pPr>
+    </w:p>
+    <w:p>
+      <w:pPr>
+        <w:spacing w:before="0" w:after="0"/>
+      </w:pPr>
+    </w:p>
+    <w:p>
+      <w:pPr>
+        <w:spacing w:before="0" w:after="0"/>
+      </w:pPr>
+    </w:p>
+    <w:p>
+      <w:pPr>
+        <w:spacing w:before="0" w:after="0"/>
+      </w:pPr>
+    </w:p>
+    <w:p>
+      <w:pPr>
+        <w:spacing w:before="0" w:after="0"/>
+      </w:pPr>
+    </w:p>
+    <w:p>
+      <w:pPr>
+        <w:spacing w:before="0" w:after="0"/>
+      </w:pPr>
+    </w:p>
+    <w:p>
+      <w:pPr>
+        <w:spacing w:before="0" w:after="0"/>
+      </w:pPr>
+    </w:p>
+    <w:p>
+      <w:pPr>
+        <w:spacing w:before="0" w:after="0"/>
+      </w:pPr>
+    </w:p>
+    <w:p>
+      <w:pPr>
         <w:spacing w:before="160" w:after="80"/>
       </w:pPr>
       <w:r>
@@ -15040,7 +16875,7 @@
         </w:rPr>
         <w:drawing>
           <wp:inline>
-            <wp:extent cx="3600000" cy="2206085"/>
+            <wp:extent cx="3600000" cy="2140000"/>
             <wp:effectExtent b="0" l="0" r="0" t="0"/>
             <wp:docPr descr="" title="" id="304" name="Picture"/>
             <a:graphic>
@@ -15061,7 +16896,7 @@
                   <pic:spPr bwMode="auto">
                     <a:xfrm>
                       <a:off x="0" y="0"/>
-                      <a:ext cx="3600000" cy="2206085"/>
+                      <a:ext cx="3600000" cy="2140000"/>
                     </a:xfrm>
                     <a:prstGeom prst="rect">
                       <a:avLst/>
@@ -15082,6 +16917,31 @@
     </w:p>
     <w:p>
       <w:pPr>
+        <w:spacing w:before="0" w:after="0"/>
+      </w:pPr>
+    </w:p>
+    <w:p>
+      <w:pPr>
+        <w:spacing w:before="0" w:after="0"/>
+      </w:pPr>
+    </w:p>
+    <w:p>
+      <w:pPr>
+        <w:spacing w:before="0" w:after="0"/>
+      </w:pPr>
+    </w:p>
+    <w:p>
+      <w:pPr>
+        <w:spacing w:before="0" w:after="0"/>
+      </w:pPr>
+    </w:p>
+    <w:p>
+      <w:pPr>
+        <w:spacing w:before="0" w:after="0"/>
+      </w:pPr>
+    </w:p>
+    <w:p>
+      <w:pPr>
         <w:spacing w:before="160" w:after="80"/>
       </w:pPr>
       <w:r>
@@ -15265,7 +17125,7 @@
         </w:rPr>
         <w:drawing>
           <wp:inline>
-            <wp:extent cx="3600000" cy="2374233"/>
+            <wp:extent cx="3600000" cy="2355140"/>
             <wp:effectExtent b="0" l="0" r="0" t="0"/>
             <wp:docPr descr="" title="" id="308" name="Picture"/>
             <a:graphic>
@@ -15286,7 +17146,7 @@
                   <pic:spPr bwMode="auto">
                     <a:xfrm>
                       <a:off x="0" y="0"/>
-                      <a:ext cx="3600000" cy="2374233"/>
+                      <a:ext cx="3600000" cy="2355140"/>
                     </a:xfrm>
                     <a:prstGeom prst="rect">
                       <a:avLst/>
@@ -15307,6 +17167,46 @@
     </w:p>
     <w:p>
       <w:pPr>
+        <w:spacing w:before="0" w:after="0"/>
+      </w:pPr>
+    </w:p>
+    <w:p>
+      <w:pPr>
+        <w:spacing w:before="0" w:after="0"/>
+      </w:pPr>
+    </w:p>
+    <w:p>
+      <w:pPr>
+        <w:spacing w:before="0" w:after="0"/>
+      </w:pPr>
+    </w:p>
+    <w:p>
+      <w:pPr>
+        <w:spacing w:before="0" w:after="0"/>
+      </w:pPr>
+    </w:p>
+    <w:p>
+      <w:pPr>
+        <w:spacing w:before="0" w:after="0"/>
+      </w:pPr>
+    </w:p>
+    <w:p>
+      <w:pPr>
+        <w:spacing w:before="0" w:after="0"/>
+      </w:pPr>
+    </w:p>
+    <w:p>
+      <w:pPr>
+        <w:spacing w:before="0" w:after="0"/>
+      </w:pPr>
+    </w:p>
+    <w:p>
+      <w:pPr>
+        <w:spacing w:before="0" w:after="0"/>
+      </w:pPr>
+    </w:p>
+    <w:p>
+      <w:pPr>
         <w:spacing w:before="160" w:after="80"/>
       </w:pPr>
       <w:r>
@@ -15496,7 +17396,7 @@
         </w:rPr>
         <w:drawing>
           <wp:inline>
-            <wp:extent cx="3600000" cy="1471697"/>
+            <wp:extent cx="3600000" cy="1413333"/>
             <wp:effectExtent b="0" l="0" r="0" t="0"/>
             <wp:docPr descr="" title="" id="312" name="Picture"/>
             <a:graphic>
@@ -15517,7 +17417,7 @@
                   <pic:spPr bwMode="auto">
                     <a:xfrm>
                       <a:off x="0" y="0"/>
-                      <a:ext cx="3600000" cy="1471697"/>
+                      <a:ext cx="3600000" cy="1413333"/>
                     </a:xfrm>
                     <a:prstGeom prst="rect">
                       <a:avLst/>
@@ -15538,6 +17438,46 @@
     </w:p>
     <w:p>
       <w:pPr>
+        <w:spacing w:before="0" w:after="0"/>
+      </w:pPr>
+    </w:p>
+    <w:p>
+      <w:pPr>
+        <w:spacing w:before="0" w:after="0"/>
+      </w:pPr>
+    </w:p>
+    <w:p>
+      <w:pPr>
+        <w:spacing w:before="0" w:after="0"/>
+      </w:pPr>
+    </w:p>
+    <w:p>
+      <w:pPr>
+        <w:spacing w:before="0" w:after="0"/>
+      </w:pPr>
+    </w:p>
+    <w:p>
+      <w:pPr>
+        <w:spacing w:before="0" w:after="0"/>
+      </w:pPr>
+    </w:p>
+    <w:p>
+      <w:pPr>
+        <w:spacing w:before="0" w:after="0"/>
+      </w:pPr>
+    </w:p>
+    <w:p>
+      <w:pPr>
+        <w:spacing w:before="0" w:after="0"/>
+      </w:pPr>
+    </w:p>
+    <w:p>
+      <w:pPr>
+        <w:spacing w:before="0" w:after="0"/>
+      </w:pPr>
+    </w:p>
+    <w:p>
+      <w:pPr>
         <w:spacing w:before="160" w:after="80"/>
       </w:pPr>
       <w:r>
@@ -15691,7 +17631,7 @@
         </w:rPr>
         <w:drawing>
           <wp:inline>
-            <wp:extent cx="3600000" cy="727558"/>
+            <wp:extent cx="3599995" cy="727558"/>
             <wp:effectExtent b="0" l="0" r="0" t="0"/>
             <wp:docPr descr="" title="" id="316" name="Picture"/>
             <a:graphic>
@@ -15712,7 +17652,7 @@
                   <pic:spPr bwMode="auto">
                     <a:xfrm>
                       <a:off x="0" y="0"/>
-                      <a:ext cx="3600000" cy="727558"/>
+                      <a:ext cx="3599995" cy="727558"/>
                     </a:xfrm>
                     <a:prstGeom prst="rect">
                       <a:avLst/>
@@ -15758,6 +17698,46 @@
     </w:p>
     <w:p>
       <w:pPr>
+        <w:spacing w:before="0" w:after="0"/>
+      </w:pPr>
+    </w:p>
+    <w:p>
+      <w:pPr>
+        <w:spacing w:before="0" w:after="0"/>
+      </w:pPr>
+    </w:p>
+    <w:p>
+      <w:pPr>
+        <w:spacing w:before="0" w:after="0"/>
+      </w:pPr>
+    </w:p>
+    <w:p>
+      <w:pPr>
+        <w:spacing w:before="0" w:after="0"/>
+      </w:pPr>
+    </w:p>
+    <w:p>
+      <w:pPr>
+        <w:spacing w:before="0" w:after="0"/>
+      </w:pPr>
+    </w:p>
+    <w:p>
+      <w:pPr>
+        <w:spacing w:before="0" w:after="0"/>
+      </w:pPr>
+    </w:p>
+    <w:p>
+      <w:pPr>
+        <w:spacing w:before="0" w:after="0"/>
+      </w:pPr>
+    </w:p>
+    <w:p>
+      <w:pPr>
+        <w:spacing w:before="0" w:after="0"/>
+      </w:pPr>
+    </w:p>
+    <w:p>
+      <w:pPr>
         <w:spacing w:before="160" w:after="80"/>
       </w:pPr>
       <w:r>
@@ -15899,7 +17879,7 @@
         </w:rPr>
         <w:drawing>
           <wp:inline>
-            <wp:extent cx="3600000" cy="879999"/>
+            <wp:extent cx="3599996" cy="879999"/>
             <wp:effectExtent b="0" l="0" r="0" t="0"/>
             <wp:docPr descr="" title="" id="320" name="Picture"/>
             <a:graphic>
@@ -15920,7 +17900,7 @@
                   <pic:spPr bwMode="auto">
                     <a:xfrm>
                       <a:off x="0" y="0"/>
-                      <a:ext cx="3600000" cy="879999"/>
+                      <a:ext cx="3599996" cy="879999"/>
                     </a:xfrm>
                     <a:prstGeom prst="rect">
                       <a:avLst/>
@@ -15966,6 +17946,31 @@
     </w:p>
     <w:p>
       <w:pPr>
+        <w:spacing w:before="0" w:after="0"/>
+      </w:pPr>
+    </w:p>
+    <w:p>
+      <w:pPr>
+        <w:spacing w:before="0" w:after="0"/>
+      </w:pPr>
+    </w:p>
+    <w:p>
+      <w:pPr>
+        <w:spacing w:before="0" w:after="0"/>
+      </w:pPr>
+    </w:p>
+    <w:p>
+      <w:pPr>
+        <w:spacing w:before="0" w:after="0"/>
+      </w:pPr>
+    </w:p>
+    <w:p>
+      <w:pPr>
+        <w:spacing w:before="0" w:after="0"/>
+      </w:pPr>
+    </w:p>
+    <w:p>
+      <w:pPr>
         <w:spacing w:before="160" w:after="80"/>
       </w:pPr>
       <w:r>
@@ -16119,7 +18124,7 @@
         </w:rPr>
         <w:drawing>
           <wp:inline>
-            <wp:extent cx="3600000" cy="853813"/>
+            <wp:extent cx="3599995" cy="853813"/>
             <wp:effectExtent b="0" l="0" r="0" t="0"/>
             <wp:docPr descr="" title="" id="324" name="Picture"/>
             <a:graphic>
@@ -16140,7 +18145,7 @@
                   <pic:spPr bwMode="auto">
                     <a:xfrm>
                       <a:off x="0" y="0"/>
-                      <a:ext cx="3600000" cy="853813"/>
+                      <a:ext cx="3599995" cy="853813"/>
                     </a:xfrm>
                     <a:prstGeom prst="rect">
                       <a:avLst/>
@@ -16186,6 +18191,46 @@
     </w:p>
     <w:p>
       <w:pPr>
+        <w:spacing w:before="0" w:after="0"/>
+      </w:pPr>
+    </w:p>
+    <w:p>
+      <w:pPr>
+        <w:spacing w:before="0" w:after="0"/>
+      </w:pPr>
+    </w:p>
+    <w:p>
+      <w:pPr>
+        <w:spacing w:before="0" w:after="0"/>
+      </w:pPr>
+    </w:p>
+    <w:p>
+      <w:pPr>
+        <w:spacing w:before="0" w:after="0"/>
+      </w:pPr>
+    </w:p>
+    <w:p>
+      <w:pPr>
+        <w:spacing w:before="0" w:after="0"/>
+      </w:pPr>
+    </w:p>
+    <w:p>
+      <w:pPr>
+        <w:spacing w:before="0" w:after="0"/>
+      </w:pPr>
+    </w:p>
+    <w:p>
+      <w:pPr>
+        <w:spacing w:before="0" w:after="0"/>
+      </w:pPr>
+    </w:p>
+    <w:p>
+      <w:pPr>
+        <w:spacing w:before="0" w:after="0"/>
+      </w:pPr>
+    </w:p>
+    <w:p>
+      <w:pPr>
         <w:spacing w:before="160" w:after="80"/>
       </w:pPr>
       <w:r>
@@ -16339,7 +18384,7 @@
         </w:rPr>
         <w:drawing>
           <wp:inline>
-            <wp:extent cx="3600000" cy="1187096"/>
+            <wp:extent cx="3587188" cy="1187096"/>
             <wp:effectExtent b="0" l="0" r="0" t="0"/>
             <wp:docPr descr="" title="" id="328" name="Picture"/>
             <a:graphic>
@@ -16360,7 +18405,7 @@
                   <pic:spPr bwMode="auto">
                     <a:xfrm>
                       <a:off x="0" y="0"/>
-                      <a:ext cx="3600000" cy="1187096"/>
+                      <a:ext cx="3587188" cy="1187096"/>
                     </a:xfrm>
                     <a:prstGeom prst="rect">
                       <a:avLst/>
@@ -16391,7 +18436,7 @@
         </w:rPr>
         <w:drawing>
           <wp:inline>
-            <wp:extent cx="3600000" cy="1003135"/>
+            <wp:extent cx="3578282" cy="1003135"/>
             <wp:effectExtent b="0" l="0" r="0" t="0"/>
             <wp:docPr descr="" title="" id="331" name="Picture"/>
             <a:graphic>
@@ -16412,7 +18457,7 @@
                   <pic:spPr bwMode="auto">
                     <a:xfrm>
                       <a:off x="0" y="0"/>
-                      <a:ext cx="3600000" cy="1003135"/>
+                      <a:ext cx="3578282" cy="1003135"/>
                     </a:xfrm>
                     <a:prstGeom prst="rect">
                       <a:avLst/>
@@ -16458,6 +18503,31 @@
     </w:p>
     <w:p>
       <w:pPr>
+        <w:spacing w:before="0" w:after="0"/>
+      </w:pPr>
+    </w:p>
+    <w:p>
+      <w:pPr>
+        <w:spacing w:before="0" w:after="0"/>
+      </w:pPr>
+    </w:p>
+    <w:p>
+      <w:pPr>
+        <w:spacing w:before="0" w:after="0"/>
+      </w:pPr>
+    </w:p>
+    <w:p>
+      <w:pPr>
+        <w:spacing w:before="0" w:after="0"/>
+      </w:pPr>
+    </w:p>
+    <w:p>
+      <w:pPr>
+        <w:spacing w:before="0" w:after="0"/>
+      </w:pPr>
+    </w:p>
+    <w:p>
+      <w:pPr>
         <w:spacing w:before="160" w:after="80"/>
       </w:pPr>
       <w:r>
@@ -16593,7 +18663,7 @@
         </w:rPr>
         <w:drawing>
           <wp:inline>
-            <wp:extent cx="3600000" cy="839145"/>
+            <wp:extent cx="3600000" cy="834225"/>
             <wp:effectExtent b="0" l="0" r="0" t="0"/>
             <wp:docPr descr="" title="" id="335" name="Picture"/>
             <a:graphic>
@@ -16614,7 +18684,7 @@
                   <pic:spPr bwMode="auto">
                     <a:xfrm>
                       <a:off x="0" y="0"/>
-                      <a:ext cx="3600000" cy="839145"/>
+                      <a:ext cx="3600000" cy="834225"/>
                     </a:xfrm>
                     <a:prstGeom prst="rect">
                       <a:avLst/>
@@ -16660,6 +18730,31 @@
     </w:p>
     <w:p>
       <w:pPr>
+        <w:spacing w:before="0" w:after="0"/>
+      </w:pPr>
+    </w:p>
+    <w:p>
+      <w:pPr>
+        <w:spacing w:before="0" w:after="0"/>
+      </w:pPr>
+    </w:p>
+    <w:p>
+      <w:pPr>
+        <w:spacing w:before="0" w:after="0"/>
+      </w:pPr>
+    </w:p>
+    <w:p>
+      <w:pPr>
+        <w:spacing w:before="0" w:after="0"/>
+      </w:pPr>
+    </w:p>
+    <w:p>
+      <w:pPr>
+        <w:spacing w:before="0" w:after="0"/>
+      </w:pPr>
+    </w:p>
+    <w:p>
+      <w:pPr>
         <w:spacing w:before="160" w:after="80"/>
       </w:pPr>
       <w:r>
@@ -16863,7 +18958,7 @@
         </w:rPr>
         <w:drawing>
           <wp:inline>
-            <wp:extent cx="3600000" cy="797393"/>
+            <wp:extent cx="3580451" cy="797393"/>
             <wp:effectExtent b="0" l="0" r="0" t="0"/>
             <wp:docPr descr="" title="" id="339" name="Picture"/>
             <a:graphic>
@@ -16884,7 +18979,7 @@
                   <pic:spPr bwMode="auto">
                     <a:xfrm>
                       <a:off x="0" y="0"/>
-                      <a:ext cx="3600000" cy="797393"/>
+                      <a:ext cx="3580451" cy="797393"/>
                     </a:xfrm>
                     <a:prstGeom prst="rect">
                       <a:avLst/>
@@ -16943,6 +19038,46 @@
     </w:p>
     <w:p>
       <w:pPr>
+        <w:spacing w:before="0" w:after="0"/>
+      </w:pPr>
+    </w:p>
+    <w:p>
+      <w:pPr>
+        <w:spacing w:before="0" w:after="0"/>
+      </w:pPr>
+    </w:p>
+    <w:p>
+      <w:pPr>
+        <w:spacing w:before="0" w:after="0"/>
+      </w:pPr>
+    </w:p>
+    <w:p>
+      <w:pPr>
+        <w:spacing w:before="0" w:after="0"/>
+      </w:pPr>
+    </w:p>
+    <w:p>
+      <w:pPr>
+        <w:spacing w:before="0" w:after="0"/>
+      </w:pPr>
+    </w:p>
+    <w:p>
+      <w:pPr>
+        <w:spacing w:before="0" w:after="0"/>
+      </w:pPr>
+    </w:p>
+    <w:p>
+      <w:pPr>
+        <w:spacing w:before="0" w:after="0"/>
+      </w:pPr>
+    </w:p>
+    <w:p>
+      <w:pPr>
+        <w:spacing w:before="0" w:after="0"/>
+      </w:pPr>
+    </w:p>
+    <w:p>
+      <w:pPr>
         <w:spacing w:before="160" w:after="80"/>
       </w:pPr>
       <w:r>
@@ -17156,7 +19291,7 @@
         </w:rPr>
         <w:drawing>
           <wp:inline>
-            <wp:extent cx="3600000" cy="1399756"/>
+            <wp:extent cx="3599997" cy="1399756"/>
             <wp:effectExtent b="0" l="0" r="0" t="0"/>
             <wp:docPr descr="" title="" id="343" name="Picture"/>
             <a:graphic>
@@ -17177,7 +19312,7 @@
                   <pic:spPr bwMode="auto">
                     <a:xfrm>
                       <a:off x="0" y="0"/>
-                      <a:ext cx="3600000" cy="1399756"/>
+                      <a:ext cx="3599997" cy="1399756"/>
                     </a:xfrm>
                     <a:prstGeom prst="rect">
                       <a:avLst/>
@@ -17198,6 +19333,46 @@
     </w:p>
     <w:p>
       <w:pPr>
+        <w:spacing w:before="0" w:after="0"/>
+      </w:pPr>
+    </w:p>
+    <w:p>
+      <w:pPr>
+        <w:spacing w:before="0" w:after="0"/>
+      </w:pPr>
+    </w:p>
+    <w:p>
+      <w:pPr>
+        <w:spacing w:before="0" w:after="0"/>
+      </w:pPr>
+    </w:p>
+    <w:p>
+      <w:pPr>
+        <w:spacing w:before="0" w:after="0"/>
+      </w:pPr>
+    </w:p>
+    <w:p>
+      <w:pPr>
+        <w:spacing w:before="0" w:after="0"/>
+      </w:pPr>
+    </w:p>
+    <w:p>
+      <w:pPr>
+        <w:spacing w:before="0" w:after="0"/>
+      </w:pPr>
+    </w:p>
+    <w:p>
+      <w:pPr>
+        <w:spacing w:before="0" w:after="0"/>
+      </w:pPr>
+    </w:p>
+    <w:p>
+      <w:pPr>
+        <w:spacing w:before="0" w:after="0"/>
+      </w:pPr>
+    </w:p>
+    <w:p>
+      <w:pPr>
         <w:spacing w:before="160" w:after="80"/>
       </w:pPr>
       <w:r>
@@ -17447,7 +19622,7 @@
         </w:rPr>
         <w:drawing>
           <wp:inline>
-            <wp:extent cx="3600000" cy="2455491"/>
+            <wp:extent cx="3600000" cy="2438844"/>
             <wp:effectExtent b="0" l="0" r="0" t="0"/>
             <wp:docPr descr="" title="" id="347" name="Picture"/>
             <a:graphic>
@@ -17468,7 +19643,7 @@
                   <pic:spPr bwMode="auto">
                     <a:xfrm>
                       <a:off x="0" y="0"/>
-                      <a:ext cx="3600000" cy="2455491"/>
+                      <a:ext cx="3600000" cy="2438844"/>
                     </a:xfrm>
                     <a:prstGeom prst="rect">
                       <a:avLst/>
@@ -17489,6 +19664,46 @@
     </w:p>
     <w:p>
       <w:pPr>
+        <w:spacing w:before="0" w:after="0"/>
+      </w:pPr>
+    </w:p>
+    <w:p>
+      <w:pPr>
+        <w:spacing w:before="0" w:after="0"/>
+      </w:pPr>
+    </w:p>
+    <w:p>
+      <w:pPr>
+        <w:spacing w:before="0" w:after="0"/>
+      </w:pPr>
+    </w:p>
+    <w:p>
+      <w:pPr>
+        <w:spacing w:before="0" w:after="0"/>
+      </w:pPr>
+    </w:p>
+    <w:p>
+      <w:pPr>
+        <w:spacing w:before="0" w:after="0"/>
+      </w:pPr>
+    </w:p>
+    <w:p>
+      <w:pPr>
+        <w:spacing w:before="0" w:after="0"/>
+      </w:pPr>
+    </w:p>
+    <w:p>
+      <w:pPr>
+        <w:spacing w:before="0" w:after="0"/>
+      </w:pPr>
+    </w:p>
+    <w:p>
+      <w:pPr>
+        <w:spacing w:before="0" w:after="0"/>
+      </w:pPr>
+    </w:p>
+    <w:p>
+      <w:pPr>
         <w:spacing w:before="160" w:after="80"/>
       </w:pPr>
       <w:r>
@@ -17606,7 +19821,7 @@
         </w:rPr>
         <w:drawing>
           <wp:inline>
-            <wp:extent cx="3600000" cy="1132173"/>
+            <wp:extent cx="3600000" cy="1128592"/>
             <wp:effectExtent b="0" l="0" r="0" t="0"/>
             <wp:docPr descr="" title="" id="351" name="Picture"/>
             <a:graphic>
@@ -17627,7 +19842,7 @@
                   <pic:spPr bwMode="auto">
                     <a:xfrm>
                       <a:off x="0" y="0"/>
-                      <a:ext cx="3600000" cy="1132173"/>
+                      <a:ext cx="3600000" cy="1128592"/>
                     </a:xfrm>
                     <a:prstGeom prst="rect">
                       <a:avLst/>
@@ -17648,6 +19863,31 @@
     </w:p>
     <w:p>
       <w:pPr>
+        <w:spacing w:before="0" w:after="0"/>
+      </w:pPr>
+    </w:p>
+    <w:p>
+      <w:pPr>
+        <w:spacing w:before="0" w:after="0"/>
+      </w:pPr>
+    </w:p>
+    <w:p>
+      <w:pPr>
+        <w:spacing w:before="0" w:after="0"/>
+      </w:pPr>
+    </w:p>
+    <w:p>
+      <w:pPr>
+        <w:spacing w:before="0" w:after="0"/>
+      </w:pPr>
+    </w:p>
+    <w:p>
+      <w:pPr>
+        <w:spacing w:before="0" w:after="0"/>
+      </w:pPr>
+    </w:p>
+    <w:p>
+      <w:pPr>
         <w:spacing w:before="160" w:after="80"/>
       </w:pPr>
       <w:r>
@@ -17837,7 +20077,7 @@
         </w:rPr>
         <w:drawing>
           <wp:inline>
-            <wp:extent cx="3600000" cy="1746066"/>
+            <wp:extent cx="3600000" cy="1732331"/>
             <wp:effectExtent b="0" l="0" r="0" t="0"/>
             <wp:docPr descr="" title="" id="355" name="Picture"/>
             <a:graphic>
@@ -17858,7 +20098,7 @@
                   <pic:spPr bwMode="auto">
                     <a:xfrm>
                       <a:off x="0" y="0"/>
-                      <a:ext cx="3600000" cy="1746066"/>
+                      <a:ext cx="3600000" cy="1732331"/>
                     </a:xfrm>
                     <a:prstGeom prst="rect">
                       <a:avLst/>
@@ -17879,6 +20119,46 @@
     </w:p>
     <w:p>
       <w:pPr>
+        <w:spacing w:before="0" w:after="0"/>
+      </w:pPr>
+    </w:p>
+    <w:p>
+      <w:pPr>
+        <w:spacing w:before="0" w:after="0"/>
+      </w:pPr>
+    </w:p>
+    <w:p>
+      <w:pPr>
+        <w:spacing w:before="0" w:after="0"/>
+      </w:pPr>
+    </w:p>
+    <w:p>
+      <w:pPr>
+        <w:spacing w:before="0" w:after="0"/>
+      </w:pPr>
+    </w:p>
+    <w:p>
+      <w:pPr>
+        <w:spacing w:before="0" w:after="0"/>
+      </w:pPr>
+    </w:p>
+    <w:p>
+      <w:pPr>
+        <w:spacing w:before="0" w:after="0"/>
+      </w:pPr>
+    </w:p>
+    <w:p>
+      <w:pPr>
+        <w:spacing w:before="0" w:after="0"/>
+      </w:pPr>
+    </w:p>
+    <w:p>
+      <w:pPr>
+        <w:spacing w:before="0" w:after="0"/>
+      </w:pPr>
+    </w:p>
+    <w:p>
+      <w:pPr>
         <w:spacing w:before="160" w:after="80"/>
       </w:pPr>
       <w:r>
@@ -18038,7 +20318,7 @@
         </w:rPr>
         <w:drawing>
           <wp:inline>
-            <wp:extent cx="3600000" cy="795136"/>
+            <wp:extent cx="3600000" cy="731134"/>
             <wp:effectExtent b="0" l="0" r="0" t="0"/>
             <wp:docPr descr="" title="" id="359" name="Picture"/>
             <a:graphic>
@@ -18059,7 +20339,7 @@
                   <pic:spPr bwMode="auto">
                     <a:xfrm>
                       <a:off x="0" y="0"/>
-                      <a:ext cx="3600000" cy="795136"/>
+                      <a:ext cx="3600000" cy="731134"/>
                     </a:xfrm>
                     <a:prstGeom prst="rect">
                       <a:avLst/>
@@ -18080,6 +20360,31 @@
     </w:p>
     <w:p>
       <w:pPr>
+        <w:spacing w:before="0" w:after="0"/>
+      </w:pPr>
+    </w:p>
+    <w:p>
+      <w:pPr>
+        <w:spacing w:before="0" w:after="0"/>
+      </w:pPr>
+    </w:p>
+    <w:p>
+      <w:pPr>
+        <w:spacing w:before="0" w:after="0"/>
+      </w:pPr>
+    </w:p>
+    <w:p>
+      <w:pPr>
+        <w:spacing w:before="0" w:after="0"/>
+      </w:pPr>
+    </w:p>
+    <w:p>
+      <w:pPr>
+        <w:spacing w:before="0" w:after="0"/>
+      </w:pPr>
+    </w:p>
+    <w:p>
+      <w:pPr>
         <w:spacing w:before="160" w:after="80"/>
       </w:pPr>
       <w:r>
@@ -18233,7 +20538,7 @@
         </w:rPr>
         <w:drawing>
           <wp:inline>
-            <wp:extent cx="3600000" cy="1292024"/>
+            <wp:extent cx="3600000" cy="1220021"/>
             <wp:effectExtent b="0" l="0" r="0" t="0"/>
             <wp:docPr descr="" title="" id="363" name="Picture"/>
             <a:graphic>
@@ -18254,7 +20559,7 @@
                   <pic:spPr bwMode="auto">
                     <a:xfrm>
                       <a:off x="0" y="0"/>
-                      <a:ext cx="3600000" cy="1292024"/>
+                      <a:ext cx="3600000" cy="1220021"/>
                     </a:xfrm>
                     <a:prstGeom prst="rect">
                       <a:avLst/>
@@ -18275,6 +20580,31 @@
     </w:p>
     <w:p>
       <w:pPr>
+        <w:spacing w:before="0" w:after="0"/>
+      </w:pPr>
+    </w:p>
+    <w:p>
+      <w:pPr>
+        <w:spacing w:before="0" w:after="0"/>
+      </w:pPr>
+    </w:p>
+    <w:p>
+      <w:pPr>
+        <w:spacing w:before="0" w:after="0"/>
+      </w:pPr>
+    </w:p>
+    <w:p>
+      <w:pPr>
+        <w:spacing w:before="0" w:after="0"/>
+      </w:pPr>
+    </w:p>
+    <w:p>
+      <w:pPr>
+        <w:spacing w:before="0" w:after="0"/>
+      </w:pPr>
+    </w:p>
+    <w:p>
+      <w:pPr>
         <w:spacing w:before="160" w:after="80"/>
       </w:pPr>
       <w:r>
@@ -18416,7 +20746,7 @@
         </w:rPr>
         <w:drawing>
           <wp:inline>
-            <wp:extent cx="3600000" cy="847276"/>
+            <wp:extent cx="3600000" cy="833919"/>
             <wp:effectExtent b="0" l="0" r="0" t="0"/>
             <wp:docPr descr="" title="" id="367" name="Picture"/>
             <a:graphic>
@@ -18437,7 +20767,7 @@
                   <pic:spPr bwMode="auto">
                     <a:xfrm>
                       <a:off x="0" y="0"/>
-                      <a:ext cx="3600000" cy="847276"/>
+                      <a:ext cx="3600000" cy="833919"/>
                     </a:xfrm>
                     <a:prstGeom prst="rect">
                       <a:avLst/>
@@ -18458,6 +20788,31 @@
     </w:p>
     <w:p>
       <w:pPr>
+        <w:spacing w:before="0" w:after="0"/>
+      </w:pPr>
+    </w:p>
+    <w:p>
+      <w:pPr>
+        <w:spacing w:before="0" w:after="0"/>
+      </w:pPr>
+    </w:p>
+    <w:p>
+      <w:pPr>
+        <w:spacing w:before="0" w:after="0"/>
+      </w:pPr>
+    </w:p>
+    <w:p>
+      <w:pPr>
+        <w:spacing w:before="0" w:after="0"/>
+      </w:pPr>
+    </w:p>
+    <w:p>
+      <w:pPr>
+        <w:spacing w:before="0" w:after="0"/>
+      </w:pPr>
+    </w:p>
+    <w:p>
+      <w:pPr>
         <w:spacing w:before="160" w:after="80"/>
       </w:pPr>
       <w:r>
@@ -18623,7 +20978,7 @@
         </w:rPr>
         <w:drawing>
           <wp:inline>
-            <wp:extent cx="3600000" cy="728686"/>
+            <wp:extent cx="3600000" cy="723861"/>
             <wp:effectExtent b="0" l="0" r="0" t="0"/>
             <wp:docPr descr="" title="" id="371" name="Picture"/>
             <a:graphic>
@@ -18644,7 +20999,7 @@
                   <pic:spPr bwMode="auto">
                     <a:xfrm>
                       <a:off x="0" y="0"/>
-                      <a:ext cx="3600000" cy="728686"/>
+                      <a:ext cx="3600000" cy="723861"/>
                     </a:xfrm>
                     <a:prstGeom prst="rect">
                       <a:avLst/>
@@ -18665,6 +21020,31 @@
     </w:p>
     <w:p>
       <w:pPr>
+        <w:spacing w:before="0" w:after="0"/>
+      </w:pPr>
+    </w:p>
+    <w:p>
+      <w:pPr>
+        <w:spacing w:before="0" w:after="0"/>
+      </w:pPr>
+    </w:p>
+    <w:p>
+      <w:pPr>
+        <w:spacing w:before="0" w:after="0"/>
+      </w:pPr>
+    </w:p>
+    <w:p>
+      <w:pPr>
+        <w:spacing w:before="0" w:after="0"/>
+      </w:pPr>
+    </w:p>
+    <w:p>
+      <w:pPr>
+        <w:spacing w:before="0" w:after="0"/>
+      </w:pPr>
+    </w:p>
+    <w:p>
+      <w:pPr>
         <w:spacing w:before="160" w:after="80"/>
       </w:pPr>
       <w:r>
@@ -18818,7 +21198,7 @@
         </w:rPr>
         <w:drawing>
           <wp:inline>
-            <wp:extent cx="3600000" cy="1883635"/>
+            <wp:extent cx="3600000" cy="1879270"/>
             <wp:effectExtent b="0" l="0" r="0" t="0"/>
             <wp:docPr descr="" title="" id="375" name="Picture"/>
             <a:graphic>
@@ -18839,7 +21219,7 @@
                   <pic:spPr bwMode="auto">
                     <a:xfrm>
                       <a:off x="0" y="0"/>
-                      <a:ext cx="3600000" cy="1883635"/>
+                      <a:ext cx="3600000" cy="1879270"/>
                     </a:xfrm>
                     <a:prstGeom prst="rect">
                       <a:avLst/>
@@ -18860,6 +21240,31 @@
     </w:p>
     <w:p>
       <w:pPr>
+        <w:spacing w:before="0" w:after="0"/>
+      </w:pPr>
+    </w:p>
+    <w:p>
+      <w:pPr>
+        <w:spacing w:before="0" w:after="0"/>
+      </w:pPr>
+    </w:p>
+    <w:p>
+      <w:pPr>
+        <w:spacing w:before="0" w:after="0"/>
+      </w:pPr>
+    </w:p>
+    <w:p>
+      <w:pPr>
+        <w:spacing w:before="0" w:after="0"/>
+      </w:pPr>
+    </w:p>
+    <w:p>
+      <w:pPr>
+        <w:spacing w:before="0" w:after="0"/>
+      </w:pPr>
+    </w:p>
+    <w:p>
+      <w:pPr>
         <w:spacing w:before="160" w:after="80"/>
       </w:pPr>
       <w:r>
@@ -19073,7 +21478,7 @@
         </w:rPr>
         <w:drawing>
           <wp:inline>
-            <wp:extent cx="3600000" cy="399999"/>
+            <wp:extent cx="3600000" cy="392453"/>
             <wp:effectExtent b="0" l="0" r="0" t="0"/>
             <wp:docPr descr="" title="" id="379" name="Picture"/>
             <a:graphic>
@@ -19094,7 +21499,7 @@
                   <pic:spPr bwMode="auto">
                     <a:xfrm>
                       <a:off x="0" y="0"/>
-                      <a:ext cx="3600000" cy="399999"/>
+                      <a:ext cx="3600000" cy="392453"/>
                     </a:xfrm>
                     <a:prstGeom prst="rect">
                       <a:avLst/>
@@ -19125,7 +21530,7 @@
         </w:rPr>
         <w:drawing>
           <wp:inline>
-            <wp:extent cx="3600000" cy="620855"/>
+            <wp:extent cx="3599996" cy="620855"/>
             <wp:effectExtent b="0" l="0" r="0" t="0"/>
             <wp:docPr descr="" title="" id="382" name="Picture"/>
             <a:graphic>
@@ -19146,7 +21551,7 @@
                   <pic:spPr bwMode="auto">
                     <a:xfrm>
                       <a:off x="0" y="0"/>
-                      <a:ext cx="3600000" cy="620855"/>
+                      <a:ext cx="3599996" cy="620855"/>
                     </a:xfrm>
                     <a:prstGeom prst="rect">
                       <a:avLst/>
@@ -19167,6 +21572,46 @@
     </w:p>
     <w:p>
       <w:pPr>
+        <w:spacing w:before="0" w:after="0"/>
+      </w:pPr>
+    </w:p>
+    <w:p>
+      <w:pPr>
+        <w:spacing w:before="0" w:after="0"/>
+      </w:pPr>
+    </w:p>
+    <w:p>
+      <w:pPr>
+        <w:spacing w:before="0" w:after="0"/>
+      </w:pPr>
+    </w:p>
+    <w:p>
+      <w:pPr>
+        <w:spacing w:before="0" w:after="0"/>
+      </w:pPr>
+    </w:p>
+    <w:p>
+      <w:pPr>
+        <w:spacing w:before="0" w:after="0"/>
+      </w:pPr>
+    </w:p>
+    <w:p>
+      <w:pPr>
+        <w:spacing w:before="0" w:after="0"/>
+      </w:pPr>
+    </w:p>
+    <w:p>
+      <w:pPr>
+        <w:spacing w:before="0" w:after="0"/>
+      </w:pPr>
+    </w:p>
+    <w:p>
+      <w:pPr>
+        <w:spacing w:before="0" w:after="0"/>
+      </w:pPr>
+    </w:p>
+    <w:p>
+      <w:pPr>
         <w:spacing w:before="160" w:after="80"/>
       </w:pPr>
       <w:r>
@@ -19338,7 +21783,7 @@
         </w:rPr>
         <w:drawing>
           <wp:inline>
-            <wp:extent cx="3600000" cy="1271900"/>
+            <wp:extent cx="3600000" cy="1254772"/>
             <wp:effectExtent b="0" l="0" r="0" t="0"/>
             <wp:docPr descr="" title="" id="386" name="Picture"/>
             <a:graphic>
@@ -19359,7 +21804,7 @@
                   <pic:spPr bwMode="auto">
                     <a:xfrm>
                       <a:off x="0" y="0"/>
-                      <a:ext cx="3600000" cy="1271900"/>
+                      <a:ext cx="3600000" cy="1254772"/>
                     </a:xfrm>
                     <a:prstGeom prst="rect">
                       <a:avLst/>
@@ -19380,6 +21825,31 @@
     </w:p>
     <w:p>
       <w:pPr>
+        <w:spacing w:before="0" w:after="0"/>
+      </w:pPr>
+    </w:p>
+    <w:p>
+      <w:pPr>
+        <w:spacing w:before="0" w:after="0"/>
+      </w:pPr>
+    </w:p>
+    <w:p>
+      <w:pPr>
+        <w:spacing w:before="0" w:after="0"/>
+      </w:pPr>
+    </w:p>
+    <w:p>
+      <w:pPr>
+        <w:spacing w:before="0" w:after="0"/>
+      </w:pPr>
+    </w:p>
+    <w:p>
+      <w:pPr>
+        <w:spacing w:before="0" w:after="0"/>
+      </w:pPr>
+    </w:p>
+    <w:p>
+      <w:pPr>
         <w:spacing w:before="160" w:after="80"/>
       </w:pPr>
       <w:r>
@@ -19593,7 +22063,7 @@
         </w:rPr>
         <w:drawing>
           <wp:inline>
-            <wp:extent cx="3600000" cy="1372849"/>
+            <wp:extent cx="3600000" cy="1309779"/>
             <wp:effectExtent b="0" l="0" r="0" t="0"/>
             <wp:docPr descr="" title="" id="390" name="Picture"/>
             <a:graphic>
@@ -19614,7 +22084,7 @@
                   <pic:spPr bwMode="auto">
                     <a:xfrm>
                       <a:off x="0" y="0"/>
-                      <a:ext cx="3600000" cy="1372849"/>
+                      <a:ext cx="3600000" cy="1309779"/>
                     </a:xfrm>
                     <a:prstGeom prst="rect">
                       <a:avLst/>
@@ -19635,6 +22105,31 @@
     </w:p>
     <w:p>
       <w:pPr>
+        <w:spacing w:before="0" w:after="0"/>
+      </w:pPr>
+    </w:p>
+    <w:p>
+      <w:pPr>
+        <w:spacing w:before="0" w:after="0"/>
+      </w:pPr>
+    </w:p>
+    <w:p>
+      <w:pPr>
+        <w:spacing w:before="0" w:after="0"/>
+      </w:pPr>
+    </w:p>
+    <w:p>
+      <w:pPr>
+        <w:spacing w:before="0" w:after="0"/>
+      </w:pPr>
+    </w:p>
+    <w:p>
+      <w:pPr>
+        <w:spacing w:before="0" w:after="0"/>
+      </w:pPr>
+    </w:p>
+    <w:p>
+      <w:pPr>
         <w:spacing w:before="160" w:after="80"/>
       </w:pPr>
       <w:r>
@@ -19830,7 +22325,7 @@
         </w:rPr>
         <w:drawing>
           <wp:inline>
-            <wp:extent cx="3600000" cy="844373"/>
+            <wp:extent cx="3600000" cy="838669"/>
             <wp:effectExtent b="0" l="0" r="0" t="0"/>
             <wp:docPr descr="" title="" id="394" name="Picture"/>
             <a:graphic>
@@ -19851,7 +22346,7 @@
                   <pic:spPr bwMode="auto">
                     <a:xfrm>
                       <a:off x="0" y="0"/>
-                      <a:ext cx="3600000" cy="844373"/>
+                      <a:ext cx="3600000" cy="838669"/>
                     </a:xfrm>
                     <a:prstGeom prst="rect">
                       <a:avLst/>
@@ -19872,6 +22367,46 @@
     </w:p>
     <w:p>
       <w:pPr>
+        <w:spacing w:before="0" w:after="0"/>
+      </w:pPr>
+    </w:p>
+    <w:p>
+      <w:pPr>
+        <w:spacing w:before="0" w:after="0"/>
+      </w:pPr>
+    </w:p>
+    <w:p>
+      <w:pPr>
+        <w:spacing w:before="0" w:after="0"/>
+      </w:pPr>
+    </w:p>
+    <w:p>
+      <w:pPr>
+        <w:spacing w:before="0" w:after="0"/>
+      </w:pPr>
+    </w:p>
+    <w:p>
+      <w:pPr>
+        <w:spacing w:before="0" w:after="0"/>
+      </w:pPr>
+    </w:p>
+    <w:p>
+      <w:pPr>
+        <w:spacing w:before="0" w:after="0"/>
+      </w:pPr>
+    </w:p>
+    <w:p>
+      <w:pPr>
+        <w:spacing w:before="0" w:after="0"/>
+      </w:pPr>
+    </w:p>
+    <w:p>
+      <w:pPr>
+        <w:spacing w:before="0" w:after="0"/>
+      </w:pPr>
+    </w:p>
+    <w:p>
+      <w:pPr>
         <w:spacing w:before="160" w:after="80"/>
       </w:pPr>
       <w:r>
@@ -20031,7 +22566,7 @@
         </w:rPr>
         <w:drawing>
           <wp:inline>
-            <wp:extent cx="3600000" cy="922270"/>
+            <wp:extent cx="3594757" cy="922270"/>
             <wp:effectExtent b="0" l="0" r="0" t="0"/>
             <wp:docPr descr="" title="" id="398" name="Picture"/>
             <a:graphic>
@@ -20052,7 +22587,7 @@
                   <pic:spPr bwMode="auto">
                     <a:xfrm>
                       <a:off x="0" y="0"/>
-                      <a:ext cx="3600000" cy="922270"/>
+                      <a:ext cx="3594757" cy="922270"/>
                     </a:xfrm>
                     <a:prstGeom prst="rect">
                       <a:avLst/>
@@ -20073,6 +22608,31 @@
     </w:p>
     <w:p>
       <w:pPr>
+        <w:spacing w:before="0" w:after="0"/>
+      </w:pPr>
+    </w:p>
+    <w:p>
+      <w:pPr>
+        <w:spacing w:before="0" w:after="0"/>
+      </w:pPr>
+    </w:p>
+    <w:p>
+      <w:pPr>
+        <w:spacing w:before="0" w:after="0"/>
+      </w:pPr>
+    </w:p>
+    <w:p>
+      <w:pPr>
+        <w:spacing w:before="0" w:after="0"/>
+      </w:pPr>
+    </w:p>
+    <w:p>
+      <w:pPr>
+        <w:spacing w:before="0" w:after="0"/>
+      </w:pPr>
+    </w:p>
+    <w:p>
+      <w:pPr>
         <w:spacing w:before="160" w:after="80"/>
       </w:pPr>
       <w:r>
@@ -20220,7 +22780,7 @@
         </w:rPr>
         <w:drawing>
           <wp:inline>
-            <wp:extent cx="3600000" cy="614117"/>
+            <wp:extent cx="3599996" cy="614117"/>
             <wp:effectExtent b="0" l="0" r="0" t="0"/>
             <wp:docPr descr="" title="" id="402" name="Picture"/>
             <a:graphic>
@@ -20241,7 +22801,7 @@
                   <pic:spPr bwMode="auto">
                     <a:xfrm>
                       <a:off x="0" y="0"/>
-                      <a:ext cx="3600000" cy="614117"/>
+                      <a:ext cx="3599996" cy="614117"/>
                     </a:xfrm>
                     <a:prstGeom prst="rect">
                       <a:avLst/>
@@ -20262,6 +22822,31 @@
     </w:p>
     <w:p>
       <w:pPr>
+        <w:spacing w:before="0" w:after="0"/>
+      </w:pPr>
+    </w:p>
+    <w:p>
+      <w:pPr>
+        <w:spacing w:before="0" w:after="0"/>
+      </w:pPr>
+    </w:p>
+    <w:p>
+      <w:pPr>
+        <w:spacing w:before="0" w:after="0"/>
+      </w:pPr>
+    </w:p>
+    <w:p>
+      <w:pPr>
+        <w:spacing w:before="0" w:after="0"/>
+      </w:pPr>
+    </w:p>
+    <w:p>
+      <w:pPr>
+        <w:spacing w:before="0" w:after="0"/>
+      </w:pPr>
+    </w:p>
+    <w:p>
+      <w:pPr>
         <w:spacing w:before="160" w:after="80"/>
       </w:pPr>
       <w:r>
@@ -20427,7 +23012,7 @@
         </w:rPr>
         <w:drawing>
           <wp:inline>
-            <wp:extent cx="3600000" cy="714208"/>
+            <wp:extent cx="3599994" cy="714208"/>
             <wp:effectExtent b="0" l="0" r="0" t="0"/>
             <wp:docPr descr="" title="" id="406" name="Picture"/>
             <a:graphic>
@@ -20448,7 +23033,7 @@
                   <pic:spPr bwMode="auto">
                     <a:xfrm>
                       <a:off x="0" y="0"/>
-                      <a:ext cx="3600000" cy="714208"/>
+                      <a:ext cx="3599994" cy="714208"/>
                     </a:xfrm>
                     <a:prstGeom prst="rect">
                       <a:avLst/>
@@ -20469,6 +23054,31 @@
     </w:p>
     <w:p>
       <w:pPr>
+        <w:spacing w:before="0" w:after="0"/>
+      </w:pPr>
+    </w:p>
+    <w:p>
+      <w:pPr>
+        <w:spacing w:before="0" w:after="0"/>
+      </w:pPr>
+    </w:p>
+    <w:p>
+      <w:pPr>
+        <w:spacing w:before="0" w:after="0"/>
+      </w:pPr>
+    </w:p>
+    <w:p>
+      <w:pPr>
+        <w:spacing w:before="0" w:after="0"/>
+      </w:pPr>
+    </w:p>
+    <w:p>
+      <w:pPr>
+        <w:spacing w:before="0" w:after="0"/>
+      </w:pPr>
+    </w:p>
+    <w:p>
+      <w:pPr>
         <w:spacing w:before="160" w:after="80"/>
       </w:pPr>
       <w:r>
@@ -20628,7 +23238,7 @@
         </w:rPr>
         <w:drawing>
           <wp:inline>
-            <wp:extent cx="3600000" cy="986569"/>
+            <wp:extent cx="3600000" cy="981818"/>
             <wp:effectExtent b="0" l="0" r="0" t="0"/>
             <wp:docPr descr="" title="" id="410" name="Picture"/>
             <a:graphic>
@@ -20649,7 +23259,7 @@
                   <pic:spPr bwMode="auto">
                     <a:xfrm>
                       <a:off x="0" y="0"/>
-                      <a:ext cx="3600000" cy="986569"/>
+                      <a:ext cx="3600000" cy="981818"/>
                     </a:xfrm>
                     <a:prstGeom prst="rect">
                       <a:avLst/>
@@ -20670,6 +23280,31 @@
     </w:p>
     <w:p>
       <w:pPr>
+        <w:spacing w:before="0" w:after="0"/>
+      </w:pPr>
+    </w:p>
+    <w:p>
+      <w:pPr>
+        <w:spacing w:before="0" w:after="0"/>
+      </w:pPr>
+    </w:p>
+    <w:p>
+      <w:pPr>
+        <w:spacing w:before="0" w:after="0"/>
+      </w:pPr>
+    </w:p>
+    <w:p>
+      <w:pPr>
+        <w:spacing w:before="0" w:after="0"/>
+      </w:pPr>
+    </w:p>
+    <w:p>
+      <w:pPr>
+        <w:spacing w:before="0" w:after="0"/>
+      </w:pPr>
+    </w:p>
+    <w:p>
+      <w:pPr>
         <w:spacing w:before="160" w:after="80"/>
       </w:pPr>
       <w:r>
@@ -20829,7 +23464,7 @@
         </w:rPr>
         <w:drawing>
           <wp:inline>
-            <wp:extent cx="3600000" cy="636174"/>
+            <wp:extent cx="3599996" cy="636174"/>
             <wp:effectExtent b="0" l="0" r="0" t="0"/>
             <wp:docPr descr="" title="" id="414" name="Picture"/>
             <a:graphic>
@@ -20850,7 +23485,7 @@
                   <pic:spPr bwMode="auto">
                     <a:xfrm>
                       <a:off x="0" y="0"/>
-                      <a:ext cx="3600000" cy="636174"/>
+                      <a:ext cx="3599996" cy="636174"/>
                     </a:xfrm>
                     <a:prstGeom prst="rect">
                       <a:avLst/>
@@ -20871,6 +23506,31 @@
     </w:p>
     <w:p>
       <w:pPr>
+        <w:spacing w:before="0" w:after="0"/>
+      </w:pPr>
+    </w:p>
+    <w:p>
+      <w:pPr>
+        <w:spacing w:before="0" w:after="0"/>
+      </w:pPr>
+    </w:p>
+    <w:p>
+      <w:pPr>
+        <w:spacing w:before="0" w:after="0"/>
+      </w:pPr>
+    </w:p>
+    <w:p>
+      <w:pPr>
+        <w:spacing w:before="0" w:after="0"/>
+      </w:pPr>
+    </w:p>
+    <w:p>
+      <w:pPr>
+        <w:spacing w:before="0" w:after="0"/>
+      </w:pPr>
+    </w:p>
+    <w:p>
+      <w:pPr>
         <w:spacing w:before="160" w:after="80"/>
       </w:pPr>
       <w:r>
@@ -21096,7 +23756,7 @@
         </w:rPr>
         <w:drawing>
           <wp:inline>
-            <wp:extent cx="3600000" cy="1357437"/>
+            <wp:extent cx="3600000" cy="1304237"/>
             <wp:effectExtent b="0" l="0" r="0" t="0"/>
             <wp:docPr descr="" title="" id="418" name="Picture"/>
             <a:graphic>
@@ -21117,7 +23777,7 @@
                   <pic:spPr bwMode="auto">
                     <a:xfrm>
                       <a:off x="0" y="0"/>
-                      <a:ext cx="3600000" cy="1357437"/>
+                      <a:ext cx="3600000" cy="1304237"/>
                     </a:xfrm>
                     <a:prstGeom prst="rect">
                       <a:avLst/>
@@ -21138,6 +23798,46 @@
     </w:p>
     <w:p>
       <w:pPr>
+        <w:spacing w:before="0" w:after="0"/>
+      </w:pPr>
+    </w:p>
+    <w:p>
+      <w:pPr>
+        <w:spacing w:before="0" w:after="0"/>
+      </w:pPr>
+    </w:p>
+    <w:p>
+      <w:pPr>
+        <w:spacing w:before="0" w:after="0"/>
+      </w:pPr>
+    </w:p>
+    <w:p>
+      <w:pPr>
+        <w:spacing w:before="0" w:after="0"/>
+      </w:pPr>
+    </w:p>
+    <w:p>
+      <w:pPr>
+        <w:spacing w:before="0" w:after="0"/>
+      </w:pPr>
+    </w:p>
+    <w:p>
+      <w:pPr>
+        <w:spacing w:before="0" w:after="0"/>
+      </w:pPr>
+    </w:p>
+    <w:p>
+      <w:pPr>
+        <w:spacing w:before="0" w:after="0"/>
+      </w:pPr>
+    </w:p>
+    <w:p>
+      <w:pPr>
+        <w:spacing w:before="0" w:after="0"/>
+      </w:pPr>
+    </w:p>
+    <w:p>
+      <w:pPr>
         <w:spacing w:before="160" w:after="80"/>
       </w:pPr>
       <w:r>
@@ -21327,7 +24027,7 @@
         </w:rPr>
         <w:drawing>
           <wp:inline>
-            <wp:extent cx="3600000" cy="1400607"/>
+            <wp:extent cx="3600000" cy="1384318"/>
             <wp:effectExtent b="0" l="0" r="0" t="0"/>
             <wp:docPr descr="" title="" id="422" name="Picture"/>
             <a:graphic>
@@ -21348,7 +24048,7 @@
                   <pic:spPr bwMode="auto">
                     <a:xfrm>
                       <a:off x="0" y="0"/>
-                      <a:ext cx="3600000" cy="1400607"/>
+                      <a:ext cx="3600000" cy="1384318"/>
                     </a:xfrm>
                     <a:prstGeom prst="rect">
                       <a:avLst/>
@@ -21448,6 +24148,46 @@
     </w:p>
     <w:p>
       <w:pPr>
+        <w:spacing w:before="0" w:after="0"/>
+      </w:pPr>
+    </w:p>
+    <w:p>
+      <w:pPr>
+        <w:spacing w:before="0" w:after="0"/>
+      </w:pPr>
+    </w:p>
+    <w:p>
+      <w:pPr>
+        <w:spacing w:before="0" w:after="0"/>
+      </w:pPr>
+    </w:p>
+    <w:p>
+      <w:pPr>
+        <w:spacing w:before="0" w:after="0"/>
+      </w:pPr>
+    </w:p>
+    <w:p>
+      <w:pPr>
+        <w:spacing w:before="0" w:after="0"/>
+      </w:pPr>
+    </w:p>
+    <w:p>
+      <w:pPr>
+        <w:spacing w:before="0" w:after="0"/>
+      </w:pPr>
+    </w:p>
+    <w:p>
+      <w:pPr>
+        <w:spacing w:before="0" w:after="0"/>
+      </w:pPr>
+    </w:p>
+    <w:p>
+      <w:pPr>
+        <w:spacing w:before="0" w:after="0"/>
+      </w:pPr>
+    </w:p>
+    <w:p>
+      <w:pPr>
         <w:spacing w:before="160" w:after="80"/>
       </w:pPr>
       <w:r>
@@ -21613,7 +24353,7 @@
         </w:rPr>
         <w:drawing>
           <wp:inline>
-            <wp:extent cx="3600000" cy="1132257"/>
+            <wp:extent cx="3600000" cy="1122267"/>
             <wp:effectExtent b="0" l="0" r="0" t="0"/>
             <wp:docPr descr="" title="" id="426" name="Picture"/>
             <a:graphic>
@@ -21634,7 +24374,7 @@
                   <pic:spPr bwMode="auto">
                     <a:xfrm>
                       <a:off x="0" y="0"/>
-                      <a:ext cx="3600000" cy="1132257"/>
+                      <a:ext cx="3600000" cy="1122267"/>
                     </a:xfrm>
                     <a:prstGeom prst="rect">
                       <a:avLst/>
@@ -21710,6 +24450,46 @@
     </w:p>
     <w:p>
       <w:pPr>
+        <w:spacing w:before="0" w:after="0"/>
+      </w:pPr>
+    </w:p>
+    <w:p>
+      <w:pPr>
+        <w:spacing w:before="0" w:after="0"/>
+      </w:pPr>
+    </w:p>
+    <w:p>
+      <w:pPr>
+        <w:spacing w:before="0" w:after="0"/>
+      </w:pPr>
+    </w:p>
+    <w:p>
+      <w:pPr>
+        <w:spacing w:before="0" w:after="0"/>
+      </w:pPr>
+    </w:p>
+    <w:p>
+      <w:pPr>
+        <w:spacing w:before="0" w:after="0"/>
+      </w:pPr>
+    </w:p>
+    <w:p>
+      <w:pPr>
+        <w:spacing w:before="0" w:after="0"/>
+      </w:pPr>
+    </w:p>
+    <w:p>
+      <w:pPr>
+        <w:spacing w:before="0" w:after="0"/>
+      </w:pPr>
+    </w:p>
+    <w:p>
+      <w:pPr>
+        <w:spacing w:before="0" w:after="0"/>
+      </w:pPr>
+    </w:p>
+    <w:p>
+      <w:pPr>
         <w:spacing w:before="160" w:after="80"/>
       </w:pPr>
       <w:r>
@@ -21875,7 +24655,7 @@
         </w:rPr>
         <w:drawing>
           <wp:inline>
-            <wp:extent cx="3600000" cy="1169585"/>
+            <wp:extent cx="3599999" cy="1169585"/>
             <wp:effectExtent b="0" l="0" r="0" t="0"/>
             <wp:docPr descr="" title="" id="430" name="Picture"/>
             <a:graphic>
@@ -21896,7 +24676,7 @@
                   <pic:spPr bwMode="auto">
                     <a:xfrm>
                       <a:off x="0" y="0"/>
-                      <a:ext cx="3600000" cy="1169585"/>
+                      <a:ext cx="3599999" cy="1169585"/>
                     </a:xfrm>
                     <a:prstGeom prst="rect">
                       <a:avLst/>
@@ -21917,6 +24697,31 @@
     </w:p>
     <w:p>
       <w:pPr>
+        <w:spacing w:before="0" w:after="0"/>
+      </w:pPr>
+    </w:p>
+    <w:p>
+      <w:pPr>
+        <w:spacing w:before="0" w:after="0"/>
+      </w:pPr>
+    </w:p>
+    <w:p>
+      <w:pPr>
+        <w:spacing w:before="0" w:after="0"/>
+      </w:pPr>
+    </w:p>
+    <w:p>
+      <w:pPr>
+        <w:spacing w:before="0" w:after="0"/>
+      </w:pPr>
+    </w:p>
+    <w:p>
+      <w:pPr>
+        <w:spacing w:before="0" w:after="0"/>
+      </w:pPr>
+    </w:p>
+    <w:p>
+      <w:pPr>
         <w:spacing w:before="160" w:after="80"/>
       </w:pPr>
       <w:r>
@@ -22058,7 +24863,7 @@
         </w:rPr>
         <w:drawing>
           <wp:inline>
-            <wp:extent cx="3600000" cy="741768"/>
+            <wp:extent cx="3600000" cy="737738"/>
             <wp:effectExtent b="0" l="0" r="0" t="0"/>
             <wp:docPr descr="" title="" id="434" name="Picture"/>
             <a:graphic>
@@ -22079,7 +24884,7 @@
                   <pic:spPr bwMode="auto">
                     <a:xfrm>
                       <a:off x="0" y="0"/>
-                      <a:ext cx="3600000" cy="741768"/>
+                      <a:ext cx="3600000" cy="737738"/>
                     </a:xfrm>
                     <a:prstGeom prst="rect">
                       <a:avLst/>
@@ -22097,6 +24902,31 @@
           </wp:inline>
         </w:drawing>
       </w:r>
+    </w:p>
+    <w:p>
+      <w:pPr>
+        <w:spacing w:before="0" w:after="0"/>
+      </w:pPr>
+    </w:p>
+    <w:p>
+      <w:pPr>
+        <w:spacing w:before="0" w:after="0"/>
+      </w:pPr>
+    </w:p>
+    <w:p>
+      <w:pPr>
+        <w:spacing w:before="0" w:after="0"/>
+      </w:pPr>
+    </w:p>
+    <w:p>
+      <w:pPr>
+        <w:spacing w:before="0" w:after="0"/>
+      </w:pPr>
+    </w:p>
+    <w:p>
+      <w:pPr>
+        <w:spacing w:before="0" w:after="0"/>
+      </w:pPr>
     </w:p>
     <w:p>
       <w:pPr>
@@ -22316,7 +25146,7 @@
         </w:rPr>
         <w:drawing>
           <wp:inline>
-            <wp:extent cx="3600000" cy="906601"/>
+            <wp:extent cx="3600000" cy="886700"/>
             <wp:effectExtent b="0" l="0" r="0" t="0"/>
             <wp:docPr descr="" title="" id="441" name="Picture"/>
             <a:graphic>
@@ -22337,7 +25167,7 @@
                   <pic:spPr bwMode="auto">
                     <a:xfrm>
                       <a:off x="0" y="0"/>
-                      <a:ext cx="3600000" cy="906601"/>
+                      <a:ext cx="3600000" cy="886700"/>
                     </a:xfrm>
                     <a:prstGeom prst="rect">
                       <a:avLst/>
@@ -22509,6 +25339,31 @@
         </w:rPr>
         <w:t>。</w:t>
       </w:r>
+    </w:p>
+    <w:p>
+      <w:pPr>
+        <w:spacing w:before="0" w:after="0"/>
+      </w:pPr>
+    </w:p>
+    <w:p>
+      <w:pPr>
+        <w:spacing w:before="0" w:after="0"/>
+      </w:pPr>
+    </w:p>
+    <w:p>
+      <w:pPr>
+        <w:spacing w:before="0" w:after="0"/>
+      </w:pPr>
+    </w:p>
+    <w:p>
+      <w:pPr>
+        <w:spacing w:before="0" w:after="0"/>
+      </w:pPr>
+    </w:p>
+    <w:p>
+      <w:pPr>
+        <w:spacing w:before="0" w:after="0"/>
+      </w:pPr>
     </w:p>
     <w:p>
       <w:pPr>
@@ -23256,6 +26111,31 @@
     </w:tbl>
     <w:p>
       <w:pPr>
+        <w:spacing w:before="0" w:after="0"/>
+      </w:pPr>
+    </w:p>
+    <w:p>
+      <w:pPr>
+        <w:spacing w:before="0" w:after="0"/>
+      </w:pPr>
+    </w:p>
+    <w:p>
+      <w:pPr>
+        <w:spacing w:before="0" w:after="0"/>
+      </w:pPr>
+    </w:p>
+    <w:p>
+      <w:pPr>
+        <w:spacing w:before="0" w:after="0"/>
+      </w:pPr>
+    </w:p>
+    <w:p>
+      <w:pPr>
+        <w:spacing w:before="0" w:after="0"/>
+      </w:pPr>
+    </w:p>
+    <w:p>
+      <w:pPr>
         <w:spacing w:before="160" w:after="80"/>
       </w:pPr>
       <w:r>
@@ -23717,7 +26597,7 @@
         </w:rPr>
         <w:drawing>
           <wp:inline>
-            <wp:extent cx="2133600" cy="1600200"/>
+            <wp:extent cx="2133600" cy="1580444"/>
             <wp:effectExtent b="0" l="0" r="0" t="0"/>
             <wp:docPr descr="" title="" id="455" name="Picture"/>
             <a:graphic>
@@ -23738,7 +26618,7 @@
                   <pic:spPr bwMode="auto">
                     <a:xfrm>
                       <a:off x="0" y="0"/>
-                      <a:ext cx="2133600" cy="1600200"/>
+                      <a:ext cx="2133600" cy="1580444"/>
                     </a:xfrm>
                     <a:prstGeom prst="rect">
                       <a:avLst/>
@@ -23769,7 +26649,7 @@
         </w:rPr>
         <w:drawing>
           <wp:inline>
-            <wp:extent cx="2413000" cy="647700"/>
+            <wp:extent cx="2413000" cy="571500"/>
             <wp:effectExtent b="0" l="0" r="0" t="0"/>
             <wp:docPr descr="" title="" id="458" name="Picture"/>
             <a:graphic>
@@ -23790,7 +26670,7 @@
                   <pic:spPr bwMode="auto">
                     <a:xfrm>
                       <a:off x="0" y="0"/>
-                      <a:ext cx="2413000" cy="647700"/>
+                      <a:ext cx="2413000" cy="571500"/>
                     </a:xfrm>
                     <a:prstGeom prst="rect">
                       <a:avLst/>
@@ -23821,7 +26701,7 @@
         </w:rPr>
         <w:drawing>
           <wp:inline>
-            <wp:extent cx="2438400" cy="1282700"/>
+            <wp:extent cx="2438400" cy="1245419"/>
             <wp:effectExtent b="0" l="0" r="0" t="0"/>
             <wp:docPr descr="" title="" id="461" name="Picture"/>
             <a:graphic>
@@ -23842,7 +26722,7 @@
                   <pic:spPr bwMode="auto">
                     <a:xfrm>
                       <a:off x="0" y="0"/>
-                      <a:ext cx="2438400" cy="1282700"/>
+                      <a:ext cx="2438400" cy="1245419"/>
                     </a:xfrm>
                     <a:prstGeom prst="rect">
                       <a:avLst/>
@@ -23873,7 +26753,7 @@
         </w:rPr>
         <w:drawing>
           <wp:inline>
-            <wp:extent cx="2133600" cy="1625600"/>
+            <wp:extent cx="2090057" cy="1625600"/>
             <wp:effectExtent b="0" l="0" r="0" t="0"/>
             <wp:docPr descr="" title="" id="464" name="Picture"/>
             <a:graphic>
@@ -23894,7 +26774,7 @@
                   <pic:spPr bwMode="auto">
                     <a:xfrm>
                       <a:off x="0" y="0"/>
-                      <a:ext cx="2133600" cy="1625600"/>
+                      <a:ext cx="2090057" cy="1625600"/>
                     </a:xfrm>
                     <a:prstGeom prst="rect">
                       <a:avLst/>
@@ -23925,7 +26805,7 @@
         </w:rPr>
         <w:drawing>
           <wp:inline>
-            <wp:extent cx="1892300" cy="1244600"/>
+            <wp:extent cx="1892300" cy="1168400"/>
             <wp:effectExtent b="0" l="0" r="0" t="0"/>
             <wp:docPr descr="" title="" id="467" name="Picture"/>
             <a:graphic>
@@ -23946,7 +26826,7 @@
                   <pic:spPr bwMode="auto">
                     <a:xfrm>
                       <a:off x="0" y="0"/>
-                      <a:ext cx="1892300" cy="1244600"/>
+                      <a:ext cx="1892300" cy="1168400"/>
                     </a:xfrm>
                     <a:prstGeom prst="rect">
                       <a:avLst/>
@@ -23977,7 +26857,7 @@
         </w:rPr>
         <w:drawing>
           <wp:inline>
-            <wp:extent cx="1917700" cy="1841500"/>
+            <wp:extent cx="1917700" cy="1838347"/>
             <wp:effectExtent b="0" l="0" r="0" t="0"/>
             <wp:docPr descr="" title="" id="470" name="Picture"/>
             <a:graphic>
@@ -23998,7 +26878,7 @@
                   <pic:spPr bwMode="auto">
                     <a:xfrm>
                       <a:off x="0" y="0"/>
-                      <a:ext cx="1917700" cy="1841500"/>
+                      <a:ext cx="1917700" cy="1838347"/>
                     </a:xfrm>
                     <a:prstGeom prst="rect">
                       <a:avLst/>
@@ -24498,6 +27378,46 @@
     </w:p>
     <w:p>
       <w:pPr>
+        <w:spacing w:before="0" w:after="0"/>
+      </w:pPr>
+    </w:p>
+    <w:p>
+      <w:pPr>
+        <w:spacing w:before="0" w:after="0"/>
+      </w:pPr>
+    </w:p>
+    <w:p>
+      <w:pPr>
+        <w:spacing w:before="0" w:after="0"/>
+      </w:pPr>
+    </w:p>
+    <w:p>
+      <w:pPr>
+        <w:spacing w:before="0" w:after="0"/>
+      </w:pPr>
+    </w:p>
+    <w:p>
+      <w:pPr>
+        <w:spacing w:before="0" w:after="0"/>
+      </w:pPr>
+    </w:p>
+    <w:p>
+      <w:pPr>
+        <w:spacing w:before="0" w:after="0"/>
+      </w:pPr>
+    </w:p>
+    <w:p>
+      <w:pPr>
+        <w:spacing w:before="0" w:after="0"/>
+      </w:pPr>
+    </w:p>
+    <w:p>
+      <w:pPr>
+        <w:spacing w:before="0" w:after="0"/>
+      </w:pPr>
+    </w:p>
+    <w:p>
+      <w:pPr>
         <w:spacing w:before="160" w:after="80"/>
       </w:pPr>
       <w:r>
@@ -24923,7 +27843,7 @@
         </w:rPr>
         <w:drawing>
           <wp:inline>
-            <wp:extent cx="3600000" cy="1644755"/>
+            <wp:extent cx="3600000" cy="1636364"/>
             <wp:effectExtent b="0" l="0" r="0" t="0"/>
             <wp:docPr descr="" title="" id="489" name="Picture"/>
             <a:graphic>
@@ -24944,7 +27864,7 @@
                   <pic:spPr bwMode="auto">
                     <a:xfrm>
                       <a:off x="0" y="0"/>
-                      <a:ext cx="3600000" cy="1644755"/>
+                      <a:ext cx="3600000" cy="1636364"/>
                     </a:xfrm>
                     <a:prstGeom prst="rect">
                       <a:avLst/>
@@ -26020,6 +28940,46 @@
     </w:tbl>
     <w:p>
       <w:pPr>
+        <w:spacing w:before="0" w:after="0"/>
+      </w:pPr>
+    </w:p>
+    <w:p>
+      <w:pPr>
+        <w:spacing w:before="0" w:after="0"/>
+      </w:pPr>
+    </w:p>
+    <w:p>
+      <w:pPr>
+        <w:spacing w:before="0" w:after="0"/>
+      </w:pPr>
+    </w:p>
+    <w:p>
+      <w:pPr>
+        <w:spacing w:before="0" w:after="0"/>
+      </w:pPr>
+    </w:p>
+    <w:p>
+      <w:pPr>
+        <w:spacing w:before="0" w:after="0"/>
+      </w:pPr>
+    </w:p>
+    <w:p>
+      <w:pPr>
+        <w:spacing w:before="0" w:after="0"/>
+      </w:pPr>
+    </w:p>
+    <w:p>
+      <w:pPr>
+        <w:spacing w:before="0" w:after="0"/>
+      </w:pPr>
+    </w:p>
+    <w:p>
+      <w:pPr>
+        <w:spacing w:before="0" w:after="0"/>
+      </w:pPr>
+    </w:p>
+    <w:p>
+      <w:pPr>
         <w:spacing w:before="160" w:after="80"/>
       </w:pPr>
       <w:r>
@@ -26287,6 +29247,31 @@
     </w:p>
     <w:p>
       <w:pPr>
+        <w:spacing w:before="0" w:after="0"/>
+      </w:pPr>
+    </w:p>
+    <w:p>
+      <w:pPr>
+        <w:spacing w:before="0" w:after="0"/>
+      </w:pPr>
+    </w:p>
+    <w:p>
+      <w:pPr>
+        <w:spacing w:before="0" w:after="0"/>
+      </w:pPr>
+    </w:p>
+    <w:p>
+      <w:pPr>
+        <w:spacing w:before="0" w:after="0"/>
+      </w:pPr>
+    </w:p>
+    <w:p>
+      <w:pPr>
+        <w:spacing w:before="0" w:after="0"/>
+      </w:pPr>
+    </w:p>
+    <w:p>
+      <w:pPr>
         <w:spacing w:before="160" w:after="80"/>
       </w:pPr>
       <w:r>
@@ -26500,7 +29485,7 @@
         </w:rPr>
         <w:drawing>
           <wp:inline>
-            <wp:extent cx="3600000" cy="884210"/>
+            <wp:extent cx="3599998" cy="884210"/>
             <wp:effectExtent b="0" l="0" r="0" t="0"/>
             <wp:docPr descr="" title="" id="497" name="Picture"/>
             <a:graphic>
@@ -26521,7 +29506,7 @@
                   <pic:spPr bwMode="auto">
                     <a:xfrm>
                       <a:off x="0" y="0"/>
-                      <a:ext cx="3600000" cy="884210"/>
+                      <a:ext cx="3599998" cy="884210"/>
                     </a:xfrm>
                     <a:prstGeom prst="rect">
                       <a:avLst/>
@@ -26542,6 +29527,46 @@
     </w:p>
     <w:p>
       <w:pPr>
+        <w:spacing w:before="0" w:after="0"/>
+      </w:pPr>
+    </w:p>
+    <w:p>
+      <w:pPr>
+        <w:spacing w:before="0" w:after="0"/>
+      </w:pPr>
+    </w:p>
+    <w:p>
+      <w:pPr>
+        <w:spacing w:before="0" w:after="0"/>
+      </w:pPr>
+    </w:p>
+    <w:p>
+      <w:pPr>
+        <w:spacing w:before="0" w:after="0"/>
+      </w:pPr>
+    </w:p>
+    <w:p>
+      <w:pPr>
+        <w:spacing w:before="0" w:after="0"/>
+      </w:pPr>
+    </w:p>
+    <w:p>
+      <w:pPr>
+        <w:spacing w:before="0" w:after="0"/>
+      </w:pPr>
+    </w:p>
+    <w:p>
+      <w:pPr>
+        <w:spacing w:before="0" w:after="0"/>
+      </w:pPr>
+    </w:p>
+    <w:p>
+      <w:pPr>
+        <w:spacing w:before="0" w:after="0"/>
+      </w:pPr>
+    </w:p>
+    <w:p>
+      <w:pPr>
         <w:spacing w:before="160" w:after="80"/>
       </w:pPr>
       <w:r>
@@ -26683,7 +29708,7 @@
         </w:rPr>
         <w:drawing>
           <wp:inline>
-            <wp:extent cx="3600000" cy="1589090"/>
+            <wp:extent cx="3600000" cy="1512667"/>
             <wp:effectExtent b="0" l="0" r="0" t="0"/>
             <wp:docPr descr="" title="" id="501" name="Picture"/>
             <a:graphic>
@@ -26704,7 +29729,7 @@
                   <pic:spPr bwMode="auto">
                     <a:xfrm>
                       <a:off x="0" y="0"/>
-                      <a:ext cx="3600000" cy="1589090"/>
+                      <a:ext cx="3600000" cy="1512667"/>
                     </a:xfrm>
                     <a:prstGeom prst="rect">
                       <a:avLst/>
@@ -26722,6 +29747,31 @@
           </wp:inline>
         </w:drawing>
       </w:r>
+    </w:p>
+    <w:p>
+      <w:pPr>
+        <w:spacing w:before="0" w:after="0"/>
+      </w:pPr>
+    </w:p>
+    <w:p>
+      <w:pPr>
+        <w:spacing w:before="0" w:after="0"/>
+      </w:pPr>
+    </w:p>
+    <w:p>
+      <w:pPr>
+        <w:spacing w:before="0" w:after="0"/>
+      </w:pPr>
+    </w:p>
+    <w:p>
+      <w:pPr>
+        <w:spacing w:before="0" w:after="0"/>
+      </w:pPr>
+    </w:p>
+    <w:p>
+      <w:pPr>
+        <w:spacing w:before="0" w:after="0"/>
+      </w:pPr>
     </w:p>
     <w:p>
       <w:pPr>
@@ -27368,7 +30418,7 @@
         </w:rPr>
         <w:drawing>
           <wp:inline>
-            <wp:extent cx="3600000" cy="801046"/>
+            <wp:extent cx="3595283" cy="801046"/>
             <wp:effectExtent b="0" l="0" r="0" t="0"/>
             <wp:docPr descr="" title="" id="511" name="Picture"/>
             <a:graphic>
@@ -27389,7 +30439,7 @@
                   <pic:spPr bwMode="auto">
                     <a:xfrm>
                       <a:off x="0" y="0"/>
-                      <a:ext cx="3600000" cy="801046"/>
+                      <a:ext cx="3595283" cy="801046"/>
                     </a:xfrm>
                     <a:prstGeom prst="rect">
                       <a:avLst/>
@@ -27681,6 +30731,46 @@
     </w:p>
     <w:p>
       <w:pPr>
+        <w:spacing w:before="0" w:after="0"/>
+      </w:pPr>
+    </w:p>
+    <w:p>
+      <w:pPr>
+        <w:spacing w:before="0" w:after="0"/>
+      </w:pPr>
+    </w:p>
+    <w:p>
+      <w:pPr>
+        <w:spacing w:before="0" w:after="0"/>
+      </w:pPr>
+    </w:p>
+    <w:p>
+      <w:pPr>
+        <w:spacing w:before="0" w:after="0"/>
+      </w:pPr>
+    </w:p>
+    <w:p>
+      <w:pPr>
+        <w:spacing w:before="0" w:after="0"/>
+      </w:pPr>
+    </w:p>
+    <w:p>
+      <w:pPr>
+        <w:spacing w:before="0" w:after="0"/>
+      </w:pPr>
+    </w:p>
+    <w:p>
+      <w:pPr>
+        <w:spacing w:before="0" w:after="0"/>
+      </w:pPr>
+    </w:p>
+    <w:p>
+      <w:pPr>
+        <w:spacing w:before="0" w:after="0"/>
+      </w:pPr>
+    </w:p>
+    <w:p>
+      <w:pPr>
         <w:spacing w:before="160" w:after="80"/>
       </w:pPr>
       <w:r>
@@ -28303,6 +31393,46 @@
     </w:p>
     <w:p>
       <w:pPr>
+        <w:spacing w:before="0" w:after="0"/>
+      </w:pPr>
+    </w:p>
+    <w:p>
+      <w:pPr>
+        <w:spacing w:before="0" w:after="0"/>
+      </w:pPr>
+    </w:p>
+    <w:p>
+      <w:pPr>
+        <w:spacing w:before="0" w:after="0"/>
+      </w:pPr>
+    </w:p>
+    <w:p>
+      <w:pPr>
+        <w:spacing w:before="0" w:after="0"/>
+      </w:pPr>
+    </w:p>
+    <w:p>
+      <w:pPr>
+        <w:spacing w:before="0" w:after="0"/>
+      </w:pPr>
+    </w:p>
+    <w:p>
+      <w:pPr>
+        <w:spacing w:before="0" w:after="0"/>
+      </w:pPr>
+    </w:p>
+    <w:p>
+      <w:pPr>
+        <w:spacing w:before="0" w:after="0"/>
+      </w:pPr>
+    </w:p>
+    <w:p>
+      <w:pPr>
+        <w:spacing w:before="0" w:after="0"/>
+      </w:pPr>
+    </w:p>
+    <w:p>
+      <w:pPr>
         <w:spacing w:before="160" w:after="80"/>
       </w:pPr>
       <w:r>
@@ -28703,7 +31833,7 @@
         </w:rPr>
         <w:drawing>
           <wp:inline>
-            <wp:extent cx="3600000" cy="1429906"/>
+            <wp:extent cx="3591587" cy="1429906"/>
             <wp:effectExtent b="0" l="0" r="0" t="0"/>
             <wp:docPr descr="" title="" id="531" name="Picture"/>
             <a:graphic>
@@ -28724,7 +31854,7 @@
                   <pic:spPr bwMode="auto">
                     <a:xfrm>
                       <a:off x="0" y="0"/>
-                      <a:ext cx="3600000" cy="1429906"/>
+                      <a:ext cx="3591587" cy="1429906"/>
                     </a:xfrm>
                     <a:prstGeom prst="rect">
                       <a:avLst/>
@@ -28774,6 +31904,31 @@
     </w:p>
     <w:p>
       <w:pPr>
+        <w:spacing w:before="0" w:after="0"/>
+      </w:pPr>
+    </w:p>
+    <w:p>
+      <w:pPr>
+        <w:spacing w:before="0" w:after="0"/>
+      </w:pPr>
+    </w:p>
+    <w:p>
+      <w:pPr>
+        <w:spacing w:before="0" w:after="0"/>
+      </w:pPr>
+    </w:p>
+    <w:p>
+      <w:pPr>
+        <w:spacing w:before="0" w:after="0"/>
+      </w:pPr>
+    </w:p>
+    <w:p>
+      <w:pPr>
+        <w:spacing w:before="0" w:after="0"/>
+      </w:pPr>
+    </w:p>
+    <w:p>
+      <w:pPr>
         <w:spacing w:before="160" w:after="80"/>
       </w:pPr>
       <w:r>
@@ -28847,10 +32002,6 @@
     <w:p>
       <w:pPr>
         <w:pStyle w:val="Compact"/>
-        <w:numPr>
-          <w:ilvl w:val="0"/>
-          <w:numId w:val="1008"/>
-        </w:numPr>
       </w:pPr>
       <m:oMath>
         <m:oMathPr>
@@ -29035,6 +32186,21 @@
     </w:p>
     <w:p>
       <w:pPr>
+        <w:spacing w:before="0" w:after="0"/>
+      </w:pPr>
+    </w:p>
+    <w:p>
+      <w:pPr>
+        <w:spacing w:before="0" w:after="0"/>
+      </w:pPr>
+    </w:p>
+    <w:p>
+      <w:pPr>
+        <w:spacing w:before="0" w:after="0"/>
+      </w:pPr>
+    </w:p>
+    <w:p>
+      <w:pPr>
         <w:spacing w:before="160" w:after="80"/>
       </w:pPr>
       <w:r>
@@ -29270,6 +32436,31 @@
     </w:p>
     <w:p>
       <w:pPr>
+        <w:spacing w:before="0" w:after="0"/>
+      </w:pPr>
+    </w:p>
+    <w:p>
+      <w:pPr>
+        <w:spacing w:before="0" w:after="0"/>
+      </w:pPr>
+    </w:p>
+    <w:p>
+      <w:pPr>
+        <w:spacing w:before="0" w:after="0"/>
+      </w:pPr>
+    </w:p>
+    <w:p>
+      <w:pPr>
+        <w:spacing w:before="0" w:after="0"/>
+      </w:pPr>
+    </w:p>
+    <w:p>
+      <w:pPr>
+        <w:spacing w:before="0" w:after="0"/>
+      </w:pPr>
+    </w:p>
+    <w:p>
+      <w:pPr>
         <w:spacing w:before="160" w:after="80"/>
       </w:pPr>
       <w:r>
@@ -29587,6 +32778,46 @@
     </w:p>
     <w:p>
       <w:pPr>
+        <w:spacing w:before="0" w:after="0"/>
+      </w:pPr>
+    </w:p>
+    <w:p>
+      <w:pPr>
+        <w:spacing w:before="0" w:after="0"/>
+      </w:pPr>
+    </w:p>
+    <w:p>
+      <w:pPr>
+        <w:spacing w:before="0" w:after="0"/>
+      </w:pPr>
+    </w:p>
+    <w:p>
+      <w:pPr>
+        <w:spacing w:before="0" w:after="0"/>
+      </w:pPr>
+    </w:p>
+    <w:p>
+      <w:pPr>
+        <w:spacing w:before="0" w:after="0"/>
+      </w:pPr>
+    </w:p>
+    <w:p>
+      <w:pPr>
+        <w:spacing w:before="0" w:after="0"/>
+      </w:pPr>
+    </w:p>
+    <w:p>
+      <w:pPr>
+        <w:spacing w:before="0" w:after="0"/>
+      </w:pPr>
+    </w:p>
+    <w:p>
+      <w:pPr>
+        <w:spacing w:before="0" w:after="0"/>
+      </w:pPr>
+    </w:p>
+    <w:p>
+      <w:pPr>
         <w:spacing w:before="160" w:after="80"/>
       </w:pPr>
       <w:r>
@@ -29823,6 +33054,31 @@
     </w:p>
     <w:p>
       <w:pPr>
+        <w:spacing w:before="0" w:after="0"/>
+      </w:pPr>
+    </w:p>
+    <w:p>
+      <w:pPr>
+        <w:spacing w:before="0" w:after="0"/>
+      </w:pPr>
+    </w:p>
+    <w:p>
+      <w:pPr>
+        <w:spacing w:before="0" w:after="0"/>
+      </w:pPr>
+    </w:p>
+    <w:p>
+      <w:pPr>
+        <w:spacing w:before="0" w:after="0"/>
+      </w:pPr>
+    </w:p>
+    <w:p>
+      <w:pPr>
+        <w:spacing w:before="0" w:after="0"/>
+      </w:pPr>
+    </w:p>
+    <w:p>
+      <w:pPr>
         <w:spacing w:before="160" w:after="80"/>
       </w:pPr>
       <w:r>
@@ -30148,6 +33404,46 @@
     </w:p>
     <w:p>
       <w:pPr>
+        <w:spacing w:before="0" w:after="0"/>
+      </w:pPr>
+    </w:p>
+    <w:p>
+      <w:pPr>
+        <w:spacing w:before="0" w:after="0"/>
+      </w:pPr>
+    </w:p>
+    <w:p>
+      <w:pPr>
+        <w:spacing w:before="0" w:after="0"/>
+      </w:pPr>
+    </w:p>
+    <w:p>
+      <w:pPr>
+        <w:spacing w:before="0" w:after="0"/>
+      </w:pPr>
+    </w:p>
+    <w:p>
+      <w:pPr>
+        <w:spacing w:before="0" w:after="0"/>
+      </w:pPr>
+    </w:p>
+    <w:p>
+      <w:pPr>
+        <w:spacing w:before="0" w:after="0"/>
+      </w:pPr>
+    </w:p>
+    <w:p>
+      <w:pPr>
+        <w:spacing w:before="0" w:after="0"/>
+      </w:pPr>
+    </w:p>
+    <w:p>
+      <w:pPr>
+        <w:spacing w:before="0" w:after="0"/>
+      </w:pPr>
+    </w:p>
+    <w:p>
+      <w:pPr>
         <w:spacing w:before="160" w:after="80"/>
       </w:pPr>
       <w:r>
@@ -30437,6 +33733,46 @@
     </w:p>
     <w:p>
       <w:pPr>
+        <w:spacing w:before="0" w:after="0"/>
+      </w:pPr>
+    </w:p>
+    <w:p>
+      <w:pPr>
+        <w:spacing w:before="0" w:after="0"/>
+      </w:pPr>
+    </w:p>
+    <w:p>
+      <w:pPr>
+        <w:spacing w:before="0" w:after="0"/>
+      </w:pPr>
+    </w:p>
+    <w:p>
+      <w:pPr>
+        <w:spacing w:before="0" w:after="0"/>
+      </w:pPr>
+    </w:p>
+    <w:p>
+      <w:pPr>
+        <w:spacing w:before="0" w:after="0"/>
+      </w:pPr>
+    </w:p>
+    <w:p>
+      <w:pPr>
+        <w:spacing w:before="0" w:after="0"/>
+      </w:pPr>
+    </w:p>
+    <w:p>
+      <w:pPr>
+        <w:spacing w:before="0" w:after="0"/>
+      </w:pPr>
+    </w:p>
+    <w:p>
+      <w:pPr>
+        <w:spacing w:before="0" w:after="0"/>
+      </w:pPr>
+    </w:p>
+    <w:p>
+      <w:pPr>
         <w:spacing w:before="160" w:after="80"/>
       </w:pPr>
       <w:r>
@@ -30693,6 +34029,46 @@
         </w:rPr>
         <w:t>？</w:t>
       </w:r>
+    </w:p>
+    <w:p>
+      <w:pPr>
+        <w:spacing w:before="0" w:after="0"/>
+      </w:pPr>
+    </w:p>
+    <w:p>
+      <w:pPr>
+        <w:spacing w:before="0" w:after="0"/>
+      </w:pPr>
+    </w:p>
+    <w:p>
+      <w:pPr>
+        <w:spacing w:before="0" w:after="0"/>
+      </w:pPr>
+    </w:p>
+    <w:p>
+      <w:pPr>
+        <w:spacing w:before="0" w:after="0"/>
+      </w:pPr>
+    </w:p>
+    <w:p>
+      <w:pPr>
+        <w:spacing w:before="0" w:after="0"/>
+      </w:pPr>
+    </w:p>
+    <w:p>
+      <w:pPr>
+        <w:spacing w:before="0" w:after="0"/>
+      </w:pPr>
+    </w:p>
+    <w:p>
+      <w:pPr>
+        <w:spacing w:before="0" w:after="0"/>
+      </w:pPr>
+    </w:p>
+    <w:p>
+      <w:pPr>
+        <w:spacing w:before="0" w:after="0"/>
+      </w:pPr>
     </w:p>
     <w:p>
       <w:pPr>
@@ -31087,6 +34463,46 @@
     </w:p>
     <w:p>
       <w:pPr>
+        <w:spacing w:before="0" w:after="0"/>
+      </w:pPr>
+    </w:p>
+    <w:p>
+      <w:pPr>
+        <w:spacing w:before="0" w:after="0"/>
+      </w:pPr>
+    </w:p>
+    <w:p>
+      <w:pPr>
+        <w:spacing w:before="0" w:after="0"/>
+      </w:pPr>
+    </w:p>
+    <w:p>
+      <w:pPr>
+        <w:spacing w:before="0" w:after="0"/>
+      </w:pPr>
+    </w:p>
+    <w:p>
+      <w:pPr>
+        <w:spacing w:before="0" w:after="0"/>
+      </w:pPr>
+    </w:p>
+    <w:p>
+      <w:pPr>
+        <w:spacing w:before="0" w:after="0"/>
+      </w:pPr>
+    </w:p>
+    <w:p>
+      <w:pPr>
+        <w:spacing w:before="0" w:after="0"/>
+      </w:pPr>
+    </w:p>
+    <w:p>
+      <w:pPr>
+        <w:spacing w:before="0" w:after="0"/>
+      </w:pPr>
+    </w:p>
+    <w:p>
+      <w:pPr>
         <w:spacing w:before="160" w:after="80"/>
       </w:pPr>
       <w:r>
@@ -31549,6 +34965,46 @@
         </w:rPr>
         <w:t xml:space="preserve">反应</w:t>
       </w:r>
+    </w:p>
+    <w:p>
+      <w:pPr>
+        <w:spacing w:before="0" w:after="0"/>
+      </w:pPr>
+    </w:p>
+    <w:p>
+      <w:pPr>
+        <w:spacing w:before="0" w:after="0"/>
+      </w:pPr>
+    </w:p>
+    <w:p>
+      <w:pPr>
+        <w:spacing w:before="0" w:after="0"/>
+      </w:pPr>
+    </w:p>
+    <w:p>
+      <w:pPr>
+        <w:spacing w:before="0" w:after="0"/>
+      </w:pPr>
+    </w:p>
+    <w:p>
+      <w:pPr>
+        <w:spacing w:before="0" w:after="0"/>
+      </w:pPr>
+    </w:p>
+    <w:p>
+      <w:pPr>
+        <w:spacing w:before="0" w:after="0"/>
+      </w:pPr>
+    </w:p>
+    <w:p>
+      <w:pPr>
+        <w:spacing w:before="0" w:after="0"/>
+      </w:pPr>
+    </w:p>
+    <w:p>
+      <w:pPr>
+        <w:spacing w:before="0" w:after="0"/>
+      </w:pPr>
     </w:p>
     <w:p>
       <w:pPr>

--- a/00-首页/题组Word/习题书/第三篇-有机化学/2-立体化学-学生版-打印版.docx
+++ b/00-首页/题组Word/习题书/第三篇-有机化学/2-立体化学-学生版-打印版.docx
@@ -6,9 +6,8 @@
     <w:p>
       <w:pPr>
         <w:pStyle w:val="Heading1"/>
-        <w:spacing w:before="0" w:after="240"/>
+        <w:spacing w:before="280" w:after="120"/>
         <w:jc w:val="center"/>
-        <w:keepNext/>
       </w:pPr>
       <w:r>
         <w:rPr>
@@ -55,8 +54,7 @@
     <w:p>
       <w:pPr>
         <w:pStyle w:val="Heading2"/>
-        <w:spacing w:before="280" w:after="80"/>
-        <w:keepNext/>
+        <w:spacing w:before="280" w:after="120"/>
       </w:pPr>
       <w:r>
         <w:rPr>
@@ -70,8 +68,7 @@
     <w:p>
       <w:pPr>
         <w:pStyle w:val="Heading2"/>
-        <w:spacing w:before="280" w:after="80"/>
-        <w:keepNext/>
+        <w:spacing w:before="280" w:after="120"/>
       </w:pPr>
       <w:r>
         <w:rPr>
@@ -180,8 +177,7 @@
     <w:p>
       <w:pPr>
         <w:pStyle w:val="Heading2"/>
-        <w:spacing w:before="280" w:after="80"/>
-        <w:keepNext/>
+        <w:spacing w:before="280" w:after="120"/>
       </w:pPr>
       <w:r>
         <w:rPr>
@@ -602,8 +598,7 @@
     <w:p>
       <w:pPr>
         <w:pStyle w:val="Heading2"/>
-        <w:spacing w:before="280" w:after="80"/>
-        <w:keepNext/>
+        <w:spacing w:before="280" w:after="120"/>
       </w:pPr>
       <w:r>
         <w:rPr>
@@ -972,8 +967,7 @@
     <w:p>
       <w:pPr>
         <w:pStyle w:val="Heading2"/>
-        <w:spacing w:before="280" w:after="80"/>
-        <w:keepNext/>
+        <w:spacing w:before="280" w:after="120"/>
       </w:pPr>
       <w:r>
         <w:rPr>
@@ -1106,8 +1100,7 @@
     <w:p>
       <w:pPr>
         <w:pStyle w:val="Heading2"/>
-        <w:spacing w:before="280" w:after="80"/>
-        <w:keepNext/>
+        <w:spacing w:before="280" w:after="120"/>
       </w:pPr>
       <w:r>
         <w:rPr>
@@ -1274,8 +1267,7 @@
     <w:p>
       <w:pPr>
         <w:pStyle w:val="Heading2"/>
-        <w:spacing w:before="280" w:after="80"/>
-        <w:keepNext/>
+        <w:spacing w:before="280" w:after="120"/>
       </w:pPr>
       <w:r>
         <w:rPr>
@@ -1484,8 +1476,7 @@
     <w:p>
       <w:pPr>
         <w:pStyle w:val="Heading2"/>
-        <w:spacing w:before="280" w:after="80"/>
-        <w:keepNext/>
+        <w:spacing w:before="280" w:after="120"/>
       </w:pPr>
       <w:r>
         <w:rPr>
@@ -1762,8 +1753,7 @@
     <w:p>
       <w:pPr>
         <w:pStyle w:val="Heading2"/>
-        <w:spacing w:before="280" w:after="80"/>
-        <w:keepNext/>
+        <w:spacing w:before="280" w:after="120"/>
       </w:pPr>
       <w:r>
         <w:rPr>
@@ -1930,8 +1920,7 @@
     <w:p>
       <w:pPr>
         <w:pStyle w:val="Heading2"/>
-        <w:spacing w:before="280" w:after="80"/>
-        <w:keepNext/>
+        <w:spacing w:before="280" w:after="120"/>
       </w:pPr>
       <w:r>
         <w:rPr>
@@ -2049,8 +2038,7 @@
     <w:p>
       <w:pPr>
         <w:pStyle w:val="Heading2"/>
-        <w:spacing w:before="280" w:after="80"/>
-        <w:keepNext/>
+        <w:spacing w:before="280" w:after="120"/>
       </w:pPr>
       <w:r>
         <w:rPr>
@@ -2174,8 +2162,7 @@
     <w:p>
       <w:pPr>
         <w:pStyle w:val="Heading2"/>
-        <w:spacing w:before="280" w:after="80"/>
-        <w:keepNext/>
+        <w:spacing w:before="280" w:after="120"/>
       </w:pPr>
       <w:r>
         <w:rPr>
@@ -2933,8 +2920,7 @@
     <w:p>
       <w:pPr>
         <w:pStyle w:val="Heading2"/>
-        <w:spacing w:before="280" w:after="80"/>
-        <w:keepNext/>
+        <w:spacing w:before="280" w:after="120"/>
       </w:pPr>
       <w:r>
         <w:rPr>
@@ -3254,8 +3240,7 @@
     <w:p>
       <w:pPr>
         <w:pStyle w:val="Heading2"/>
-        <w:spacing w:before="280" w:after="80"/>
-        <w:keepNext/>
+        <w:spacing w:before="280" w:after="120"/>
       </w:pPr>
       <w:r>
         <w:rPr>
@@ -3596,8 +3581,7 @@
     <w:p>
       <w:pPr>
         <w:pStyle w:val="Heading2"/>
-        <w:spacing w:before="280" w:after="80"/>
-        <w:keepNext/>
+        <w:spacing w:before="280" w:after="120"/>
       </w:pPr>
       <w:r>
         <w:rPr>
@@ -3758,8 +3742,7 @@
     <w:p>
       <w:pPr>
         <w:pStyle w:val="Heading2"/>
-        <w:spacing w:before="280" w:after="80"/>
-        <w:keepNext/>
+        <w:spacing w:before="280" w:after="120"/>
       </w:pPr>
       <w:r>
         <w:rPr>
@@ -3973,8 +3956,7 @@
     <w:p>
       <w:pPr>
         <w:pStyle w:val="Heading2"/>
-        <w:spacing w:before="280" w:after="80"/>
-        <w:keepNext/>
+        <w:spacing w:before="280" w:after="120"/>
       </w:pPr>
       <w:r>
         <w:rPr>
@@ -4192,8 +4174,7 @@
     <w:p>
       <w:pPr>
         <w:pStyle w:val="Heading2"/>
-        <w:spacing w:before="280" w:after="80"/>
-        <w:keepNext/>
+        <w:spacing w:before="280" w:after="120"/>
       </w:pPr>
       <w:r>
         <w:rPr>
@@ -4410,8 +4391,7 @@
     <w:p>
       <w:pPr>
         <w:pStyle w:val="Heading2"/>
-        <w:spacing w:before="280" w:after="80"/>
-        <w:keepNext/>
+        <w:spacing w:before="280" w:after="120"/>
       </w:pPr>
       <w:r>
         <w:rPr>
@@ -4772,8 +4752,7 @@
     <w:p>
       <w:pPr>
         <w:pStyle w:val="Heading2"/>
-        <w:spacing w:before="280" w:after="80"/>
-        <w:keepNext/>
+        <w:spacing w:before="280" w:after="120"/>
       </w:pPr>
       <w:r>
         <w:rPr>
@@ -4882,8 +4861,7 @@
     <w:p>
       <w:pPr>
         <w:pStyle w:val="Heading2"/>
-        <w:spacing w:before="280" w:after="80"/>
-        <w:keepNext/>
+        <w:spacing w:before="280" w:after="120"/>
       </w:pPr>
       <w:r>
         <w:rPr>
@@ -5044,8 +5022,7 @@
     <w:p>
       <w:pPr>
         <w:pStyle w:val="Heading2"/>
-        <w:spacing w:before="280" w:after="80"/>
-        <w:keepNext/>
+        <w:spacing w:before="280" w:after="120"/>
       </w:pPr>
       <w:r>
         <w:rPr>
@@ -5218,8 +5195,7 @@
     <w:p>
       <w:pPr>
         <w:pStyle w:val="Heading2"/>
-        <w:spacing w:before="280" w:after="80"/>
-        <w:keepNext/>
+        <w:spacing w:before="280" w:after="120"/>
       </w:pPr>
       <w:r>
         <w:rPr>
@@ -5358,8 +5334,7 @@
     <w:p>
       <w:pPr>
         <w:pStyle w:val="Heading2"/>
-        <w:spacing w:before="280" w:after="80"/>
-        <w:keepNext/>
+        <w:spacing w:before="280" w:after="120"/>
       </w:pPr>
       <w:r>
         <w:rPr>
@@ -5544,8 +5519,7 @@
     <w:p>
       <w:pPr>
         <w:pStyle w:val="Heading2"/>
-        <w:spacing w:before="280" w:after="80"/>
-        <w:keepNext/>
+        <w:spacing w:before="280" w:after="120"/>
       </w:pPr>
       <w:r>
         <w:rPr>
@@ -5754,8 +5728,7 @@
     <w:p>
       <w:pPr>
         <w:pStyle w:val="Heading2"/>
-        <w:spacing w:before="280" w:after="80"/>
-        <w:keepNext/>
+        <w:spacing w:before="280" w:after="120"/>
       </w:pPr>
       <w:r>
         <w:rPr>
@@ -5904,8 +5877,7 @@
     <w:p>
       <w:pPr>
         <w:pStyle w:val="Heading2"/>
-        <w:spacing w:before="280" w:after="80"/>
-        <w:keepNext/>
+        <w:spacing w:before="280" w:after="120"/>
       </w:pPr>
       <w:r>
         <w:rPr>
@@ -6063,8 +6035,7 @@
     <w:p>
       <w:pPr>
         <w:pStyle w:val="Heading2"/>
-        <w:spacing w:before="280" w:after="80"/>
-        <w:keepNext/>
+        <w:spacing w:before="280" w:after="120"/>
       </w:pPr>
       <w:r>
         <w:rPr>
@@ -6234,8 +6205,7 @@
     <w:p>
       <w:pPr>
         <w:pStyle w:val="Heading2"/>
-        <w:spacing w:before="280" w:after="80"/>
-        <w:keepNext/>
+        <w:spacing w:before="280" w:after="120"/>
       </w:pPr>
       <w:r>
         <w:rPr>
@@ -6393,8 +6363,7 @@
     <w:p>
       <w:pPr>
         <w:pStyle w:val="Heading2"/>
-        <w:spacing w:before="280" w:after="80"/>
-        <w:keepNext/>
+        <w:spacing w:before="280" w:after="120"/>
       </w:pPr>
       <w:r>
         <w:rPr>
@@ -6552,8 +6521,7 @@
     <w:p>
       <w:pPr>
         <w:pStyle w:val="Heading2"/>
-        <w:spacing w:before="280" w:after="80"/>
-        <w:keepNext/>
+        <w:spacing w:before="280" w:after="120"/>
       </w:pPr>
       <w:r>
         <w:rPr>
@@ -6711,8 +6679,7 @@
     <w:p>
       <w:pPr>
         <w:pStyle w:val="Heading2"/>
-        <w:spacing w:before="280" w:after="80"/>
-        <w:keepNext/>
+        <w:spacing w:before="280" w:after="120"/>
       </w:pPr>
       <w:r>
         <w:rPr>
@@ -6870,8 +6837,7 @@
     <w:p>
       <w:pPr>
         <w:pStyle w:val="Heading2"/>
-        <w:spacing w:before="280" w:after="80"/>
-        <w:keepNext/>
+        <w:spacing w:before="280" w:after="120"/>
       </w:pPr>
       <w:r>
         <w:rPr>
@@ -7029,8 +6995,7 @@
     <w:p>
       <w:pPr>
         <w:pStyle w:val="Heading2"/>
-        <w:spacing w:before="280" w:after="80"/>
-        <w:keepNext/>
+        <w:spacing w:before="280" w:after="120"/>
       </w:pPr>
       <w:r>
         <w:rPr>
@@ -7368,8 +7333,7 @@
     <w:p>
       <w:pPr>
         <w:pStyle w:val="Heading2"/>
-        <w:spacing w:before="280" w:after="80"/>
-        <w:keepNext/>
+        <w:spacing w:before="280" w:after="120"/>
       </w:pPr>
       <w:r>
         <w:rPr>
@@ -7527,8 +7491,7 @@
     <w:p>
       <w:pPr>
         <w:pStyle w:val="Heading2"/>
-        <w:spacing w:before="280" w:after="80"/>
-        <w:keepNext/>
+        <w:spacing w:before="280" w:after="120"/>
       </w:pPr>
       <w:r>
         <w:rPr>
@@ -7673,8 +7636,7 @@
     <w:p>
       <w:pPr>
         <w:pStyle w:val="Heading2"/>
-        <w:spacing w:before="280" w:after="80"/>
-        <w:keepNext/>
+        <w:spacing w:before="280" w:after="120"/>
       </w:pPr>
       <w:r>
         <w:rPr>
@@ -7792,8 +7754,7 @@
     <w:p>
       <w:pPr>
         <w:pStyle w:val="Heading2"/>
-        <w:spacing w:before="280" w:after="80"/>
-        <w:keepNext/>
+        <w:spacing w:before="280" w:after="120"/>
       </w:pPr>
       <w:r>
         <w:rPr>
@@ -7901,8 +7862,7 @@
     <w:p>
       <w:pPr>
         <w:pStyle w:val="Heading2"/>
-        <w:spacing w:before="280" w:after="80"/>
-        <w:keepNext/>
+        <w:spacing w:before="280" w:after="120"/>
       </w:pPr>
       <w:r>
         <w:rPr>
@@ -8020,8 +7980,7 @@
     <w:p>
       <w:pPr>
         <w:pStyle w:val="Heading2"/>
-        <w:spacing w:before="280" w:after="80"/>
-        <w:keepNext/>
+        <w:spacing w:before="280" w:after="120"/>
       </w:pPr>
       <w:r>
         <w:rPr>
@@ -8181,8 +8140,7 @@
     <w:p>
       <w:pPr>
         <w:pStyle w:val="Heading2"/>
-        <w:spacing w:before="280" w:after="80"/>
-        <w:keepNext/>
+        <w:spacing w:before="280" w:after="120"/>
       </w:pPr>
       <w:r>
         <w:rPr>
@@ -8290,8 +8248,7 @@
     <w:p>
       <w:pPr>
         <w:pStyle w:val="Heading2"/>
-        <w:spacing w:before="280" w:after="80"/>
-        <w:keepNext/>
+        <w:spacing w:before="280" w:after="120"/>
       </w:pPr>
       <w:r>
         <w:rPr>
@@ -8421,8 +8378,7 @@
     <w:p>
       <w:pPr>
         <w:pStyle w:val="Heading2"/>
-        <w:spacing w:before="280" w:after="80"/>
-        <w:keepNext/>
+        <w:spacing w:before="280" w:after="120"/>
       </w:pPr>
       <w:r>
         <w:rPr>
@@ -8613,8 +8569,7 @@
     <w:p>
       <w:pPr>
         <w:pStyle w:val="Heading2"/>
-        <w:spacing w:before="280" w:after="80"/>
-        <w:keepNext/>
+        <w:spacing w:before="280" w:after="120"/>
       </w:pPr>
       <w:r>
         <w:rPr>
@@ -9973,8 +9928,7 @@
     <w:p>
       <w:pPr>
         <w:pStyle w:val="Heading2"/>
-        <w:spacing w:before="280" w:after="80"/>
-        <w:keepNext/>
+        <w:spacing w:before="280" w:after="120"/>
       </w:pPr>
       <w:r>
         <w:rPr>
@@ -10296,8 +10250,7 @@
     <w:p>
       <w:pPr>
         <w:pStyle w:val="Heading2"/>
-        <w:spacing w:before="280" w:after="80"/>
-        <w:keepNext/>
+        <w:spacing w:before="280" w:after="120"/>
       </w:pPr>
       <w:r>
         <w:rPr>
@@ -10979,8 +10932,7 @@
     <w:p>
       <w:pPr>
         <w:pStyle w:val="Heading2"/>
-        <w:spacing w:before="280" w:after="80"/>
-        <w:keepNext/>
+        <w:spacing w:before="280" w:after="120"/>
       </w:pPr>
       <w:r>
         <w:rPr>
@@ -11282,8 +11234,7 @@
     <w:p>
       <w:pPr>
         <w:pStyle w:val="Heading2"/>
-        <w:spacing w:before="280" w:after="80"/>
-        <w:keepNext/>
+        <w:spacing w:before="280" w:after="120"/>
       </w:pPr>
       <w:r>
         <w:rPr>
@@ -11552,8 +11503,7 @@
     <w:p>
       <w:pPr>
         <w:pStyle w:val="Heading2"/>
-        <w:spacing w:before="280" w:after="80"/>
-        <w:keepNext/>
+        <w:spacing w:before="280" w:after="120"/>
       </w:pPr>
       <w:r>
         <w:rPr>
@@ -11925,8 +11875,7 @@
     <w:p>
       <w:pPr>
         <w:pStyle w:val="Heading2"/>
-        <w:spacing w:before="280" w:after="80"/>
-        <w:keepNext/>
+        <w:spacing w:before="280" w:after="120"/>
       </w:pPr>
       <w:r>
         <w:rPr>
@@ -12748,8 +12697,7 @@
     <w:p>
       <w:pPr>
         <w:pStyle w:val="Heading2"/>
-        <w:spacing w:before="280" w:after="80"/>
-        <w:keepNext/>
+        <w:spacing w:before="280" w:after="120"/>
       </w:pPr>
       <w:r>
         <w:rPr>
@@ -13280,8 +13228,7 @@
     <w:p>
       <w:pPr>
         <w:pStyle w:val="Heading2"/>
-        <w:spacing w:before="280" w:after="80"/>
-        <w:keepNext/>
+        <w:spacing w:before="280" w:after="120"/>
       </w:pPr>
       <w:r>
         <w:rPr>
@@ -14008,8 +13955,7 @@
     <w:p>
       <w:pPr>
         <w:pStyle w:val="Heading2"/>
-        <w:spacing w:before="280" w:after="80"/>
-        <w:keepNext/>
+        <w:spacing w:before="280" w:after="120"/>
       </w:pPr>
       <w:r>
         <w:rPr>
@@ -14435,8 +14381,7 @@
     <w:p>
       <w:pPr>
         <w:pStyle w:val="Heading2"/>
-        <w:spacing w:before="280" w:after="80"/>
-        <w:keepNext/>
+        <w:spacing w:before="280" w:after="120"/>
       </w:pPr>
       <w:r>
         <w:rPr>
@@ -14450,8 +14395,7 @@
     <w:p>
       <w:pPr>
         <w:pStyle w:val="Heading2"/>
-        <w:spacing w:before="280" w:after="80"/>
-        <w:keepNext/>
+        <w:spacing w:before="280" w:after="120"/>
       </w:pPr>
       <w:r>
         <w:rPr>
@@ -14652,8 +14596,7 @@
     <w:p>
       <w:pPr>
         <w:pStyle w:val="Heading2"/>
-        <w:spacing w:before="280" w:after="80"/>
-        <w:keepNext/>
+        <w:spacing w:before="280" w:after="120"/>
       </w:pPr>
       <w:r>
         <w:rPr>
@@ -14842,8 +14785,7 @@
     <w:p>
       <w:pPr>
         <w:pStyle w:val="Heading2"/>
-        <w:spacing w:before="280" w:after="80"/>
-        <w:keepNext/>
+        <w:spacing w:before="280" w:after="120"/>
       </w:pPr>
       <w:r>
         <w:rPr>
@@ -15129,8 +15071,7 @@
     <w:p>
       <w:pPr>
         <w:pStyle w:val="Heading2"/>
-        <w:spacing w:before="280" w:after="80"/>
-        <w:keepNext/>
+        <w:spacing w:before="280" w:after="120"/>
       </w:pPr>
       <w:r>
         <w:rPr>
@@ -15382,8 +15323,7 @@
     <w:p>
       <w:pPr>
         <w:pStyle w:val="Heading2"/>
-        <w:spacing w:before="280" w:after="80"/>
-        <w:keepNext/>
+        <w:spacing w:before="280" w:after="120"/>
       </w:pPr>
       <w:r>
         <w:rPr>
@@ -15611,8 +15551,7 @@
     <w:p>
       <w:pPr>
         <w:pStyle w:val="Heading2"/>
-        <w:spacing w:before="280" w:after="80"/>
-        <w:keepNext/>
+        <w:spacing w:before="280" w:after="120"/>
       </w:pPr>
       <w:r>
         <w:rPr>
@@ -15864,8 +15803,7 @@
     <w:p>
       <w:pPr>
         <w:pStyle w:val="Heading2"/>
-        <w:spacing w:before="280" w:after="80"/>
-        <w:keepNext/>
+        <w:spacing w:before="280" w:after="120"/>
       </w:pPr>
       <w:r>
         <w:rPr>
@@ -16087,8 +16025,7 @@
     <w:p>
       <w:pPr>
         <w:pStyle w:val="Heading2"/>
-        <w:spacing w:before="280" w:after="80"/>
-        <w:keepNext/>
+        <w:spacing w:before="280" w:after="120"/>
       </w:pPr>
       <w:r>
         <w:rPr>
@@ -16316,8 +16253,7 @@
     <w:p>
       <w:pPr>
         <w:pStyle w:val="Heading2"/>
-        <w:spacing w:before="280" w:after="80"/>
-        <w:keepNext/>
+        <w:spacing w:before="280" w:after="120"/>
       </w:pPr>
       <w:r>
         <w:rPr>
@@ -16512,8 +16448,7 @@
     <w:p>
       <w:pPr>
         <w:pStyle w:val="Heading2"/>
-        <w:spacing w:before="280" w:after="80"/>
-        <w:keepNext/>
+        <w:spacing w:before="280" w:after="120"/>
       </w:pPr>
       <w:r>
         <w:rPr>
@@ -16741,8 +16676,7 @@
     <w:p>
       <w:pPr>
         <w:pStyle w:val="Heading2"/>
-        <w:spacing w:before="280" w:after="80"/>
-        <w:keepNext/>
+        <w:spacing w:before="280" w:after="120"/>
       </w:pPr>
       <w:r>
         <w:rPr>
@@ -16955,8 +16889,7 @@
     <w:p>
       <w:pPr>
         <w:pStyle w:val="Heading2"/>
-        <w:spacing w:before="280" w:after="80"/>
-        <w:keepNext/>
+        <w:spacing w:before="280" w:after="120"/>
       </w:pPr>
       <w:r>
         <w:rPr>
@@ -17220,8 +17153,7 @@
     <w:p>
       <w:pPr>
         <w:pStyle w:val="Heading2"/>
-        <w:spacing w:before="280" w:after="80"/>
-        <w:keepNext/>
+        <w:spacing w:before="280" w:after="120"/>
       </w:pPr>
       <w:r>
         <w:rPr>
@@ -17491,8 +17423,7 @@
     <w:p>
       <w:pPr>
         <w:pStyle w:val="Heading2"/>
-        <w:spacing w:before="280" w:after="80"/>
-        <w:keepNext/>
+        <w:spacing w:before="280" w:after="120"/>
       </w:pPr>
       <w:r>
         <w:rPr>
@@ -17751,8 +17682,7 @@
     <w:p>
       <w:pPr>
         <w:pStyle w:val="Heading2"/>
-        <w:spacing w:before="280" w:after="80"/>
-        <w:keepNext/>
+        <w:spacing w:before="280" w:after="120"/>
       </w:pPr>
       <w:r>
         <w:rPr>
@@ -17984,8 +17914,7 @@
     <w:p>
       <w:pPr>
         <w:pStyle w:val="Heading2"/>
-        <w:spacing w:before="280" w:after="80"/>
-        <w:keepNext/>
+        <w:spacing w:before="280" w:after="120"/>
       </w:pPr>
       <w:r>
         <w:rPr>
@@ -18244,8 +18173,7 @@
     <w:p>
       <w:pPr>
         <w:pStyle w:val="Heading2"/>
-        <w:spacing w:before="280" w:after="80"/>
-        <w:keepNext/>
+        <w:spacing w:before="280" w:after="120"/>
       </w:pPr>
       <w:r>
         <w:rPr>
@@ -18541,8 +18469,7 @@
     <w:p>
       <w:pPr>
         <w:pStyle w:val="Heading2"/>
-        <w:spacing w:before="280" w:after="80"/>
-        <w:keepNext/>
+        <w:spacing w:before="280" w:after="120"/>
       </w:pPr>
       <w:r>
         <w:rPr>
@@ -18768,8 +18695,7 @@
     <w:p>
       <w:pPr>
         <w:pStyle w:val="Heading2"/>
-        <w:spacing w:before="280" w:after="80"/>
-        <w:keepNext/>
+        <w:spacing w:before="280" w:after="120"/>
       </w:pPr>
       <w:r>
         <w:rPr>
@@ -19091,8 +19017,7 @@
     <w:p>
       <w:pPr>
         <w:pStyle w:val="Heading2"/>
-        <w:spacing w:before="280" w:after="80"/>
-        <w:keepNext/>
+        <w:spacing w:before="280" w:after="120"/>
       </w:pPr>
       <w:r>
         <w:rPr>
@@ -19386,8 +19311,7 @@
     <w:p>
       <w:pPr>
         <w:pStyle w:val="Heading2"/>
-        <w:spacing w:before="280" w:after="80"/>
-        <w:keepNext/>
+        <w:spacing w:before="280" w:after="120"/>
       </w:pPr>
       <w:r>
         <w:rPr>
@@ -19717,8 +19641,7 @@
     <w:p>
       <w:pPr>
         <w:pStyle w:val="Heading2"/>
-        <w:spacing w:before="280" w:after="80"/>
-        <w:keepNext/>
+        <w:spacing w:before="280" w:after="120"/>
       </w:pPr>
       <w:r>
         <w:rPr>
@@ -19901,8 +19824,7 @@
     <w:p>
       <w:pPr>
         <w:pStyle w:val="Heading2"/>
-        <w:spacing w:before="280" w:after="80"/>
-        <w:keepNext/>
+        <w:spacing w:before="280" w:after="120"/>
       </w:pPr>
       <w:r>
         <w:rPr>
@@ -20172,8 +20094,7 @@
     <w:p>
       <w:pPr>
         <w:pStyle w:val="Heading2"/>
-        <w:spacing w:before="280" w:after="80"/>
-        <w:keepNext/>
+        <w:spacing w:before="280" w:after="120"/>
       </w:pPr>
       <w:r>
         <w:rPr>
@@ -20398,8 +20319,7 @@
     <w:p>
       <w:pPr>
         <w:pStyle w:val="Heading2"/>
-        <w:spacing w:before="280" w:after="80"/>
-        <w:keepNext/>
+        <w:spacing w:before="280" w:after="120"/>
       </w:pPr>
       <w:r>
         <w:rPr>
@@ -20618,8 +20538,7 @@
     <w:p>
       <w:pPr>
         <w:pStyle w:val="Heading2"/>
-        <w:spacing w:before="280" w:after="80"/>
-        <w:keepNext/>
+        <w:spacing w:before="280" w:after="120"/>
       </w:pPr>
       <w:r>
         <w:rPr>
@@ -20826,8 +20745,7 @@
     <w:p>
       <w:pPr>
         <w:pStyle w:val="Heading2"/>
-        <w:spacing w:before="280" w:after="80"/>
-        <w:keepNext/>
+        <w:spacing w:before="280" w:after="120"/>
       </w:pPr>
       <w:r>
         <w:rPr>
@@ -21058,8 +20976,7 @@
     <w:p>
       <w:pPr>
         <w:pStyle w:val="Heading2"/>
-        <w:spacing w:before="280" w:after="80"/>
-        <w:keepNext/>
+        <w:spacing w:before="280" w:after="120"/>
       </w:pPr>
       <w:r>
         <w:rPr>
@@ -21278,8 +21195,7 @@
     <w:p>
       <w:pPr>
         <w:pStyle w:val="Heading2"/>
-        <w:spacing w:before="280" w:after="80"/>
-        <w:keepNext/>
+        <w:spacing w:before="280" w:after="120"/>
       </w:pPr>
       <w:r>
         <w:rPr>
@@ -21625,8 +21541,7 @@
     <w:p>
       <w:pPr>
         <w:pStyle w:val="Heading2"/>
-        <w:spacing w:before="280" w:after="80"/>
-        <w:keepNext/>
+        <w:spacing w:before="280" w:after="120"/>
       </w:pPr>
       <w:r>
         <w:rPr>
@@ -21863,8 +21778,7 @@
     <w:p>
       <w:pPr>
         <w:pStyle w:val="Heading2"/>
-        <w:spacing w:before="280" w:after="80"/>
-        <w:keepNext/>
+        <w:spacing w:before="280" w:after="120"/>
       </w:pPr>
       <w:r>
         <w:rPr>
@@ -22143,8 +22057,7 @@
     <w:p>
       <w:pPr>
         <w:pStyle w:val="Heading2"/>
-        <w:spacing w:before="280" w:after="80"/>
-        <w:keepNext/>
+        <w:spacing w:before="280" w:after="120"/>
       </w:pPr>
       <w:r>
         <w:rPr>
@@ -22420,8 +22333,7 @@
     <w:p>
       <w:pPr>
         <w:pStyle w:val="Heading2"/>
-        <w:spacing w:before="280" w:after="80"/>
-        <w:keepNext/>
+        <w:spacing w:before="280" w:after="120"/>
       </w:pPr>
       <w:r>
         <w:rPr>
@@ -22646,8 +22558,7 @@
     <w:p>
       <w:pPr>
         <w:pStyle w:val="Heading2"/>
-        <w:spacing w:before="280" w:after="80"/>
-        <w:keepNext/>
+        <w:spacing w:before="280" w:after="120"/>
       </w:pPr>
       <w:r>
         <w:rPr>
@@ -22860,8 +22771,7 @@
     <w:p>
       <w:pPr>
         <w:pStyle w:val="Heading2"/>
-        <w:spacing w:before="280" w:after="80"/>
-        <w:keepNext/>
+        <w:spacing w:before="280" w:after="120"/>
       </w:pPr>
       <w:r>
         <w:rPr>
@@ -23092,8 +23002,7 @@
     <w:p>
       <w:pPr>
         <w:pStyle w:val="Heading2"/>
-        <w:spacing w:before="280" w:after="80"/>
-        <w:keepNext/>
+        <w:spacing w:before="280" w:after="120"/>
       </w:pPr>
       <w:r>
         <w:rPr>
@@ -23318,8 +23227,7 @@
     <w:p>
       <w:pPr>
         <w:pStyle w:val="Heading2"/>
-        <w:spacing w:before="280" w:after="80"/>
-        <w:keepNext/>
+        <w:spacing w:before="280" w:after="120"/>
       </w:pPr>
       <w:r>
         <w:rPr>
@@ -23544,8 +23452,7 @@
     <w:p>
       <w:pPr>
         <w:pStyle w:val="Heading2"/>
-        <w:spacing w:before="280" w:after="80"/>
-        <w:keepNext/>
+        <w:spacing w:before="280" w:after="120"/>
       </w:pPr>
       <w:r>
         <w:rPr>
@@ -23851,8 +23758,7 @@
     <w:p>
       <w:pPr>
         <w:pStyle w:val="Heading2"/>
-        <w:spacing w:before="280" w:after="80"/>
-        <w:keepNext/>
+        <w:spacing w:before="280" w:after="120"/>
       </w:pPr>
       <w:r>
         <w:rPr>
@@ -24201,8 +24107,7 @@
     <w:p>
       <w:pPr>
         <w:pStyle w:val="Heading2"/>
-        <w:spacing w:before="280" w:after="80"/>
-        <w:keepNext/>
+        <w:spacing w:before="280" w:after="120"/>
       </w:pPr>
       <w:r>
         <w:rPr>
@@ -24503,8 +24408,7 @@
     <w:p>
       <w:pPr>
         <w:pStyle w:val="Heading2"/>
-        <w:spacing w:before="280" w:after="80"/>
-        <w:keepNext/>
+        <w:spacing w:before="280" w:after="120"/>
       </w:pPr>
       <w:r>
         <w:rPr>
@@ -24735,8 +24639,7 @@
     <w:p>
       <w:pPr>
         <w:pStyle w:val="Heading2"/>
-        <w:spacing w:before="280" w:after="80"/>
-        <w:keepNext/>
+        <w:spacing w:before="280" w:after="120"/>
       </w:pPr>
       <w:r>
         <w:rPr>
@@ -24943,8 +24846,7 @@
     <w:p>
       <w:pPr>
         <w:pStyle w:val="Heading2"/>
-        <w:spacing w:before="280" w:after="80"/>
-        <w:keepNext/>
+        <w:spacing w:before="280" w:after="120"/>
       </w:pPr>
       <w:r>
         <w:rPr>
@@ -25380,8 +25282,7 @@
     <w:p>
       <w:pPr>
         <w:pStyle w:val="Heading2"/>
-        <w:spacing w:before="280" w:after="80"/>
-        <w:keepNext/>
+        <w:spacing w:before="280" w:after="120"/>
       </w:pPr>
       <w:r>
         <w:rPr>
@@ -26149,8 +26050,7 @@
     <w:p>
       <w:pPr>
         <w:pStyle w:val="Heading2"/>
-        <w:spacing w:before="280" w:after="80"/>
-        <w:keepNext/>
+        <w:spacing w:before="280" w:after="120"/>
       </w:pPr>
       <w:r>
         <w:rPr>
@@ -27432,8 +27332,7 @@
     <w:p>
       <w:pPr>
         <w:pStyle w:val="Heading2"/>
-        <w:spacing w:before="280" w:after="80"/>
-        <w:keepNext/>
+        <w:spacing w:before="280" w:after="120"/>
       </w:pPr>
       <w:r>
         <w:rPr>
@@ -28993,8 +28892,7 @@
     <w:p>
       <w:pPr>
         <w:pStyle w:val="Heading2"/>
-        <w:spacing w:before="280" w:after="80"/>
-        <w:keepNext/>
+        <w:spacing w:before="280" w:after="120"/>
       </w:pPr>
       <w:r>
         <w:rPr>
@@ -29285,8 +29183,7 @@
     <w:p>
       <w:pPr>
         <w:pStyle w:val="Heading2"/>
-        <w:spacing w:before="280" w:after="80"/>
-        <w:keepNext/>
+        <w:spacing w:before="280" w:after="120"/>
       </w:pPr>
       <w:r>
         <w:rPr>
@@ -29580,8 +29477,7 @@
     <w:p>
       <w:pPr>
         <w:pStyle w:val="Heading2"/>
-        <w:spacing w:before="280" w:after="80"/>
-        <w:keepNext/>
+        <w:spacing w:before="280" w:after="120"/>
       </w:pPr>
       <w:r>
         <w:rPr>
@@ -29788,8 +29684,7 @@
     <w:p>
       <w:pPr>
         <w:pStyle w:val="Heading2"/>
-        <w:spacing w:before="280" w:after="80"/>
-        <w:keepNext/>
+        <w:spacing w:before="280" w:after="120"/>
       </w:pPr>
       <w:r>
         <w:rPr>
@@ -30784,8 +30679,7 @@
     <w:p>
       <w:pPr>
         <w:pStyle w:val="Heading2"/>
-        <w:spacing w:before="280" w:after="80"/>
-        <w:keepNext/>
+        <w:spacing w:before="280" w:after="120"/>
       </w:pPr>
       <w:r>
         <w:rPr>
@@ -31446,8 +31340,7 @@
     <w:p>
       <w:pPr>
         <w:pStyle w:val="Heading2"/>
-        <w:spacing w:before="280" w:after="80"/>
-        <w:keepNext/>
+        <w:spacing w:before="280" w:after="120"/>
       </w:pPr>
       <w:r>
         <w:rPr>
@@ -31942,8 +31835,7 @@
     <w:p>
       <w:pPr>
         <w:pStyle w:val="Heading2"/>
-        <w:spacing w:before="280" w:after="80"/>
-        <w:keepNext/>
+        <w:spacing w:before="280" w:after="120"/>
       </w:pPr>
       <w:r>
         <w:rPr>
@@ -32214,8 +32106,7 @@
     <w:p>
       <w:pPr>
         <w:pStyle w:val="Heading2"/>
-        <w:spacing w:before="280" w:after="80"/>
-        <w:keepNext/>
+        <w:spacing w:before="280" w:after="120"/>
       </w:pPr>
       <w:r>
         <w:rPr>
@@ -32474,8 +32365,7 @@
     <w:p>
       <w:pPr>
         <w:pStyle w:val="Heading2"/>
-        <w:spacing w:before="280" w:after="80"/>
-        <w:keepNext/>
+        <w:spacing w:before="280" w:after="120"/>
       </w:pPr>
       <w:r>
         <w:rPr>
@@ -32831,8 +32721,7 @@
     <w:p>
       <w:pPr>
         <w:pStyle w:val="Heading2"/>
-        <w:spacing w:before="280" w:after="80"/>
-        <w:keepNext/>
+        <w:spacing w:before="280" w:after="120"/>
       </w:pPr>
       <w:r>
         <w:rPr>
@@ -33092,8 +32981,7 @@
     <w:p>
       <w:pPr>
         <w:pStyle w:val="Heading2"/>
-        <w:spacing w:before="280" w:after="80"/>
-        <w:keepNext/>
+        <w:spacing w:before="280" w:after="120"/>
       </w:pPr>
       <w:r>
         <w:rPr>
@@ -33457,8 +33345,7 @@
     <w:p>
       <w:pPr>
         <w:pStyle w:val="Heading2"/>
-        <w:spacing w:before="280" w:after="80"/>
-        <w:keepNext/>
+        <w:spacing w:before="280" w:after="120"/>
       </w:pPr>
       <w:r>
         <w:rPr>
@@ -33786,8 +33673,7 @@
     <w:p>
       <w:pPr>
         <w:pStyle w:val="Heading2"/>
-        <w:spacing w:before="280" w:after="80"/>
-        <w:keepNext/>
+        <w:spacing w:before="280" w:after="120"/>
       </w:pPr>
       <w:r>
         <w:rPr>
@@ -34085,8 +33971,7 @@
     <w:p>
       <w:pPr>
         <w:pStyle w:val="Heading2"/>
-        <w:spacing w:before="280" w:after="80"/>
-        <w:keepNext/>
+        <w:spacing w:before="280" w:after="120"/>
       </w:pPr>
       <w:r>
         <w:rPr>
@@ -34516,8 +34401,7 @@
     <w:p>
       <w:pPr>
         <w:pStyle w:val="Heading2"/>
-        <w:spacing w:before="280" w:after="80"/>
-        <w:keepNext/>
+        <w:spacing w:before="280" w:after="120"/>
       </w:pPr>
       <w:r>
         <w:rPr>
@@ -35019,8 +34903,8 @@
     <w:bookmarkEnd w:id="542"/>
     <w:bookmarkEnd w:id="543"/>
     <w:sectPr>
+      <w:headerReference w:type="default" r:id="rId531"/>
       <w:footerReference w:type="default" r:id="rId9"/>
-      <w:headerReference w:type="default" r:id="rId10"/>
       <w:footnotePr>
         <w:numRestart w:val="eachSect"/>
       </w:footnotePr>
@@ -35039,88 +34923,123 @@
 <w:ftr xmlns:m="http://schemas.openxmlformats.org/officeDocument/2006/math" xmlns:mc="http://schemas.openxmlformats.org/markup-compatibility/2006" xmlns:mo="http://schemas.microsoft.com/office/mac/office/2008/main" xmlns:mv="urn:schemas-microsoft-com:mac:vml" xmlns:o="urn:schemas-microsoft-com:office:office" xmlns:r="http://schemas.openxmlformats.org/officeDocument/2006/relationships" xmlns:v="urn:schemas-microsoft-com:vml" xmlns:w10="urn:schemas-microsoft-com:office:word" xmlns:w14="http://schemas.microsoft.com/office/word/2010/wordml" xmlns:w="http://schemas.openxmlformats.org/wordprocessingml/2006/main" xmlns:wne="http://schemas.microsoft.com/office/word/2006/wordml" xmlns:wp14="http://schemas.microsoft.com/office/word/2010/wordprocessingDrawing" xmlns:wp="http://schemas.openxmlformats.org/drawingml/2006/wordprocessingDrawing" xmlns:wpc="http://schemas.microsoft.com/office/word/2010/wordprocessingCanvas" xmlns:wpg="http://schemas.microsoft.com/office/word/2010/wordprocessingGroup" xmlns:wpi="http://schemas.microsoft.com/office/word/2010/wordprocessingInk" xmlns:wps="http://schemas.microsoft.com/office/word/2010/wordprocessingShape" mc:Ignorable="w14 wp14">
   <w:p>
     <w:pPr>
+      <w:pStyle w:val="Footer"/>
       <w:jc w:val="center"/>
     </w:pPr>
     <w:r>
       <w:rPr>
+        <w:rFonts w:ascii="Times New Roman" w:hAnsi="Times New Roman" w:eastAsia="Times New Roman" w:cs="Times New Roman"/>
+        <w:b w:val="0"/>
         <w:color w:val="000000"/>
-        <w:sz w:val="18"/>
+        <w:sz w:val="20"/>
       </w:rPr>
       <w:t xml:space="preserve">第 </w:t>
     </w:r>
     <w:r>
       <w:rPr>
+        <w:rFonts w:ascii="Times New Roman" w:hAnsi="Times New Roman" w:eastAsia="Times New Roman" w:cs="Times New Roman"/>
+        <w:b w:val="0"/>
         <w:color w:val="000000"/>
-        <w:sz w:val="18"/>
+        <w:sz w:val="20"/>
       </w:rPr>
       <w:fldChar w:fldCharType="begin"/>
     </w:r>
     <w:r>
       <w:rPr>
-        <w:sz w:val="18"/>
+        <w:rFonts w:ascii="Times New Roman" w:hAnsi="Times New Roman" w:eastAsia="Times New Roman" w:cs="Times New Roman"/>
+        <w:b w:val="0"/>
+        <w:color w:val="000000"/>
+        <w:sz w:val="20"/>
       </w:rPr>
       <w:instrText xml:space="preserve"> PAGE </w:instrText>
     </w:r>
     <w:r>
       <w:rPr>
-        <w:sz w:val="18"/>
+        <w:rFonts w:ascii="Times New Roman" w:hAnsi="Times New Roman" w:eastAsia="Times New Roman" w:cs="Times New Roman"/>
+        <w:b w:val="0"/>
+        <w:color w:val="000000"/>
+        <w:sz w:val="20"/>
       </w:rPr>
       <w:fldChar w:fldCharType="separate"/>
     </w:r>
     <w:r>
       <w:rPr>
-        <w:sz w:val="18"/>
+        <w:rFonts w:ascii="Times New Roman" w:hAnsi="Times New Roman" w:eastAsia="Times New Roman" w:cs="Times New Roman"/>
+        <w:b w:val="0"/>
+        <w:color w:val="000000"/>
+        <w:sz w:val="20"/>
       </w:rPr>
       <w:t>1</w:t>
     </w:r>
     <w:r>
       <w:rPr>
-        <w:sz w:val="18"/>
+        <w:rFonts w:ascii="Times New Roman" w:hAnsi="Times New Roman" w:eastAsia="Times New Roman" w:cs="Times New Roman"/>
+        <w:b w:val="0"/>
+        <w:color w:val="000000"/>
+        <w:sz w:val="20"/>
       </w:rPr>
       <w:fldChar w:fldCharType="end"/>
     </w:r>
     <w:r>
       <w:rPr>
+        <w:rFonts w:ascii="Times New Roman" w:hAnsi="Times New Roman" w:eastAsia="Times New Roman" w:cs="Times New Roman"/>
+        <w:b w:val="0"/>
         <w:color w:val="000000"/>
-        <w:sz w:val="18"/>
+        <w:sz w:val="20"/>
       </w:rPr>
       <w:t xml:space="preserve"> 页 / 共 </w:t>
     </w:r>
     <w:r>
       <w:rPr>
+        <w:rFonts w:ascii="Times New Roman" w:hAnsi="Times New Roman" w:eastAsia="Times New Roman" w:cs="Times New Roman"/>
+        <w:b w:val="0"/>
         <w:color w:val="000000"/>
-        <w:sz w:val="18"/>
+        <w:sz w:val="20"/>
       </w:rPr>
       <w:fldChar w:fldCharType="begin"/>
     </w:r>
     <w:r>
       <w:rPr>
-        <w:sz w:val="18"/>
+        <w:rFonts w:ascii="Times New Roman" w:hAnsi="Times New Roman" w:eastAsia="Times New Roman" w:cs="Times New Roman"/>
+        <w:b w:val="0"/>
+        <w:color w:val="000000"/>
+        <w:sz w:val="20"/>
       </w:rPr>
       <w:instrText xml:space="preserve"> NUMPAGES </w:instrText>
     </w:r>
     <w:r>
       <w:rPr>
-        <w:sz w:val="18"/>
+        <w:rFonts w:ascii="Times New Roman" w:hAnsi="Times New Roman" w:eastAsia="Times New Roman" w:cs="Times New Roman"/>
+        <w:b w:val="0"/>
+        <w:color w:val="000000"/>
+        <w:sz w:val="20"/>
       </w:rPr>
       <w:fldChar w:fldCharType="separate"/>
     </w:r>
     <w:r>
       <w:rPr>
-        <w:sz w:val="18"/>
+        <w:rFonts w:ascii="Times New Roman" w:hAnsi="Times New Roman" w:eastAsia="Times New Roman" w:cs="Times New Roman"/>
+        <w:b w:val="0"/>
+        <w:color w:val="000000"/>
+        <w:sz w:val="20"/>
       </w:rPr>
       <w:t>1</w:t>
     </w:r>
     <w:r>
       <w:rPr>
-        <w:sz w:val="18"/>
+        <w:rFonts w:ascii="Times New Roman" w:hAnsi="Times New Roman" w:eastAsia="Times New Roman" w:cs="Times New Roman"/>
+        <w:b w:val="0"/>
+        <w:color w:val="000000"/>
+        <w:sz w:val="20"/>
       </w:rPr>
       <w:fldChar w:fldCharType="end"/>
     </w:r>
     <w:r>
       <w:rPr>
+        <w:rFonts w:ascii="Times New Roman" w:hAnsi="Times New Roman" w:eastAsia="Times New Roman" w:cs="Times New Roman"/>
+        <w:b w:val="0"/>
         <w:color w:val="000000"/>
-        <w:sz w:val="18"/>
+        <w:sz w:val="20"/>
       </w:rPr>
       <w:t xml:space="preserve"> 页</w:t>
     </w:r>
@@ -35158,10 +35077,12 @@
     </w:pPr>
     <w:r>
       <w:rPr>
+        <w:rFonts w:ascii="Times New Roman" w:hAnsi="Times New Roman" w:eastAsia="Times New Roman" w:cs="Times New Roman"/>
+        <w:b w:val="0"/>
         <w:color w:val="000000"/>
         <w:sz w:val="18"/>
       </w:rPr>
-      <w:t>第三篇 有机化学 · 第2章 立体化学-学生版</w:t>
+      <w:t xml:space="preserve">第 2 章 立体化学</w:t>
     </w:r>
   </w:p>
 </w:hdr>
@@ -35903,7 +35824,7 @@
     <ns0:rPr>
       <ns0:rFonts ns0:ascii="Times New Roman" ns0:cs="Times New Roman" ns0:eastAsia="SimHei" ns0:hAnsi="Times New Roman"/>
       <ns0:b/>
-      <ns0:color ns0:val="17324D"/>
+      <ns0:color ns0:val="000000"/>
       <ns0:sz ns0:val="44"/>
       <ns0:szCs ns0:val="56"/>
     </ns0:rPr>
@@ -36045,7 +35966,7 @@
     <ns0:rPr>
       <ns0:rFonts ns0:ascii="Times New Roman" ns0:cs="Times New Roman" ns0:eastAsia="SimHei" ns0:hAnsi="Times New Roman"/>
       <ns0:b/>
-      <ns0:color ns0:val="17324D"/>
+      <ns0:color ns0:val="000000"/>
       <ns0:sz ns0:val="32"/>
       <ns0:szCs ns0:val="40"/>
     </ns0:rPr>
@@ -36069,7 +35990,7 @@
     <ns0:rPr>
       <ns0:rFonts ns0:ascii="Times New Roman" ns0:cs="Times New Roman" ns0:eastAsia="SimHei" ns0:hAnsi="Times New Roman"/>
       <ns0:b/>
-      <ns0:color ns0:val="17324D"/>
+      <ns0:color ns0:val="000000"/>
       <ns0:sz ns0:val="28"/>
       <ns0:szCs ns0:val="32"/>
     </ns0:rPr>
@@ -36093,7 +36014,7 @@
     <ns0:rPr>
       <ns0:rFonts ns0:ascii="Times New Roman" ns0:cs="Times New Roman" ns0:eastAsia="SimHei" ns0:hAnsi="Times New Roman"/>
       <ns0:b/>
-      <ns0:color ns0:val="17324D"/>
+      <ns0:color ns0:val="000000"/>
       <ns0:sz ns0:val="25"/>
       <ns0:szCs ns0:val="28"/>
     </ns0:rPr>
@@ -36569,7 +36490,7 @@
     <w:rPr>
       <w:rFonts w:ascii="Times New Roman" w:hAnsi="Times New Roman" w:eastAsia="FangSong" w:cs="Times New Roman"/>
       <w:b/>
-      <w:color w:val="000000"/>
+      <w:color w:val="007020"/>
     </w:rPr>
   </w:style>
   <w:style w:type="character" w:customStyle="1" w:styleId="DataTypeTok">
@@ -36577,7 +36498,7 @@
     <w:basedOn w:val="VerbatimChar"/>
     <w:rPr>
       <w:rFonts w:ascii="Times New Roman" w:hAnsi="Times New Roman" w:eastAsia="FangSong" w:cs="Times New Roman"/>
-      <w:color w:val="000000"/>
+      <w:color w:val="902000"/>
     </w:rPr>
   </w:style>
   <w:style w:type="character" w:customStyle="1" w:styleId="DecValTok">
@@ -36585,7 +36506,7 @@
     <w:basedOn w:val="VerbatimChar"/>
     <w:rPr>
       <w:rFonts w:ascii="Times New Roman" w:hAnsi="Times New Roman" w:eastAsia="FangSong" w:cs="Times New Roman"/>
-      <w:color w:val="000000"/>
+      <w:color w:val="40a070"/>
     </w:rPr>
   </w:style>
   <w:style w:type="character" w:customStyle="1" w:styleId="BaseNTok">
@@ -36593,7 +36514,7 @@
     <w:basedOn w:val="VerbatimChar"/>
     <w:rPr>
       <w:rFonts w:ascii="Times New Roman" w:hAnsi="Times New Roman" w:eastAsia="FangSong" w:cs="Times New Roman"/>
-      <w:color w:val="000000"/>
+      <w:color w:val="40a070"/>
     </w:rPr>
   </w:style>
   <w:style w:type="character" w:customStyle="1" w:styleId="FloatTok">
@@ -36601,7 +36522,7 @@
     <w:basedOn w:val="VerbatimChar"/>
     <w:rPr>
       <w:rFonts w:ascii="Times New Roman" w:hAnsi="Times New Roman" w:eastAsia="FangSong" w:cs="Times New Roman"/>
-      <w:color w:val="000000"/>
+      <w:color w:val="40a070"/>
     </w:rPr>
   </w:style>
   <w:style w:type="character" w:customStyle="1" w:styleId="ConstantTok">
@@ -36609,7 +36530,7 @@
     <w:basedOn w:val="VerbatimChar"/>
     <w:rPr>
       <w:rFonts w:ascii="Times New Roman" w:hAnsi="Times New Roman" w:eastAsia="FangSong" w:cs="Times New Roman"/>
-      <w:color w:val="000000"/>
+      <w:color w:val="880000"/>
     </w:rPr>
   </w:style>
   <w:style w:type="character" w:customStyle="1" w:styleId="CharTok">
@@ -36617,7 +36538,7 @@
     <w:basedOn w:val="VerbatimChar"/>
     <w:rPr>
       <w:rFonts w:ascii="Times New Roman" w:hAnsi="Times New Roman" w:eastAsia="FangSong" w:cs="Times New Roman"/>
-      <w:color w:val="000000"/>
+      <w:color w:val="4070a0"/>
     </w:rPr>
   </w:style>
   <w:style w:type="character" w:customStyle="1" w:styleId="SpecialCharTok">
@@ -36625,7 +36546,7 @@
     <w:basedOn w:val="VerbatimChar"/>
     <w:rPr>
       <w:rFonts w:ascii="Times New Roman" w:hAnsi="Times New Roman" w:eastAsia="FangSong" w:cs="Times New Roman"/>
-      <w:color w:val="000000"/>
+      <w:color w:val="4070a0"/>
     </w:rPr>
   </w:style>
   <w:style w:type="character" w:customStyle="1" w:styleId="StringTok">
@@ -36633,7 +36554,7 @@
     <w:basedOn w:val="VerbatimChar"/>
     <w:rPr>
       <w:rFonts w:ascii="Times New Roman" w:hAnsi="Times New Roman" w:eastAsia="FangSong" w:cs="Times New Roman"/>
-      <w:color w:val="000000"/>
+      <w:color w:val="4070a0"/>
     </w:rPr>
   </w:style>
   <w:style w:type="character" w:customStyle="1" w:styleId="VerbatimStringTok">
@@ -36641,7 +36562,7 @@
     <w:basedOn w:val="VerbatimChar"/>
     <w:rPr>
       <w:rFonts w:ascii="Times New Roman" w:hAnsi="Times New Roman" w:eastAsia="FangSong" w:cs="Times New Roman"/>
-      <w:color w:val="000000"/>
+      <w:color w:val="4070a0"/>
     </w:rPr>
   </w:style>
   <w:style w:type="character" w:customStyle="1" w:styleId="SpecialStringTok">
@@ -36649,7 +36570,7 @@
     <w:basedOn w:val="VerbatimChar"/>
     <w:rPr>
       <w:rFonts w:ascii="Times New Roman" w:hAnsi="Times New Roman" w:eastAsia="FangSong" w:cs="Times New Roman"/>
-      <w:color w:val="000000"/>
+      <w:color w:val="bb6688"/>
     </w:rPr>
   </w:style>
   <w:style w:type="character" w:customStyle="1" w:styleId="ImportTok">
@@ -36658,7 +36579,7 @@
     <w:rPr>
       <w:rFonts w:ascii="Times New Roman" w:hAnsi="Times New Roman" w:eastAsia="FangSong" w:cs="Times New Roman"/>
       <w:b/>
-      <w:color w:val="000000"/>
+      <w:color w:val="008000"/>
     </w:rPr>
   </w:style>
   <w:style w:type="character" w:customStyle="1" w:styleId="CommentTok">
@@ -36667,7 +36588,7 @@
     <w:rPr>
       <w:rFonts w:ascii="Times New Roman" w:hAnsi="Times New Roman" w:eastAsia="FangSong" w:cs="Times New Roman"/>
       <w:i/>
-      <w:color w:val="000000"/>
+      <w:color w:val="60a0b0"/>
     </w:rPr>
   </w:style>
   <w:style w:type="character" w:customStyle="1" w:styleId="DocumentationTok">
@@ -36676,7 +36597,7 @@
     <w:rPr>
       <w:rFonts w:ascii="Times New Roman" w:hAnsi="Times New Roman" w:eastAsia="FangSong" w:cs="Times New Roman"/>
       <w:i/>
-      <w:color w:val="000000"/>
+      <w:color w:val="ba2121"/>
     </w:rPr>
   </w:style>
   <w:style w:type="character" w:customStyle="1" w:styleId="AnnotationTok">
@@ -36686,7 +36607,7 @@
       <w:rFonts w:ascii="Times New Roman" w:hAnsi="Times New Roman" w:eastAsia="FangSong" w:cs="Times New Roman"/>
       <w:b/>
       <w:i/>
-      <w:color w:val="000000"/>
+      <w:color w:val="60a0b0"/>
     </w:rPr>
   </w:style>
   <w:style w:type="character" w:customStyle="1" w:styleId="CommentVarTok">
@@ -36696,7 +36617,7 @@
       <w:rFonts w:ascii="Times New Roman" w:hAnsi="Times New Roman" w:eastAsia="FangSong" w:cs="Times New Roman"/>
       <w:b/>
       <w:i/>
-      <w:color w:val="000000"/>
+      <w:color w:val="60a0b0"/>
     </w:rPr>
   </w:style>
   <w:style w:type="character" w:customStyle="1" w:styleId="OtherTok">
@@ -36704,7 +36625,7 @@
     <w:basedOn w:val="VerbatimChar"/>
     <w:rPr>
       <w:rFonts w:ascii="Times New Roman" w:hAnsi="Times New Roman" w:eastAsia="FangSong" w:cs="Times New Roman"/>
-      <w:color w:val="000000"/>
+      <w:color w:val="007020"/>
     </w:rPr>
   </w:style>
   <w:style w:type="character" w:customStyle="1" w:styleId="FunctionTok">
@@ -36712,7 +36633,7 @@
     <w:basedOn w:val="VerbatimChar"/>
     <w:rPr>
       <w:rFonts w:ascii="Times New Roman" w:hAnsi="Times New Roman" w:eastAsia="FangSong" w:cs="Times New Roman"/>
-      <w:color w:val="000000"/>
+      <w:color w:val="06287e"/>
     </w:rPr>
   </w:style>
   <w:style w:type="character" w:customStyle="1" w:styleId="VariableTok">
@@ -36720,7 +36641,7 @@
     <w:basedOn w:val="VerbatimChar"/>
     <w:rPr>
       <w:rFonts w:ascii="Times New Roman" w:hAnsi="Times New Roman" w:eastAsia="FangSong" w:cs="Times New Roman"/>
-      <w:color w:val="000000"/>
+      <w:color w:val="19177c"/>
     </w:rPr>
   </w:style>
   <w:style w:type="character" w:customStyle="1" w:styleId="ControlFlowTok">
@@ -36729,7 +36650,7 @@
     <w:rPr>
       <w:rFonts w:ascii="Times New Roman" w:hAnsi="Times New Roman" w:eastAsia="FangSong" w:cs="Times New Roman"/>
       <w:b/>
-      <w:color w:val="000000"/>
+      <w:color w:val="007020"/>
     </w:rPr>
   </w:style>
   <w:style w:type="character" w:customStyle="1" w:styleId="OperatorTok">
@@ -36737,7 +36658,7 @@
     <w:basedOn w:val="VerbatimChar"/>
     <w:rPr>
       <w:rFonts w:ascii="Times New Roman" w:hAnsi="Times New Roman" w:eastAsia="FangSong" w:cs="Times New Roman"/>
-      <w:color w:val="000000"/>
+      <w:color w:val="666666"/>
     </w:rPr>
   </w:style>
   <w:style w:type="character" w:customStyle="1" w:styleId="BuiltInTok">
@@ -36745,7 +36666,7 @@
     <w:basedOn w:val="VerbatimChar"/>
     <w:rPr>
       <w:rFonts w:ascii="Times New Roman" w:hAnsi="Times New Roman" w:eastAsia="FangSong" w:cs="Times New Roman"/>
-      <w:color w:val="000000"/>
+      <w:color w:val="008000"/>
     </w:rPr>
   </w:style>
   <w:style w:type="character" w:customStyle="1" w:styleId="ExtensionTok">
@@ -36760,7 +36681,7 @@
     <w:basedOn w:val="VerbatimChar"/>
     <w:rPr>
       <w:rFonts w:ascii="Times New Roman" w:hAnsi="Times New Roman" w:eastAsia="FangSong" w:cs="Times New Roman"/>
-      <w:color w:val="000000"/>
+      <w:color w:val="bc7a00"/>
     </w:rPr>
   </w:style>
   <w:style w:type="character" w:customStyle="1" w:styleId="AttributeTok">
@@ -36768,7 +36689,7 @@
     <w:basedOn w:val="VerbatimChar"/>
     <w:rPr>
       <w:rFonts w:ascii="Times New Roman" w:hAnsi="Times New Roman" w:eastAsia="FangSong" w:cs="Times New Roman"/>
-      <w:color w:val="000000"/>
+      <w:color w:val="7d9029"/>
     </w:rPr>
   </w:style>
   <w:style w:type="character" w:customStyle="1" w:styleId="RegionMarkerTok">
@@ -36785,7 +36706,7 @@
       <w:rFonts w:ascii="Times New Roman" w:hAnsi="Times New Roman" w:eastAsia="FangSong" w:cs="Times New Roman"/>
       <w:b/>
       <w:i/>
-      <w:color w:val="000000"/>
+      <w:color w:val="60a0b0"/>
     </w:rPr>
   </w:style>
   <w:style w:type="character" w:customStyle="1" w:styleId="WarningTok">
@@ -36795,7 +36716,7 @@
       <w:rFonts w:ascii="Times New Roman" w:hAnsi="Times New Roman" w:eastAsia="FangSong" w:cs="Times New Roman"/>
       <w:b/>
       <w:i/>
-      <w:color w:val="000000"/>
+      <w:color w:val="60a0b0"/>
     </w:rPr>
   </w:style>
   <w:style w:type="character" w:customStyle="1" w:styleId="AlertTok">
@@ -36804,7 +36725,7 @@
     <w:rPr>
       <w:rFonts w:ascii="Times New Roman" w:hAnsi="Times New Roman" w:eastAsia="FangSong" w:cs="Times New Roman"/>
       <w:b/>
-      <w:color w:val="000000"/>
+      <w:color w:val="ff0000"/>
     </w:rPr>
   </w:style>
   <w:style w:type="character" w:customStyle="1" w:styleId="ErrorTok">
@@ -36813,7 +36734,7 @@
     <w:rPr>
       <w:rFonts w:ascii="Times New Roman" w:hAnsi="Times New Roman" w:eastAsia="FangSong" w:cs="Times New Roman"/>
       <w:b/>
-      <w:color w:val="000000"/>
+      <w:color w:val="ff0000"/>
     </w:rPr>
   </w:style>
   <w:style w:type="character" w:customStyle="1" w:styleId="NormalTok">

--- a/00-首页/题组Word/习题书/第三篇-有机化学/2-立体化学-学生版-打印版.docx
+++ b/00-首页/题组Word/习题书/第三篇-有机化学/2-立体化学-学生版-打印版.docx
@@ -13585,7 +13585,7 @@
             <m:rPr>
               <m:sty m:val="p"/>
             </m:rPr>
-            <m:t>​</m:t>
+            <m:t xml:space="preserve"> </m:t>
           </m:r>
           <m:r>
             <m:rPr>
@@ -13597,7 +13597,7 @@
             <m:rPr>
               <m:sty m:val="p"/>
             </m:rPr>
-            <m:t>​</m:t>
+            <m:t xml:space="preserve"> </m:t>
           </m:r>
           <m:r>
             <m:rPr>
@@ -13627,7 +13627,7 @@
             <m:rPr>
               <m:sty m:val="p"/>
             </m:rPr>
-            <m:t>​</m:t>
+            <m:t xml:space="preserve"> </m:t>
           </m:r>
           <m:r>
             <m:rPr>
@@ -13639,7 +13639,7 @@
             <m:rPr>
               <m:sty m:val="p"/>
             </m:rPr>
-            <m:t>​</m:t>
+            <m:t xml:space="preserve"> </m:t>
           </m:r>
           <m:r>
             <m:rPr>
@@ -13669,7 +13669,7 @@
             <m:rPr>
               <m:sty m:val="p"/>
             </m:rPr>
-            <m:t>​</m:t>
+            <m:t xml:space="preserve"> </m:t>
           </m:r>
           <m:r>
             <m:rPr>
@@ -13681,7 +13681,7 @@
             <m:rPr>
               <m:sty m:val="p"/>
             </m:rPr>
-            <m:t>​</m:t>
+            <m:t xml:space="preserve"> </m:t>
           </m:r>
           <m:r>
             <m:rPr>

--- a/00-首页/题组Word/习题书/第三篇-有机化学/2-立体化学-学生版-打印版.docx
+++ b/00-首页/题组Word/习题书/第三篇-有机化学/2-立体化学-学生版-打印版.docx
@@ -25506,6 +25506,14 @@
       <w:tblPr>
         <w:tblStyle w:val="Table"/>
         <w:tblW w:type="auto" w:w="0"/>
+        <w:tblBorders>
+          <w:top w:val="single" w:sz="12" w:space="0" w:color="000000"/>
+          <w:left w:val="none" w:sz="0" w:space="0" w:color="auto"/>
+          <w:bottom w:val="single" w:sz="12" w:space="0" w:color="000000"/>
+          <w:right w:val="none" w:sz="0" w:space="0" w:color="auto"/>
+          <w:insideH w:val="none" w:sz="0" w:space="0" w:color="auto"/>
+          <w:insideV w:val="none" w:sz="0" w:space="0" w:color="auto"/>
+        </w:tblBorders>
         <w:tblLook w:firstRow="1" w:lastRow="0" w:firstColumn="0" w:lastColumn="0" w:noHBand="0" w:noVBand="0" w:val="0020"/>
       </w:tblPr>
       <w:tblGrid>
@@ -25520,7 +25528,11 @@
           <w:tblHeader w:val="on"/>
         </w:trPr>
         <w:tc>
-          <w:tcPr/>
+          <w:tcPr>
+            <w:tcBorders>
+              <w:bottom w:val="single" w:sz="8" w:space="0" w:color="000000"/>
+            </w:tcBorders>
+          </w:tcPr>
           <w:p>
             <w:pPr>
               <w:pStyle w:val="Compact"/>
@@ -25536,7 +25548,11 @@
           </w:p>
         </w:tc>
         <w:tc>
-          <w:tcPr/>
+          <w:tcPr>
+            <w:tcBorders>
+              <w:bottom w:val="single" w:sz="8" w:space="0" w:color="000000"/>
+            </w:tcBorders>
+          </w:tcPr>
           <w:p>
             <w:pPr>
               <w:pStyle w:val="Compact"/>
@@ -25552,7 +25568,11 @@
           </w:p>
         </w:tc>
         <w:tc>
-          <w:tcPr/>
+          <w:tcPr>
+            <w:tcBorders>
+              <w:bottom w:val="single" w:sz="8" w:space="0" w:color="000000"/>
+            </w:tcBorders>
+          </w:tcPr>
           <w:p>
             <w:pPr>
               <w:pStyle w:val="Compact"/>
@@ -25568,7 +25588,11 @@
           </w:p>
         </w:tc>
         <w:tc>
-          <w:tcPr/>
+          <w:tcPr>
+            <w:tcBorders>
+              <w:bottom w:val="single" w:sz="8" w:space="0" w:color="000000"/>
+            </w:tcBorders>
+          </w:tcPr>
           <w:p>
             <w:pPr>
               <w:pStyle w:val="Compact"/>
@@ -25584,7 +25608,11 @@
           </w:p>
         </w:tc>
         <w:tc>
-          <w:tcPr/>
+          <w:tcPr>
+            <w:tcBorders>
+              <w:bottom w:val="single" w:sz="8" w:space="0" w:color="000000"/>
+            </w:tcBorders>
+          </w:tcPr>
           <w:p>
             <w:pPr>
               <w:pStyle w:val="Compact"/>
@@ -28648,6 +28676,14 @@
       <w:tblPr>
         <w:tblStyle w:val="Table"/>
         <w:tblW w:type="auto" w:w="0"/>
+        <w:tblBorders>
+          <w:top w:val="single" w:sz="12" w:space="0" w:color="000000"/>
+          <w:left w:val="none" w:sz="0" w:space="0" w:color="auto"/>
+          <w:bottom w:val="single" w:sz="12" w:space="0" w:color="000000"/>
+          <w:right w:val="none" w:sz="0" w:space="0" w:color="auto"/>
+          <w:insideH w:val="none" w:sz="0" w:space="0" w:color="auto"/>
+          <w:insideV w:val="none" w:sz="0" w:space="0" w:color="auto"/>
+        </w:tblBorders>
         <w:tblLook w:firstRow="1" w:lastRow="0" w:firstColumn="0" w:lastColumn="0" w:noHBand="0" w:noVBand="0" w:val="0020"/>
       </w:tblPr>
       <w:tblGrid>
@@ -28659,7 +28695,11 @@
           <w:tblHeader w:val="on"/>
         </w:trPr>
         <w:tc>
-          <w:tcPr/>
+          <w:tcPr>
+            <w:tcBorders>
+              <w:bottom w:val="single" w:sz="8" w:space="0" w:color="000000"/>
+            </w:tcBorders>
+          </w:tcPr>
           <w:p>
             <w:pPr>
               <w:pStyle w:val="Compact"/>
@@ -28675,7 +28715,11 @@
           </w:p>
         </w:tc>
         <w:tc>
-          <w:tcPr/>
+          <w:tcPr>
+            <w:tcBorders>
+              <w:bottom w:val="single" w:sz="8" w:space="0" w:color="000000"/>
+            </w:tcBorders>
+          </w:tcPr>
           <w:p>
             <w:pPr>
               <w:pStyle w:val="Compact"/>
@@ -34903,7 +34947,6 @@
     <w:bookmarkEnd w:id="542"/>
     <w:bookmarkEnd w:id="543"/>
     <w:sectPr>
-      <w:headerReference w:type="default" r:id="rId531"/>
       <w:footerReference w:type="default" r:id="rId9"/>
       <w:footnotePr>
         <w:numRestart w:val="eachSect"/>
@@ -34930,16 +34973,6 @@
       <w:rPr>
         <w:rFonts w:ascii="Times New Roman" w:hAnsi="Times New Roman" w:eastAsia="Times New Roman" w:cs="Times New Roman"/>
         <w:b w:val="0"/>
-        <w:color w:val="000000"/>
-        <w:sz w:val="20"/>
-      </w:rPr>
-      <w:t xml:space="preserve">第 </w:t>
-    </w:r>
-    <w:r>
-      <w:rPr>
-        <w:rFonts w:ascii="Times New Roman" w:hAnsi="Times New Roman" w:eastAsia="Times New Roman" w:cs="Times New Roman"/>
-        <w:b w:val="0"/>
-        <w:color w:val="000000"/>
         <w:sz w:val="20"/>
       </w:rPr>
       <w:fldChar w:fldCharType="begin"/>
@@ -34948,7 +34981,6 @@
       <w:rPr>
         <w:rFonts w:ascii="Times New Roman" w:hAnsi="Times New Roman" w:eastAsia="Times New Roman" w:cs="Times New Roman"/>
         <w:b w:val="0"/>
-        <w:color w:val="000000"/>
         <w:sz w:val="20"/>
       </w:rPr>
       <w:instrText xml:space="preserve"> PAGE </w:instrText>
@@ -34957,91 +34989,9 @@
       <w:rPr>
         <w:rFonts w:ascii="Times New Roman" w:hAnsi="Times New Roman" w:eastAsia="Times New Roman" w:cs="Times New Roman"/>
         <w:b w:val="0"/>
-        <w:color w:val="000000"/>
-        <w:sz w:val="20"/>
-      </w:rPr>
-      <w:fldChar w:fldCharType="separate"/>
-    </w:r>
-    <w:r>
-      <w:rPr>
-        <w:rFonts w:ascii="Times New Roman" w:hAnsi="Times New Roman" w:eastAsia="Times New Roman" w:cs="Times New Roman"/>
-        <w:b w:val="0"/>
-        <w:color w:val="000000"/>
-        <w:sz w:val="20"/>
-      </w:rPr>
-      <w:t>1</w:t>
-    </w:r>
-    <w:r>
-      <w:rPr>
-        <w:rFonts w:ascii="Times New Roman" w:hAnsi="Times New Roman" w:eastAsia="Times New Roman" w:cs="Times New Roman"/>
-        <w:b w:val="0"/>
-        <w:color w:val="000000"/>
         <w:sz w:val="20"/>
       </w:rPr>
       <w:fldChar w:fldCharType="end"/>
-    </w:r>
-    <w:r>
-      <w:rPr>
-        <w:rFonts w:ascii="Times New Roman" w:hAnsi="Times New Roman" w:eastAsia="Times New Roman" w:cs="Times New Roman"/>
-        <w:b w:val="0"/>
-        <w:color w:val="000000"/>
-        <w:sz w:val="20"/>
-      </w:rPr>
-      <w:t xml:space="preserve"> 页 / 共 </w:t>
-    </w:r>
-    <w:r>
-      <w:rPr>
-        <w:rFonts w:ascii="Times New Roman" w:hAnsi="Times New Roman" w:eastAsia="Times New Roman" w:cs="Times New Roman"/>
-        <w:b w:val="0"/>
-        <w:color w:val="000000"/>
-        <w:sz w:val="20"/>
-      </w:rPr>
-      <w:fldChar w:fldCharType="begin"/>
-    </w:r>
-    <w:r>
-      <w:rPr>
-        <w:rFonts w:ascii="Times New Roman" w:hAnsi="Times New Roman" w:eastAsia="Times New Roman" w:cs="Times New Roman"/>
-        <w:b w:val="0"/>
-        <w:color w:val="000000"/>
-        <w:sz w:val="20"/>
-      </w:rPr>
-      <w:instrText xml:space="preserve"> NUMPAGES </w:instrText>
-    </w:r>
-    <w:r>
-      <w:rPr>
-        <w:rFonts w:ascii="Times New Roman" w:hAnsi="Times New Roman" w:eastAsia="Times New Roman" w:cs="Times New Roman"/>
-        <w:b w:val="0"/>
-        <w:color w:val="000000"/>
-        <w:sz w:val="20"/>
-      </w:rPr>
-      <w:fldChar w:fldCharType="separate"/>
-    </w:r>
-    <w:r>
-      <w:rPr>
-        <w:rFonts w:ascii="Times New Roman" w:hAnsi="Times New Roman" w:eastAsia="Times New Roman" w:cs="Times New Roman"/>
-        <w:b w:val="0"/>
-        <w:color w:val="000000"/>
-        <w:sz w:val="20"/>
-      </w:rPr>
-      <w:t>1</w:t>
-    </w:r>
-    <w:r>
-      <w:rPr>
-        <w:rFonts w:ascii="Times New Roman" w:hAnsi="Times New Roman" w:eastAsia="Times New Roman" w:cs="Times New Roman"/>
-        <w:b w:val="0"/>
-        <w:color w:val="000000"/>
-        <w:sz w:val="20"/>
-      </w:rPr>
-      <w:fldChar w:fldCharType="end"/>
-    </w:r>
-    <w:r>
-      <w:rPr>
-        <w:rFonts w:ascii="Times New Roman" w:hAnsi="Times New Roman" w:eastAsia="Times New Roman" w:cs="Times New Roman"/>
-        <w:b w:val="0"/>
-        <w:color w:val="000000"/>
-        <w:sz w:val="20"/>
-      </w:rPr>
-      <w:t xml:space="preserve"> 页</w:t>
     </w:r>
   </w:p>
 </w:ftr>
@@ -35064,28 +35014,6 @@
     </w:p>
   </w:footnote>
 </w:footnotes>
-</file>
-
-<file path=word/header1.xml><?xml version="1.0" encoding="utf-8"?>
-<w:hdr xmlns:m="http://schemas.openxmlformats.org/officeDocument/2006/math" xmlns:mc="http://schemas.openxmlformats.org/markup-compatibility/2006" xmlns:mo="http://schemas.microsoft.com/office/mac/office/2008/main" xmlns:mv="urn:schemas-microsoft-com:mac:vml" xmlns:o="urn:schemas-microsoft-com:office:office" xmlns:r="http://schemas.openxmlformats.org/officeDocument/2006/relationships" xmlns:v="urn:schemas-microsoft-com:vml" xmlns:w10="urn:schemas-microsoft-com:office:word" xmlns:w14="http://schemas.microsoft.com/office/word/2010/wordml" xmlns:w="http://schemas.openxmlformats.org/wordprocessingml/2006/main" xmlns:wne="http://schemas.microsoft.com/office/word/2006/wordml" xmlns:wp14="http://schemas.microsoft.com/office/word/2010/wordprocessingDrawing" xmlns:wp="http://schemas.openxmlformats.org/drawingml/2006/wordprocessingDrawing" xmlns:wpc="http://schemas.microsoft.com/office/word/2010/wordprocessingCanvas" xmlns:wpg="http://schemas.microsoft.com/office/word/2010/wordprocessingGroup" xmlns:wpi="http://schemas.microsoft.com/office/word/2010/wordprocessingInk" xmlns:wps="http://schemas.microsoft.com/office/word/2010/wordprocessingShape" mc:Ignorable="w14 wp14">
-  <w:p>
-    <w:pPr>
-      <w:jc w:val="right"/>
-      <w:pBdr>
-        <w:bottom w:val="single" w:sz="4" w:space="2" w:color="000000"/>
-      </w:pBdr>
-    </w:pPr>
-    <w:r>
-      <w:rPr>
-        <w:rFonts w:ascii="Times New Roman" w:hAnsi="Times New Roman" w:eastAsia="Times New Roman" w:cs="Times New Roman"/>
-        <w:b w:val="0"/>
-        <w:color w:val="000000"/>
-        <w:sz w:val="18"/>
-      </w:rPr>
-      <w:t xml:space="preserve">第 2 章 立体化学</w:t>
-    </w:r>
-  </w:p>
-</w:hdr>
 </file>
 
 <file path=word/numbering.xml><?xml version="1.0" encoding="utf-8"?>
